--- a/pentru-editori/03-cancer/03-cancer.docx
+++ b/pentru-editori/03-cancer/03-cancer.docx
@@ -18,7 +18,15 @@
         <w:rPr>
           <w:i/>
         </w:rPr>
-        <w:t>Vă rugăm să completați coloanele „Decizie” și „Comentariu” direct în tabele (Aprobat / Respins / Amânat), fără să modificați structura lor. Alăturat: GHID.csv, conținutul integral al ghidului.</w:t>
+        <w:t>Vă rugăm să completați coloanele „Decizie” și „Comentariu” direct în tabele (Aprobat / Respins / Amânat), fără să modificați structura lor.</w:t>
+      </w:r>
+    </w:p>
+    <w:p>
+      <w:r>
+        <w:rPr>
+          <w:i/>
+        </w:rPr>
+        <w:t>Alăturat: GHID.csv, conținutul integral al ghidului, și „Decizii structurale comune”.</w:t>
       </w:r>
     </w:p>
     <w:p>
@@ -56,24 +64,25 @@
         <w:rPr>
           <w:color w:val="1C5D8C"/>
         </w:rPr>
-        <w:t>2. Chestiuni de decis</w:t>
+        <w:t>2. Probleme de decis</w:t>
       </w:r>
     </w:p>
     <w:tbl>
       <w:tblPr>
         <w:tblStyle w:val="LightGrid-Accent1"/>
         <w:tblW w:type="auto" w:w="0"/>
+        <w:tblLayout w:type="fixed"/>
         <w:tblLook w:firstColumn="1" w:firstRow="1" w:lastColumn="0" w:lastRow="0" w:noHBand="0" w:noVBand="1" w:val="04A0"/>
       </w:tblPr>
       <w:tblGrid>
-        <w:gridCol w:w="6400"/>
-        <w:gridCol w:w="2880"/>
-        <w:gridCol w:w="2880"/>
+        <w:gridCol w:w="4713"/>
+        <w:gridCol w:w="4713"/>
+        <w:gridCol w:w="4713"/>
       </w:tblGrid>
       <w:tr>
         <w:tc>
           <w:tcPr>
-            <w:tcW w:type="dxa" w:w="2880"/>
+            <w:tcW w:type="dxa" w:w="8400"/>
           </w:tcPr>
           <w:p>
             <w:r/>
@@ -82,13 +91,13 @@
                 <w:b/>
                 <w:i w:val="0"/>
               </w:rPr>
-              <w:t>Chestiune</w:t>
+              <w:t>Problemă</w:t>
             </w:r>
           </w:p>
         </w:tc>
         <w:tc>
           <w:tcPr>
-            <w:tcW w:type="dxa" w:w="2880"/>
+            <w:tcW w:type="dxa" w:w="2700"/>
           </w:tcPr>
           <w:p>
             <w:r/>
@@ -103,7 +112,7 @@
         </w:tc>
         <w:tc>
           <w:tcPr>
-            <w:tcW w:type="dxa" w:w="2880"/>
+            <w:tcW w:type="dxa" w:w="2700"/>
           </w:tcPr>
           <w:p>
             <w:r/>
@@ -120,7 +129,7 @@
       <w:tr>
         <w:tc>
           <w:tcPr>
-            <w:tcW w:type="dxa" w:w="6400"/>
+            <w:tcW w:type="dxa" w:w="8400"/>
           </w:tcPr>
           <w:p>
             <w:r/>
@@ -149,7 +158,7 @@
         </w:tc>
         <w:tc>
           <w:tcPr>
-            <w:tcW w:type="dxa" w:w="2880"/>
+            <w:tcW w:type="dxa" w:w="2700"/>
           </w:tcPr>
           <w:p>
             <w:r/>
@@ -163,7 +172,7 @@
         </w:tc>
         <w:tc>
           <w:tcPr>
-            <w:tcW w:type="dxa" w:w="2880"/>
+            <w:tcW w:type="dxa" w:w="2700"/>
           </w:tcPr>
           <w:p>
             <w:r/>
@@ -179,7 +188,7 @@
       <w:tr>
         <w:tc>
           <w:tcPr>
-            <w:tcW w:type="dxa" w:w="6400"/>
+            <w:tcW w:type="dxa" w:w="8400"/>
           </w:tcPr>
           <w:p>
             <w:r/>
@@ -208,7 +217,7 @@
         </w:tc>
         <w:tc>
           <w:tcPr>
-            <w:tcW w:type="dxa" w:w="2880"/>
+            <w:tcW w:type="dxa" w:w="2700"/>
           </w:tcPr>
           <w:p>
             <w:r/>
@@ -222,7 +231,7 @@
         </w:tc>
         <w:tc>
           <w:tcPr>
-            <w:tcW w:type="dxa" w:w="2880"/>
+            <w:tcW w:type="dxa" w:w="2700"/>
           </w:tcPr>
           <w:p>
             <w:r/>
@@ -238,7 +247,7 @@
       <w:tr>
         <w:tc>
           <w:tcPr>
-            <w:tcW w:type="dxa" w:w="6400"/>
+            <w:tcW w:type="dxa" w:w="8400"/>
           </w:tcPr>
           <w:p>
             <w:r/>
@@ -267,7 +276,7 @@
         </w:tc>
         <w:tc>
           <w:tcPr>
-            <w:tcW w:type="dxa" w:w="2880"/>
+            <w:tcW w:type="dxa" w:w="2700"/>
           </w:tcPr>
           <w:p>
             <w:r/>
@@ -281,7 +290,7 @@
         </w:tc>
         <w:tc>
           <w:tcPr>
-            <w:tcW w:type="dxa" w:w="2880"/>
+            <w:tcW w:type="dxa" w:w="2700"/>
           </w:tcPr>
           <w:p>
             <w:r/>
@@ -334,22 +343,23 @@
       <w:tblPr>
         <w:tblStyle w:val="LightGrid-Accent1"/>
         <w:tblW w:type="auto" w:w="0"/>
+        <w:tblLayout w:type="fixed"/>
         <w:tblLook w:firstColumn="1" w:firstRow="1" w:lastColumn="0" w:lastRow="0" w:noHBand="0" w:noVBand="1" w:val="04A0"/>
       </w:tblPr>
       <w:tblGrid>
-        <w:gridCol w:w="1080"/>
-        <w:gridCol w:w="1080"/>
-        <w:gridCol w:w="1080"/>
-        <w:gridCol w:w="1080"/>
-        <w:gridCol w:w="1080"/>
-        <w:gridCol w:w="1080"/>
-        <w:gridCol w:w="1080"/>
-        <w:gridCol w:w="1080"/>
+        <w:gridCol w:w="1767"/>
+        <w:gridCol w:w="1767"/>
+        <w:gridCol w:w="1767"/>
+        <w:gridCol w:w="1767"/>
+        <w:gridCol w:w="1767"/>
+        <w:gridCol w:w="1767"/>
+        <w:gridCol w:w="1767"/>
+        <w:gridCol w:w="1767"/>
       </w:tblGrid>
       <w:tr>
         <w:tc>
           <w:tcPr>
-            <w:tcW w:type="dxa" w:w="1080"/>
+            <w:tcW w:type="dxa" w:w="800"/>
           </w:tcPr>
           <w:p>
             <w:r/>
@@ -364,7 +374,7 @@
         </w:tc>
         <w:tc>
           <w:tcPr>
-            <w:tcW w:type="dxa" w:w="1080"/>
+            <w:tcW w:type="dxa" w:w="1800"/>
           </w:tcPr>
           <w:p>
             <w:r/>
@@ -379,7 +389,7 @@
         </w:tc>
         <w:tc>
           <w:tcPr>
-            <w:tcW w:type="dxa" w:w="1080"/>
+            <w:tcW w:type="dxa" w:w="3000"/>
           </w:tcPr>
           <w:p>
             <w:r/>
@@ -394,7 +404,7 @@
         </w:tc>
         <w:tc>
           <w:tcPr>
-            <w:tcW w:type="dxa" w:w="1080"/>
+            <w:tcW w:type="dxa" w:w="900"/>
           </w:tcPr>
           <w:p>
             <w:r/>
@@ -409,7 +419,7 @@
         </w:tc>
         <w:tc>
           <w:tcPr>
-            <w:tcW w:type="dxa" w:w="1080"/>
+            <w:tcW w:type="dxa" w:w="1100"/>
           </w:tcPr>
           <w:p>
             <w:r/>
@@ -424,7 +434,7 @@
         </w:tc>
         <w:tc>
           <w:tcPr>
-            <w:tcW w:type="dxa" w:w="1080"/>
+            <w:tcW w:type="dxa" w:w="3000"/>
           </w:tcPr>
           <w:p>
             <w:r/>
@@ -439,7 +449,7 @@
         </w:tc>
         <w:tc>
           <w:tcPr>
-            <w:tcW w:type="dxa" w:w="1080"/>
+            <w:tcW w:type="dxa" w:w="1500"/>
           </w:tcPr>
           <w:p>
             <w:r/>
@@ -454,7 +464,7 @@
         </w:tc>
         <w:tc>
           <w:tcPr>
-            <w:tcW w:type="dxa" w:w="1080"/>
+            <w:tcW w:type="dxa" w:w="1800"/>
           </w:tcPr>
           <w:p>
             <w:r/>
@@ -471,7 +481,7 @@
       <w:tr>
         <w:tc>
           <w:tcPr>
-            <w:tcW w:type="dxa" w:w="1080"/>
+            <w:tcW w:type="dxa" w:w="800"/>
           </w:tcPr>
           <w:p>
             <w:r/>
@@ -486,7 +496,7 @@
         </w:tc>
         <w:tc>
           <w:tcPr>
-            <w:tcW w:type="dxa" w:w="1080"/>
+            <w:tcW w:type="dxa" w:w="1800"/>
           </w:tcPr>
           <w:p>
             <w:r/>
@@ -501,7 +511,7 @@
         </w:tc>
         <w:tc>
           <w:tcPr>
-            <w:tcW w:type="dxa" w:w="1080"/>
+            <w:tcW w:type="dxa" w:w="3000"/>
           </w:tcPr>
           <w:p>
             <w:r/>
@@ -516,7 +526,7 @@
         </w:tc>
         <w:tc>
           <w:tcPr>
-            <w:tcW w:type="dxa" w:w="1080"/>
+            <w:tcW w:type="dxa" w:w="900"/>
           </w:tcPr>
           <w:p>
             <w:r/>
@@ -531,7 +541,7 @@
         </w:tc>
         <w:tc>
           <w:tcPr>
-            <w:tcW w:type="dxa" w:w="1080"/>
+            <w:tcW w:type="dxa" w:w="1100"/>
           </w:tcPr>
           <w:p>
             <w:r/>
@@ -546,7 +556,7 @@
         </w:tc>
         <w:tc>
           <w:tcPr>
-            <w:tcW w:type="dxa" w:w="1080"/>
+            <w:tcW w:type="dxa" w:w="3000"/>
           </w:tcPr>
           <w:p>
             <w:r/>
@@ -561,7 +571,7 @@
         </w:tc>
         <w:tc>
           <w:tcPr>
-            <w:tcW w:type="dxa" w:w="1080"/>
+            <w:tcW w:type="dxa" w:w="1500"/>
           </w:tcPr>
           <w:p>
             <w:r/>
@@ -575,7 +585,7 @@
         </w:tc>
         <w:tc>
           <w:tcPr>
-            <w:tcW w:type="dxa" w:w="1080"/>
+            <w:tcW w:type="dxa" w:w="1800"/>
           </w:tcPr>
           <w:p>
             <w:r/>
@@ -613,22 +623,23 @@
       <w:tblPr>
         <w:tblStyle w:val="LightGrid-Accent1"/>
         <w:tblW w:type="auto" w:w="0"/>
+        <w:tblLayout w:type="fixed"/>
         <w:tblLook w:firstColumn="1" w:firstRow="1" w:lastColumn="0" w:lastRow="0" w:noHBand="0" w:noVBand="1" w:val="04A0"/>
       </w:tblPr>
       <w:tblGrid>
-        <w:gridCol w:w="1080"/>
-        <w:gridCol w:w="1080"/>
-        <w:gridCol w:w="1080"/>
-        <w:gridCol w:w="1080"/>
-        <w:gridCol w:w="1080"/>
-        <w:gridCol w:w="1080"/>
-        <w:gridCol w:w="1080"/>
-        <w:gridCol w:w="1080"/>
+        <w:gridCol w:w="1767"/>
+        <w:gridCol w:w="1767"/>
+        <w:gridCol w:w="1767"/>
+        <w:gridCol w:w="1767"/>
+        <w:gridCol w:w="1767"/>
+        <w:gridCol w:w="1767"/>
+        <w:gridCol w:w="1767"/>
+        <w:gridCol w:w="1767"/>
       </w:tblGrid>
       <w:tr>
         <w:tc>
           <w:tcPr>
-            <w:tcW w:type="dxa" w:w="1080"/>
+            <w:tcW w:type="dxa" w:w="800"/>
           </w:tcPr>
           <w:p>
             <w:r/>
@@ -643,7 +654,7 @@
         </w:tc>
         <w:tc>
           <w:tcPr>
-            <w:tcW w:type="dxa" w:w="1080"/>
+            <w:tcW w:type="dxa" w:w="1800"/>
           </w:tcPr>
           <w:p>
             <w:r/>
@@ -658,7 +669,7 @@
         </w:tc>
         <w:tc>
           <w:tcPr>
-            <w:tcW w:type="dxa" w:w="1080"/>
+            <w:tcW w:type="dxa" w:w="3000"/>
           </w:tcPr>
           <w:p>
             <w:r/>
@@ -673,7 +684,7 @@
         </w:tc>
         <w:tc>
           <w:tcPr>
-            <w:tcW w:type="dxa" w:w="1080"/>
+            <w:tcW w:type="dxa" w:w="900"/>
           </w:tcPr>
           <w:p>
             <w:r/>
@@ -688,7 +699,7 @@
         </w:tc>
         <w:tc>
           <w:tcPr>
-            <w:tcW w:type="dxa" w:w="1080"/>
+            <w:tcW w:type="dxa" w:w="1100"/>
           </w:tcPr>
           <w:p>
             <w:r/>
@@ -703,7 +714,7 @@
         </w:tc>
         <w:tc>
           <w:tcPr>
-            <w:tcW w:type="dxa" w:w="1080"/>
+            <w:tcW w:type="dxa" w:w="3000"/>
           </w:tcPr>
           <w:p>
             <w:r/>
@@ -718,7 +729,7 @@
         </w:tc>
         <w:tc>
           <w:tcPr>
-            <w:tcW w:type="dxa" w:w="1080"/>
+            <w:tcW w:type="dxa" w:w="1500"/>
           </w:tcPr>
           <w:p>
             <w:r/>
@@ -733,7 +744,7 @@
         </w:tc>
         <w:tc>
           <w:tcPr>
-            <w:tcW w:type="dxa" w:w="1080"/>
+            <w:tcW w:type="dxa" w:w="1800"/>
           </w:tcPr>
           <w:p>
             <w:r/>
@@ -750,7 +761,7 @@
       <w:tr>
         <w:tc>
           <w:tcPr>
-            <w:tcW w:type="dxa" w:w="1080"/>
+            <w:tcW w:type="dxa" w:w="800"/>
           </w:tcPr>
           <w:p>
             <w:r/>
@@ -765,7 +776,7 @@
         </w:tc>
         <w:tc>
           <w:tcPr>
-            <w:tcW w:type="dxa" w:w="1080"/>
+            <w:tcW w:type="dxa" w:w="1800"/>
           </w:tcPr>
           <w:p>
             <w:r/>
@@ -780,7 +791,7 @@
         </w:tc>
         <w:tc>
           <w:tcPr>
-            <w:tcW w:type="dxa" w:w="1080"/>
+            <w:tcW w:type="dxa" w:w="3000"/>
           </w:tcPr>
           <w:p>
             <w:r/>
@@ -795,7 +806,7 @@
         </w:tc>
         <w:tc>
           <w:tcPr>
-            <w:tcW w:type="dxa" w:w="1080"/>
+            <w:tcW w:type="dxa" w:w="900"/>
           </w:tcPr>
           <w:p>
             <w:r/>
@@ -810,7 +821,7 @@
         </w:tc>
         <w:tc>
           <w:tcPr>
-            <w:tcW w:type="dxa" w:w="1080"/>
+            <w:tcW w:type="dxa" w:w="1100"/>
           </w:tcPr>
           <w:p>
             <w:r/>
@@ -825,7 +836,7 @@
         </w:tc>
         <w:tc>
           <w:tcPr>
-            <w:tcW w:type="dxa" w:w="1080"/>
+            <w:tcW w:type="dxa" w:w="3000"/>
           </w:tcPr>
           <w:p>
             <w:r/>
@@ -840,7 +851,7 @@
         </w:tc>
         <w:tc>
           <w:tcPr>
-            <w:tcW w:type="dxa" w:w="1080"/>
+            <w:tcW w:type="dxa" w:w="1500"/>
           </w:tcPr>
           <w:p>
             <w:r/>
@@ -854,7 +865,7 @@
         </w:tc>
         <w:tc>
           <w:tcPr>
-            <w:tcW w:type="dxa" w:w="1080"/>
+            <w:tcW w:type="dxa" w:w="1800"/>
           </w:tcPr>
           <w:p>
             <w:r/>
@@ -892,22 +903,23 @@
       <w:tblPr>
         <w:tblStyle w:val="LightGrid-Accent1"/>
         <w:tblW w:type="auto" w:w="0"/>
+        <w:tblLayout w:type="fixed"/>
         <w:tblLook w:firstColumn="1" w:firstRow="1" w:lastColumn="0" w:lastRow="0" w:noHBand="0" w:noVBand="1" w:val="04A0"/>
       </w:tblPr>
       <w:tblGrid>
-        <w:gridCol w:w="1080"/>
-        <w:gridCol w:w="1080"/>
-        <w:gridCol w:w="1080"/>
-        <w:gridCol w:w="1080"/>
-        <w:gridCol w:w="1080"/>
-        <w:gridCol w:w="1080"/>
-        <w:gridCol w:w="1080"/>
-        <w:gridCol w:w="1080"/>
+        <w:gridCol w:w="1767"/>
+        <w:gridCol w:w="1767"/>
+        <w:gridCol w:w="1767"/>
+        <w:gridCol w:w="1767"/>
+        <w:gridCol w:w="1767"/>
+        <w:gridCol w:w="1767"/>
+        <w:gridCol w:w="1767"/>
+        <w:gridCol w:w="1767"/>
       </w:tblGrid>
       <w:tr>
         <w:tc>
           <w:tcPr>
-            <w:tcW w:type="dxa" w:w="1080"/>
+            <w:tcW w:type="dxa" w:w="800"/>
           </w:tcPr>
           <w:p>
             <w:r/>
@@ -922,7 +934,7 @@
         </w:tc>
         <w:tc>
           <w:tcPr>
-            <w:tcW w:type="dxa" w:w="1080"/>
+            <w:tcW w:type="dxa" w:w="1800"/>
           </w:tcPr>
           <w:p>
             <w:r/>
@@ -937,7 +949,7 @@
         </w:tc>
         <w:tc>
           <w:tcPr>
-            <w:tcW w:type="dxa" w:w="1080"/>
+            <w:tcW w:type="dxa" w:w="3000"/>
           </w:tcPr>
           <w:p>
             <w:r/>
@@ -952,7 +964,7 @@
         </w:tc>
         <w:tc>
           <w:tcPr>
-            <w:tcW w:type="dxa" w:w="1080"/>
+            <w:tcW w:type="dxa" w:w="900"/>
           </w:tcPr>
           <w:p>
             <w:r/>
@@ -967,7 +979,7 @@
         </w:tc>
         <w:tc>
           <w:tcPr>
-            <w:tcW w:type="dxa" w:w="1080"/>
+            <w:tcW w:type="dxa" w:w="1100"/>
           </w:tcPr>
           <w:p>
             <w:r/>
@@ -982,7 +994,7 @@
         </w:tc>
         <w:tc>
           <w:tcPr>
-            <w:tcW w:type="dxa" w:w="1080"/>
+            <w:tcW w:type="dxa" w:w="3000"/>
           </w:tcPr>
           <w:p>
             <w:r/>
@@ -997,7 +1009,7 @@
         </w:tc>
         <w:tc>
           <w:tcPr>
-            <w:tcW w:type="dxa" w:w="1080"/>
+            <w:tcW w:type="dxa" w:w="1500"/>
           </w:tcPr>
           <w:p>
             <w:r/>
@@ -1012,7 +1024,7 @@
         </w:tc>
         <w:tc>
           <w:tcPr>
-            <w:tcW w:type="dxa" w:w="1080"/>
+            <w:tcW w:type="dxa" w:w="1800"/>
           </w:tcPr>
           <w:p>
             <w:r/>
@@ -1029,7 +1041,7 @@
       <w:tr>
         <w:tc>
           <w:tcPr>
-            <w:tcW w:type="dxa" w:w="1080"/>
+            <w:tcW w:type="dxa" w:w="800"/>
           </w:tcPr>
           <w:p>
             <w:r/>
@@ -1044,7 +1056,7 @@
         </w:tc>
         <w:tc>
           <w:tcPr>
-            <w:tcW w:type="dxa" w:w="1080"/>
+            <w:tcW w:type="dxa" w:w="1800"/>
           </w:tcPr>
           <w:p>
             <w:r/>
@@ -1059,7 +1071,7 @@
         </w:tc>
         <w:tc>
           <w:tcPr>
-            <w:tcW w:type="dxa" w:w="1080"/>
+            <w:tcW w:type="dxa" w:w="3000"/>
           </w:tcPr>
           <w:p>
             <w:r/>
@@ -1074,7 +1086,7 @@
         </w:tc>
         <w:tc>
           <w:tcPr>
-            <w:tcW w:type="dxa" w:w="1080"/>
+            <w:tcW w:type="dxa" w:w="900"/>
           </w:tcPr>
           <w:p>
             <w:r/>
@@ -1089,7 +1101,7 @@
         </w:tc>
         <w:tc>
           <w:tcPr>
-            <w:tcW w:type="dxa" w:w="1080"/>
+            <w:tcW w:type="dxa" w:w="1100"/>
           </w:tcPr>
           <w:p>
             <w:r/>
@@ -1104,7 +1116,7 @@
         </w:tc>
         <w:tc>
           <w:tcPr>
-            <w:tcW w:type="dxa" w:w="1080"/>
+            <w:tcW w:type="dxa" w:w="3000"/>
           </w:tcPr>
           <w:p>
             <w:r/>
@@ -1119,7 +1131,7 @@
         </w:tc>
         <w:tc>
           <w:tcPr>
-            <w:tcW w:type="dxa" w:w="1080"/>
+            <w:tcW w:type="dxa" w:w="1500"/>
           </w:tcPr>
           <w:p>
             <w:r/>
@@ -1133,7 +1145,7 @@
         </w:tc>
         <w:tc>
           <w:tcPr>
-            <w:tcW w:type="dxa" w:w="1080"/>
+            <w:tcW w:type="dxa" w:w="1800"/>
           </w:tcPr>
           <w:p>
             <w:r/>
@@ -1149,7 +1161,7 @@
       <w:tr>
         <w:tc>
           <w:tcPr>
-            <w:tcW w:type="dxa" w:w="1080"/>
+            <w:tcW w:type="dxa" w:w="800"/>
           </w:tcPr>
           <w:p>
             <w:r/>
@@ -1164,7 +1176,7 @@
         </w:tc>
         <w:tc>
           <w:tcPr>
-            <w:tcW w:type="dxa" w:w="1080"/>
+            <w:tcW w:type="dxa" w:w="1800"/>
           </w:tcPr>
           <w:p>
             <w:r/>
@@ -1179,7 +1191,7 @@
         </w:tc>
         <w:tc>
           <w:tcPr>
-            <w:tcW w:type="dxa" w:w="1080"/>
+            <w:tcW w:type="dxa" w:w="3000"/>
           </w:tcPr>
           <w:p>
             <w:r/>
@@ -1194,7 +1206,7 @@
         </w:tc>
         <w:tc>
           <w:tcPr>
-            <w:tcW w:type="dxa" w:w="1080"/>
+            <w:tcW w:type="dxa" w:w="900"/>
           </w:tcPr>
           <w:p>
             <w:r/>
@@ -1209,7 +1221,7 @@
         </w:tc>
         <w:tc>
           <w:tcPr>
-            <w:tcW w:type="dxa" w:w="1080"/>
+            <w:tcW w:type="dxa" w:w="1100"/>
           </w:tcPr>
           <w:p>
             <w:r/>
@@ -1224,7 +1236,7 @@
         </w:tc>
         <w:tc>
           <w:tcPr>
-            <w:tcW w:type="dxa" w:w="1080"/>
+            <w:tcW w:type="dxa" w:w="3000"/>
           </w:tcPr>
           <w:p>
             <w:r/>
@@ -1239,7 +1251,7 @@
         </w:tc>
         <w:tc>
           <w:tcPr>
-            <w:tcW w:type="dxa" w:w="1080"/>
+            <w:tcW w:type="dxa" w:w="1500"/>
           </w:tcPr>
           <w:p>
             <w:r/>
@@ -1253,7 +1265,7 @@
         </w:tc>
         <w:tc>
           <w:tcPr>
-            <w:tcW w:type="dxa" w:w="1080"/>
+            <w:tcW w:type="dxa" w:w="1800"/>
           </w:tcPr>
           <w:p>
             <w:r/>
@@ -1269,7 +1281,7 @@
       <w:tr>
         <w:tc>
           <w:tcPr>
-            <w:tcW w:type="dxa" w:w="1080"/>
+            <w:tcW w:type="dxa" w:w="800"/>
           </w:tcPr>
           <w:p>
             <w:r/>
@@ -1284,7 +1296,7 @@
         </w:tc>
         <w:tc>
           <w:tcPr>
-            <w:tcW w:type="dxa" w:w="1080"/>
+            <w:tcW w:type="dxa" w:w="1800"/>
           </w:tcPr>
           <w:p>
             <w:r/>
@@ -1299,7 +1311,7 @@
         </w:tc>
         <w:tc>
           <w:tcPr>
-            <w:tcW w:type="dxa" w:w="1080"/>
+            <w:tcW w:type="dxa" w:w="3000"/>
           </w:tcPr>
           <w:p>
             <w:r/>
@@ -1314,7 +1326,7 @@
         </w:tc>
         <w:tc>
           <w:tcPr>
-            <w:tcW w:type="dxa" w:w="1080"/>
+            <w:tcW w:type="dxa" w:w="900"/>
           </w:tcPr>
           <w:p>
             <w:r/>
@@ -1329,7 +1341,7 @@
         </w:tc>
         <w:tc>
           <w:tcPr>
-            <w:tcW w:type="dxa" w:w="1080"/>
+            <w:tcW w:type="dxa" w:w="1100"/>
           </w:tcPr>
           <w:p>
             <w:r/>
@@ -1344,7 +1356,7 @@
         </w:tc>
         <w:tc>
           <w:tcPr>
-            <w:tcW w:type="dxa" w:w="1080"/>
+            <w:tcW w:type="dxa" w:w="3000"/>
           </w:tcPr>
           <w:p>
             <w:r/>
@@ -1359,7 +1371,7 @@
         </w:tc>
         <w:tc>
           <w:tcPr>
-            <w:tcW w:type="dxa" w:w="1080"/>
+            <w:tcW w:type="dxa" w:w="1500"/>
           </w:tcPr>
           <w:p>
             <w:r/>
@@ -1373,7 +1385,7 @@
         </w:tc>
         <w:tc>
           <w:tcPr>
-            <w:tcW w:type="dxa" w:w="1080"/>
+            <w:tcW w:type="dxa" w:w="1800"/>
           </w:tcPr>
           <w:p>
             <w:r/>
@@ -1411,22 +1423,23 @@
       <w:tblPr>
         <w:tblStyle w:val="LightGrid-Accent1"/>
         <w:tblW w:type="auto" w:w="0"/>
+        <w:tblLayout w:type="fixed"/>
         <w:tblLook w:firstColumn="1" w:firstRow="1" w:lastColumn="0" w:lastRow="0" w:noHBand="0" w:noVBand="1" w:val="04A0"/>
       </w:tblPr>
       <w:tblGrid>
-        <w:gridCol w:w="1080"/>
-        <w:gridCol w:w="1080"/>
-        <w:gridCol w:w="1080"/>
-        <w:gridCol w:w="1080"/>
-        <w:gridCol w:w="1080"/>
-        <w:gridCol w:w="1080"/>
-        <w:gridCol w:w="1080"/>
-        <w:gridCol w:w="1080"/>
+        <w:gridCol w:w="1767"/>
+        <w:gridCol w:w="1767"/>
+        <w:gridCol w:w="1767"/>
+        <w:gridCol w:w="1767"/>
+        <w:gridCol w:w="1767"/>
+        <w:gridCol w:w="1767"/>
+        <w:gridCol w:w="1767"/>
+        <w:gridCol w:w="1767"/>
       </w:tblGrid>
       <w:tr>
         <w:tc>
           <w:tcPr>
-            <w:tcW w:type="dxa" w:w="1080"/>
+            <w:tcW w:type="dxa" w:w="800"/>
           </w:tcPr>
           <w:p>
             <w:r/>
@@ -1441,7 +1454,7 @@
         </w:tc>
         <w:tc>
           <w:tcPr>
-            <w:tcW w:type="dxa" w:w="1080"/>
+            <w:tcW w:type="dxa" w:w="1800"/>
           </w:tcPr>
           <w:p>
             <w:r/>
@@ -1456,7 +1469,7 @@
         </w:tc>
         <w:tc>
           <w:tcPr>
-            <w:tcW w:type="dxa" w:w="1080"/>
+            <w:tcW w:type="dxa" w:w="3000"/>
           </w:tcPr>
           <w:p>
             <w:r/>
@@ -1471,7 +1484,7 @@
         </w:tc>
         <w:tc>
           <w:tcPr>
-            <w:tcW w:type="dxa" w:w="1080"/>
+            <w:tcW w:type="dxa" w:w="900"/>
           </w:tcPr>
           <w:p>
             <w:r/>
@@ -1486,7 +1499,7 @@
         </w:tc>
         <w:tc>
           <w:tcPr>
-            <w:tcW w:type="dxa" w:w="1080"/>
+            <w:tcW w:type="dxa" w:w="1100"/>
           </w:tcPr>
           <w:p>
             <w:r/>
@@ -1501,7 +1514,7 @@
         </w:tc>
         <w:tc>
           <w:tcPr>
-            <w:tcW w:type="dxa" w:w="1080"/>
+            <w:tcW w:type="dxa" w:w="3000"/>
           </w:tcPr>
           <w:p>
             <w:r/>
@@ -1516,7 +1529,7 @@
         </w:tc>
         <w:tc>
           <w:tcPr>
-            <w:tcW w:type="dxa" w:w="1080"/>
+            <w:tcW w:type="dxa" w:w="1500"/>
           </w:tcPr>
           <w:p>
             <w:r/>
@@ -1531,7 +1544,7 @@
         </w:tc>
         <w:tc>
           <w:tcPr>
-            <w:tcW w:type="dxa" w:w="1080"/>
+            <w:tcW w:type="dxa" w:w="1800"/>
           </w:tcPr>
           <w:p>
             <w:r/>
@@ -1548,7 +1561,7 @@
       <w:tr>
         <w:tc>
           <w:tcPr>
-            <w:tcW w:type="dxa" w:w="1080"/>
+            <w:tcW w:type="dxa" w:w="800"/>
           </w:tcPr>
           <w:p>
             <w:r/>
@@ -1563,7 +1576,7 @@
         </w:tc>
         <w:tc>
           <w:tcPr>
-            <w:tcW w:type="dxa" w:w="1080"/>
+            <w:tcW w:type="dxa" w:w="1800"/>
           </w:tcPr>
           <w:p>
             <w:r/>
@@ -1578,7 +1591,7 @@
         </w:tc>
         <w:tc>
           <w:tcPr>
-            <w:tcW w:type="dxa" w:w="1080"/>
+            <w:tcW w:type="dxa" w:w="3000"/>
           </w:tcPr>
           <w:p>
             <w:r/>
@@ -1593,7 +1606,7 @@
         </w:tc>
         <w:tc>
           <w:tcPr>
-            <w:tcW w:type="dxa" w:w="1080"/>
+            <w:tcW w:type="dxa" w:w="900"/>
           </w:tcPr>
           <w:p>
             <w:r/>
@@ -1608,7 +1621,7 @@
         </w:tc>
         <w:tc>
           <w:tcPr>
-            <w:tcW w:type="dxa" w:w="1080"/>
+            <w:tcW w:type="dxa" w:w="1100"/>
           </w:tcPr>
           <w:p>
             <w:r/>
@@ -1623,7 +1636,7 @@
         </w:tc>
         <w:tc>
           <w:tcPr>
-            <w:tcW w:type="dxa" w:w="1080"/>
+            <w:tcW w:type="dxa" w:w="3000"/>
           </w:tcPr>
           <w:p>
             <w:r/>
@@ -1638,7 +1651,7 @@
         </w:tc>
         <w:tc>
           <w:tcPr>
-            <w:tcW w:type="dxa" w:w="1080"/>
+            <w:tcW w:type="dxa" w:w="1500"/>
           </w:tcPr>
           <w:p>
             <w:r/>
@@ -1652,7 +1665,7 @@
         </w:tc>
         <w:tc>
           <w:tcPr>
-            <w:tcW w:type="dxa" w:w="1080"/>
+            <w:tcW w:type="dxa" w:w="1800"/>
           </w:tcPr>
           <w:p>
             <w:r/>
@@ -1668,7 +1681,7 @@
       <w:tr>
         <w:tc>
           <w:tcPr>
-            <w:tcW w:type="dxa" w:w="1080"/>
+            <w:tcW w:type="dxa" w:w="800"/>
           </w:tcPr>
           <w:p>
             <w:r/>
@@ -1683,7 +1696,7 @@
         </w:tc>
         <w:tc>
           <w:tcPr>
-            <w:tcW w:type="dxa" w:w="1080"/>
+            <w:tcW w:type="dxa" w:w="1800"/>
           </w:tcPr>
           <w:p>
             <w:r/>
@@ -1698,7 +1711,7 @@
         </w:tc>
         <w:tc>
           <w:tcPr>
-            <w:tcW w:type="dxa" w:w="1080"/>
+            <w:tcW w:type="dxa" w:w="3000"/>
           </w:tcPr>
           <w:p>
             <w:r/>
@@ -1713,7 +1726,7 @@
         </w:tc>
         <w:tc>
           <w:tcPr>
-            <w:tcW w:type="dxa" w:w="1080"/>
+            <w:tcW w:type="dxa" w:w="900"/>
           </w:tcPr>
           <w:p>
             <w:r/>
@@ -1728,7 +1741,7 @@
         </w:tc>
         <w:tc>
           <w:tcPr>
-            <w:tcW w:type="dxa" w:w="1080"/>
+            <w:tcW w:type="dxa" w:w="1100"/>
           </w:tcPr>
           <w:p>
             <w:r/>
@@ -1743,7 +1756,7 @@
         </w:tc>
         <w:tc>
           <w:tcPr>
-            <w:tcW w:type="dxa" w:w="1080"/>
+            <w:tcW w:type="dxa" w:w="3000"/>
           </w:tcPr>
           <w:p>
             <w:r/>
@@ -1758,7 +1771,7 @@
         </w:tc>
         <w:tc>
           <w:tcPr>
-            <w:tcW w:type="dxa" w:w="1080"/>
+            <w:tcW w:type="dxa" w:w="1500"/>
           </w:tcPr>
           <w:p>
             <w:r/>
@@ -1772,7 +1785,7 @@
         </w:tc>
         <w:tc>
           <w:tcPr>
-            <w:tcW w:type="dxa" w:w="1080"/>
+            <w:tcW w:type="dxa" w:w="1800"/>
           </w:tcPr>
           <w:p>
             <w:r/>
@@ -1810,22 +1823,23 @@
       <w:tblPr>
         <w:tblStyle w:val="LightGrid-Accent1"/>
         <w:tblW w:type="auto" w:w="0"/>
+        <w:tblLayout w:type="fixed"/>
         <w:tblLook w:firstColumn="1" w:firstRow="1" w:lastColumn="0" w:lastRow="0" w:noHBand="0" w:noVBand="1" w:val="04A0"/>
       </w:tblPr>
       <w:tblGrid>
-        <w:gridCol w:w="1080"/>
-        <w:gridCol w:w="1080"/>
-        <w:gridCol w:w="1080"/>
-        <w:gridCol w:w="1080"/>
-        <w:gridCol w:w="1080"/>
-        <w:gridCol w:w="1080"/>
-        <w:gridCol w:w="1080"/>
-        <w:gridCol w:w="1080"/>
+        <w:gridCol w:w="1767"/>
+        <w:gridCol w:w="1767"/>
+        <w:gridCol w:w="1767"/>
+        <w:gridCol w:w="1767"/>
+        <w:gridCol w:w="1767"/>
+        <w:gridCol w:w="1767"/>
+        <w:gridCol w:w="1767"/>
+        <w:gridCol w:w="1767"/>
       </w:tblGrid>
       <w:tr>
         <w:tc>
           <w:tcPr>
-            <w:tcW w:type="dxa" w:w="1080"/>
+            <w:tcW w:type="dxa" w:w="800"/>
           </w:tcPr>
           <w:p>
             <w:r/>
@@ -1840,7 +1854,7 @@
         </w:tc>
         <w:tc>
           <w:tcPr>
-            <w:tcW w:type="dxa" w:w="1080"/>
+            <w:tcW w:type="dxa" w:w="1800"/>
           </w:tcPr>
           <w:p>
             <w:r/>
@@ -1855,7 +1869,7 @@
         </w:tc>
         <w:tc>
           <w:tcPr>
-            <w:tcW w:type="dxa" w:w="1080"/>
+            <w:tcW w:type="dxa" w:w="3000"/>
           </w:tcPr>
           <w:p>
             <w:r/>
@@ -1870,7 +1884,7 @@
         </w:tc>
         <w:tc>
           <w:tcPr>
-            <w:tcW w:type="dxa" w:w="1080"/>
+            <w:tcW w:type="dxa" w:w="900"/>
           </w:tcPr>
           <w:p>
             <w:r/>
@@ -1885,7 +1899,7 @@
         </w:tc>
         <w:tc>
           <w:tcPr>
-            <w:tcW w:type="dxa" w:w="1080"/>
+            <w:tcW w:type="dxa" w:w="1100"/>
           </w:tcPr>
           <w:p>
             <w:r/>
@@ -1900,7 +1914,7 @@
         </w:tc>
         <w:tc>
           <w:tcPr>
-            <w:tcW w:type="dxa" w:w="1080"/>
+            <w:tcW w:type="dxa" w:w="3000"/>
           </w:tcPr>
           <w:p>
             <w:r/>
@@ -1915,7 +1929,7 @@
         </w:tc>
         <w:tc>
           <w:tcPr>
-            <w:tcW w:type="dxa" w:w="1080"/>
+            <w:tcW w:type="dxa" w:w="1500"/>
           </w:tcPr>
           <w:p>
             <w:r/>
@@ -1930,7 +1944,7 @@
         </w:tc>
         <w:tc>
           <w:tcPr>
-            <w:tcW w:type="dxa" w:w="1080"/>
+            <w:tcW w:type="dxa" w:w="1800"/>
           </w:tcPr>
           <w:p>
             <w:r/>
@@ -1947,7 +1961,7 @@
       <w:tr>
         <w:tc>
           <w:tcPr>
-            <w:tcW w:type="dxa" w:w="1080"/>
+            <w:tcW w:type="dxa" w:w="800"/>
           </w:tcPr>
           <w:p>
             <w:r/>
@@ -1962,7 +1976,7 @@
         </w:tc>
         <w:tc>
           <w:tcPr>
-            <w:tcW w:type="dxa" w:w="1080"/>
+            <w:tcW w:type="dxa" w:w="1800"/>
           </w:tcPr>
           <w:p>
             <w:r/>
@@ -1977,7 +1991,7 @@
         </w:tc>
         <w:tc>
           <w:tcPr>
-            <w:tcW w:type="dxa" w:w="1080"/>
+            <w:tcW w:type="dxa" w:w="3000"/>
           </w:tcPr>
           <w:p>
             <w:r/>
@@ -1992,7 +2006,7 @@
         </w:tc>
         <w:tc>
           <w:tcPr>
-            <w:tcW w:type="dxa" w:w="1080"/>
+            <w:tcW w:type="dxa" w:w="900"/>
           </w:tcPr>
           <w:p>
             <w:r/>
@@ -2007,7 +2021,7 @@
         </w:tc>
         <w:tc>
           <w:tcPr>
-            <w:tcW w:type="dxa" w:w="1080"/>
+            <w:tcW w:type="dxa" w:w="1100"/>
           </w:tcPr>
           <w:p>
             <w:r/>
@@ -2022,7 +2036,7 @@
         </w:tc>
         <w:tc>
           <w:tcPr>
-            <w:tcW w:type="dxa" w:w="1080"/>
+            <w:tcW w:type="dxa" w:w="3000"/>
           </w:tcPr>
           <w:p>
             <w:r/>
@@ -2037,7 +2051,7 @@
         </w:tc>
         <w:tc>
           <w:tcPr>
-            <w:tcW w:type="dxa" w:w="1080"/>
+            <w:tcW w:type="dxa" w:w="1500"/>
           </w:tcPr>
           <w:p>
             <w:r/>
@@ -2051,7 +2065,7 @@
         </w:tc>
         <w:tc>
           <w:tcPr>
-            <w:tcW w:type="dxa" w:w="1080"/>
+            <w:tcW w:type="dxa" w:w="1800"/>
           </w:tcPr>
           <w:p>
             <w:r/>
@@ -2067,7 +2081,7 @@
       <w:tr>
         <w:tc>
           <w:tcPr>
-            <w:tcW w:type="dxa" w:w="1080"/>
+            <w:tcW w:type="dxa" w:w="800"/>
           </w:tcPr>
           <w:p>
             <w:r/>
@@ -2082,7 +2096,7 @@
         </w:tc>
         <w:tc>
           <w:tcPr>
-            <w:tcW w:type="dxa" w:w="1080"/>
+            <w:tcW w:type="dxa" w:w="1800"/>
           </w:tcPr>
           <w:p>
             <w:r/>
@@ -2097,7 +2111,7 @@
         </w:tc>
         <w:tc>
           <w:tcPr>
-            <w:tcW w:type="dxa" w:w="1080"/>
+            <w:tcW w:type="dxa" w:w="3000"/>
           </w:tcPr>
           <w:p>
             <w:r/>
@@ -2112,7 +2126,7 @@
         </w:tc>
         <w:tc>
           <w:tcPr>
-            <w:tcW w:type="dxa" w:w="1080"/>
+            <w:tcW w:type="dxa" w:w="900"/>
           </w:tcPr>
           <w:p>
             <w:r/>
@@ -2127,7 +2141,7 @@
         </w:tc>
         <w:tc>
           <w:tcPr>
-            <w:tcW w:type="dxa" w:w="1080"/>
+            <w:tcW w:type="dxa" w:w="1100"/>
           </w:tcPr>
           <w:p>
             <w:r/>
@@ -2142,7 +2156,7 @@
         </w:tc>
         <w:tc>
           <w:tcPr>
-            <w:tcW w:type="dxa" w:w="1080"/>
+            <w:tcW w:type="dxa" w:w="3000"/>
           </w:tcPr>
           <w:p>
             <w:r/>
@@ -2157,7 +2171,7 @@
         </w:tc>
         <w:tc>
           <w:tcPr>
-            <w:tcW w:type="dxa" w:w="1080"/>
+            <w:tcW w:type="dxa" w:w="1500"/>
           </w:tcPr>
           <w:p>
             <w:r/>
@@ -2171,7 +2185,7 @@
         </w:tc>
         <w:tc>
           <w:tcPr>
-            <w:tcW w:type="dxa" w:w="1080"/>
+            <w:tcW w:type="dxa" w:w="1800"/>
           </w:tcPr>
           <w:p>
             <w:r/>
@@ -2187,7 +2201,7 @@
       <w:tr>
         <w:tc>
           <w:tcPr>
-            <w:tcW w:type="dxa" w:w="1080"/>
+            <w:tcW w:type="dxa" w:w="800"/>
           </w:tcPr>
           <w:p>
             <w:r/>
@@ -2202,7 +2216,7 @@
         </w:tc>
         <w:tc>
           <w:tcPr>
-            <w:tcW w:type="dxa" w:w="1080"/>
+            <w:tcW w:type="dxa" w:w="1800"/>
           </w:tcPr>
           <w:p>
             <w:r/>
@@ -2217,7 +2231,7 @@
         </w:tc>
         <w:tc>
           <w:tcPr>
-            <w:tcW w:type="dxa" w:w="1080"/>
+            <w:tcW w:type="dxa" w:w="3000"/>
           </w:tcPr>
           <w:p>
             <w:r/>
@@ -2232,7 +2246,7 @@
         </w:tc>
         <w:tc>
           <w:tcPr>
-            <w:tcW w:type="dxa" w:w="1080"/>
+            <w:tcW w:type="dxa" w:w="900"/>
           </w:tcPr>
           <w:p>
             <w:r/>
@@ -2247,7 +2261,7 @@
         </w:tc>
         <w:tc>
           <w:tcPr>
-            <w:tcW w:type="dxa" w:w="1080"/>
+            <w:tcW w:type="dxa" w:w="1100"/>
           </w:tcPr>
           <w:p>
             <w:r/>
@@ -2262,7 +2276,7 @@
         </w:tc>
         <w:tc>
           <w:tcPr>
-            <w:tcW w:type="dxa" w:w="1080"/>
+            <w:tcW w:type="dxa" w:w="3000"/>
           </w:tcPr>
           <w:p>
             <w:r/>
@@ -2277,7 +2291,7 @@
         </w:tc>
         <w:tc>
           <w:tcPr>
-            <w:tcW w:type="dxa" w:w="1080"/>
+            <w:tcW w:type="dxa" w:w="1500"/>
           </w:tcPr>
           <w:p>
             <w:r/>
@@ -2291,7 +2305,7 @@
         </w:tc>
         <w:tc>
           <w:tcPr>
-            <w:tcW w:type="dxa" w:w="1080"/>
+            <w:tcW w:type="dxa" w:w="1800"/>
           </w:tcPr>
           <w:p>
             <w:r/>
@@ -2329,22 +2343,23 @@
       <w:tblPr>
         <w:tblStyle w:val="LightGrid-Accent1"/>
         <w:tblW w:type="auto" w:w="0"/>
+        <w:tblLayout w:type="fixed"/>
         <w:tblLook w:firstColumn="1" w:firstRow="1" w:lastColumn="0" w:lastRow="0" w:noHBand="0" w:noVBand="1" w:val="04A0"/>
       </w:tblPr>
       <w:tblGrid>
-        <w:gridCol w:w="1080"/>
-        <w:gridCol w:w="1080"/>
-        <w:gridCol w:w="1080"/>
-        <w:gridCol w:w="1080"/>
-        <w:gridCol w:w="1080"/>
-        <w:gridCol w:w="1080"/>
-        <w:gridCol w:w="1080"/>
-        <w:gridCol w:w="1080"/>
+        <w:gridCol w:w="1767"/>
+        <w:gridCol w:w="1767"/>
+        <w:gridCol w:w="1767"/>
+        <w:gridCol w:w="1767"/>
+        <w:gridCol w:w="1767"/>
+        <w:gridCol w:w="1767"/>
+        <w:gridCol w:w="1767"/>
+        <w:gridCol w:w="1767"/>
       </w:tblGrid>
       <w:tr>
         <w:tc>
           <w:tcPr>
-            <w:tcW w:type="dxa" w:w="1080"/>
+            <w:tcW w:type="dxa" w:w="800"/>
           </w:tcPr>
           <w:p>
             <w:r/>
@@ -2359,7 +2374,7 @@
         </w:tc>
         <w:tc>
           <w:tcPr>
-            <w:tcW w:type="dxa" w:w="1080"/>
+            <w:tcW w:type="dxa" w:w="1800"/>
           </w:tcPr>
           <w:p>
             <w:r/>
@@ -2374,7 +2389,7 @@
         </w:tc>
         <w:tc>
           <w:tcPr>
-            <w:tcW w:type="dxa" w:w="1080"/>
+            <w:tcW w:type="dxa" w:w="3000"/>
           </w:tcPr>
           <w:p>
             <w:r/>
@@ -2389,7 +2404,7 @@
         </w:tc>
         <w:tc>
           <w:tcPr>
-            <w:tcW w:type="dxa" w:w="1080"/>
+            <w:tcW w:type="dxa" w:w="900"/>
           </w:tcPr>
           <w:p>
             <w:r/>
@@ -2404,7 +2419,7 @@
         </w:tc>
         <w:tc>
           <w:tcPr>
-            <w:tcW w:type="dxa" w:w="1080"/>
+            <w:tcW w:type="dxa" w:w="1100"/>
           </w:tcPr>
           <w:p>
             <w:r/>
@@ -2419,7 +2434,7 @@
         </w:tc>
         <w:tc>
           <w:tcPr>
-            <w:tcW w:type="dxa" w:w="1080"/>
+            <w:tcW w:type="dxa" w:w="3000"/>
           </w:tcPr>
           <w:p>
             <w:r/>
@@ -2434,7 +2449,7 @@
         </w:tc>
         <w:tc>
           <w:tcPr>
-            <w:tcW w:type="dxa" w:w="1080"/>
+            <w:tcW w:type="dxa" w:w="1500"/>
           </w:tcPr>
           <w:p>
             <w:r/>
@@ -2449,7 +2464,7 @@
         </w:tc>
         <w:tc>
           <w:tcPr>
-            <w:tcW w:type="dxa" w:w="1080"/>
+            <w:tcW w:type="dxa" w:w="1800"/>
           </w:tcPr>
           <w:p>
             <w:r/>
@@ -2466,7 +2481,7 @@
       <w:tr>
         <w:tc>
           <w:tcPr>
-            <w:tcW w:type="dxa" w:w="1080"/>
+            <w:tcW w:type="dxa" w:w="800"/>
           </w:tcPr>
           <w:p>
             <w:r/>
@@ -2481,7 +2496,7 @@
         </w:tc>
         <w:tc>
           <w:tcPr>
-            <w:tcW w:type="dxa" w:w="1080"/>
+            <w:tcW w:type="dxa" w:w="1800"/>
           </w:tcPr>
           <w:p>
             <w:r/>
@@ -2496,7 +2511,7 @@
         </w:tc>
         <w:tc>
           <w:tcPr>
-            <w:tcW w:type="dxa" w:w="1080"/>
+            <w:tcW w:type="dxa" w:w="3000"/>
           </w:tcPr>
           <w:p>
             <w:r/>
@@ -2511,7 +2526,7 @@
         </w:tc>
         <w:tc>
           <w:tcPr>
-            <w:tcW w:type="dxa" w:w="1080"/>
+            <w:tcW w:type="dxa" w:w="900"/>
           </w:tcPr>
           <w:p>
             <w:r/>
@@ -2526,7 +2541,7 @@
         </w:tc>
         <w:tc>
           <w:tcPr>
-            <w:tcW w:type="dxa" w:w="1080"/>
+            <w:tcW w:type="dxa" w:w="1100"/>
           </w:tcPr>
           <w:p>
             <w:r/>
@@ -2541,7 +2556,7 @@
         </w:tc>
         <w:tc>
           <w:tcPr>
-            <w:tcW w:type="dxa" w:w="1080"/>
+            <w:tcW w:type="dxa" w:w="3000"/>
           </w:tcPr>
           <w:p>
             <w:r/>
@@ -2556,7 +2571,7 @@
         </w:tc>
         <w:tc>
           <w:tcPr>
-            <w:tcW w:type="dxa" w:w="1080"/>
+            <w:tcW w:type="dxa" w:w="1500"/>
           </w:tcPr>
           <w:p>
             <w:r/>
@@ -2570,7 +2585,7 @@
         </w:tc>
         <w:tc>
           <w:tcPr>
-            <w:tcW w:type="dxa" w:w="1080"/>
+            <w:tcW w:type="dxa" w:w="1800"/>
           </w:tcPr>
           <w:p>
             <w:r/>
@@ -2586,7 +2601,7 @@
       <w:tr>
         <w:tc>
           <w:tcPr>
-            <w:tcW w:type="dxa" w:w="1080"/>
+            <w:tcW w:type="dxa" w:w="800"/>
           </w:tcPr>
           <w:p>
             <w:r/>
@@ -2601,7 +2616,7 @@
         </w:tc>
         <w:tc>
           <w:tcPr>
-            <w:tcW w:type="dxa" w:w="1080"/>
+            <w:tcW w:type="dxa" w:w="1800"/>
           </w:tcPr>
           <w:p>
             <w:r/>
@@ -2616,7 +2631,7 @@
         </w:tc>
         <w:tc>
           <w:tcPr>
-            <w:tcW w:type="dxa" w:w="1080"/>
+            <w:tcW w:type="dxa" w:w="3000"/>
           </w:tcPr>
           <w:p>
             <w:r/>
@@ -2631,7 +2646,7 @@
         </w:tc>
         <w:tc>
           <w:tcPr>
-            <w:tcW w:type="dxa" w:w="1080"/>
+            <w:tcW w:type="dxa" w:w="900"/>
           </w:tcPr>
           <w:p>
             <w:r/>
@@ -2646,7 +2661,7 @@
         </w:tc>
         <w:tc>
           <w:tcPr>
-            <w:tcW w:type="dxa" w:w="1080"/>
+            <w:tcW w:type="dxa" w:w="1100"/>
           </w:tcPr>
           <w:p>
             <w:r/>
@@ -2661,7 +2676,7 @@
         </w:tc>
         <w:tc>
           <w:tcPr>
-            <w:tcW w:type="dxa" w:w="1080"/>
+            <w:tcW w:type="dxa" w:w="3000"/>
           </w:tcPr>
           <w:p>
             <w:r/>
@@ -2676,7 +2691,7 @@
         </w:tc>
         <w:tc>
           <w:tcPr>
-            <w:tcW w:type="dxa" w:w="1080"/>
+            <w:tcW w:type="dxa" w:w="1500"/>
           </w:tcPr>
           <w:p>
             <w:r/>
@@ -2690,7 +2705,7 @@
         </w:tc>
         <w:tc>
           <w:tcPr>
-            <w:tcW w:type="dxa" w:w="1080"/>
+            <w:tcW w:type="dxa" w:w="1800"/>
           </w:tcPr>
           <w:p>
             <w:r/>
@@ -2706,7 +2721,7 @@
       <w:tr>
         <w:tc>
           <w:tcPr>
-            <w:tcW w:type="dxa" w:w="1080"/>
+            <w:tcW w:type="dxa" w:w="800"/>
           </w:tcPr>
           <w:p>
             <w:r/>
@@ -2721,7 +2736,7 @@
         </w:tc>
         <w:tc>
           <w:tcPr>
-            <w:tcW w:type="dxa" w:w="1080"/>
+            <w:tcW w:type="dxa" w:w="1800"/>
           </w:tcPr>
           <w:p>
             <w:r/>
@@ -2736,7 +2751,7 @@
         </w:tc>
         <w:tc>
           <w:tcPr>
-            <w:tcW w:type="dxa" w:w="1080"/>
+            <w:tcW w:type="dxa" w:w="3000"/>
           </w:tcPr>
           <w:p>
             <w:r/>
@@ -2751,7 +2766,7 @@
         </w:tc>
         <w:tc>
           <w:tcPr>
-            <w:tcW w:type="dxa" w:w="1080"/>
+            <w:tcW w:type="dxa" w:w="900"/>
           </w:tcPr>
           <w:p>
             <w:r/>
@@ -2766,7 +2781,7 @@
         </w:tc>
         <w:tc>
           <w:tcPr>
-            <w:tcW w:type="dxa" w:w="1080"/>
+            <w:tcW w:type="dxa" w:w="1100"/>
           </w:tcPr>
           <w:p>
             <w:r/>
@@ -2781,7 +2796,7 @@
         </w:tc>
         <w:tc>
           <w:tcPr>
-            <w:tcW w:type="dxa" w:w="1080"/>
+            <w:tcW w:type="dxa" w:w="3000"/>
           </w:tcPr>
           <w:p>
             <w:r/>
@@ -2796,7 +2811,7 @@
         </w:tc>
         <w:tc>
           <w:tcPr>
-            <w:tcW w:type="dxa" w:w="1080"/>
+            <w:tcW w:type="dxa" w:w="1500"/>
           </w:tcPr>
           <w:p>
             <w:r/>
@@ -2810,7 +2825,7 @@
         </w:tc>
         <w:tc>
           <w:tcPr>
-            <w:tcW w:type="dxa" w:w="1080"/>
+            <w:tcW w:type="dxa" w:w="1800"/>
           </w:tcPr>
           <w:p>
             <w:r/>
@@ -2842,8 +2857,8 @@
       </w:r>
     </w:p>
     <w:sectPr>
-      <w:pgSz w:w="12240" w:h="15840"/>
-      <w:pgMar w:top="1440" w:right="1800" w:bottom="1440" w:left="1800" w:header="720" w:footer="720" w:gutter="0"/>
+      <w:pgSz w:w="15840" w:h="12240" w:orient="landscape"/>
+      <w:pgMar w:top="1440" w:right="850" w:bottom="1440" w:left="850" w:header="720" w:footer="720" w:gutter="0"/>
       <w:cols w:space="720"/>
       <w:docGrid w:linePitch="360"/>
     </w:sectPr>

--- a/pentru-editori/03-cancer/03-cancer.docx
+++ b/pentru-editori/03-cancer/03-cancer.docx
@@ -7,26 +7,47 @@
         <w:pStyle w:val="Heading1"/>
       </w:pPr>
       <w:r>
+        <w:t>Cancer — pachet de review</w:t>
+      </w:r>
+    </w:p>
+    <w:p>
+      <w:pPr>
+        <w:spacing w:after="40"/>
+      </w:pPr>
+      <w:r>
         <w:rPr>
-          <w:color w:val="1C5D8C"/>
+          <w:b/>
+          <w:color w:val="555555"/>
+          <w:sz w:val="21"/>
         </w:rPr>
-        <w:t>Cancer</w:t>
+        <w:t>Revizia ghidului de indicații radioimagistice aprobat în 2021 · document de lucru pentru editorul de capitol</w:t>
+      </w:r>
+    </w:p>
+    <w:p>
+      <w:pPr>
+        <w:spacing w:before="40" w:after="200"/>
+        <w:pBdr>
+          <w:bottom w:val="single" w:sz="6" w:space="1" w:color="1C5D8C"/>
+        </w:pBdr>
+      </w:pPr>
+    </w:p>
+    <w:p>
+      <w:r>
+        <w:t>Documentul cuprinde, pentru capitolul dumneavoastră: modificările deja aplicate (informativ), problemele rămase de decis, propunerile de conținut nou și duplicatele de rezolvat. Conținutul actual al capitolului nu este reprodus aici — vine din fișierul GHID.csv, transmis alături.</w:t>
+      </w:r>
+    </w:p>
+    <w:p>
+      <w:r>
+        <w:t>Vă rugăm să completați coloanele „Decizie” (Aprobat / Respins / Amânat) și „Comentariu” direct în tabele, fără să le modificați structura. Acolo unde o problemă are variante enumerate, este suficient să indicați varianta aleasă.</w:t>
       </w:r>
     </w:p>
     <w:p>
       <w:r>
         <w:rPr>
           <w:i/>
+          <w:color w:val="555555"/>
         </w:rPr>
-        <w:t>Vă rugăm să completați coloanele „Decizie” și „Comentariu” direct în tabele (Aprobat / Respins / Amânat), fără să modificați structura lor.</w:t>
-      </w:r>
-    </w:p>
-    <w:p>
-      <w:r>
-        <w:rPr>
-          <w:i/>
-        </w:rPr>
-        <w:t>Alăturat: GHID.csv, conținutul integral al ghidului, și „Decizii structurale comune”.</w:t>
+        <w:t>Transmise alături: GHID.csv — conținutul integral al ghidului — și memoul „Decizii structurale comune”, de citit înaintea acestui pachet.</w:t>
       </w:r>
     </w:p>
     <w:p>
@@ -34,10 +55,12 @@
         <w:pStyle w:val="Heading2"/>
       </w:pPr>
       <w:r>
-        <w:rPr>
-          <w:color w:val="1C5D8C"/>
-        </w:rPr>
-        <w:t>1. Modificări aplicate (informativ)</w:t>
+        <w:t>1. Modificări deja aplicate (informativ)</w:t>
+      </w:r>
+    </w:p>
+    <w:p>
+      <w:r>
+        <w:t>Nu necesită decizie; sunt listate pentru ca revizuirea capitolului să pornească de la starea curentă.</w:t>
       </w:r>
     </w:p>
     <w:p>
@@ -61,35 +84,45 @@
         <w:pStyle w:val="Heading2"/>
       </w:pPr>
       <w:r>
-        <w:rPr>
-          <w:color w:val="1C5D8C"/>
-        </w:rPr>
         <w:t>2. Probleme de decis</w:t>
       </w:r>
     </w:p>
     <w:tbl>
       <w:tblPr>
-        <w:tblStyle w:val="LightGrid-Accent1"/>
-        <w:tblW w:type="auto" w:w="0"/>
+        <w:tblStyle w:val="TableGrid"/>
+        <w:tblW w:type="dxa" w:w="15100"/>
         <w:tblLayout w:type="fixed"/>
         <w:tblLook w:firstColumn="1" w:firstRow="1" w:lastColumn="0" w:lastRow="0" w:noHBand="0" w:noVBand="1" w:val="04A0"/>
       </w:tblPr>
       <w:tblGrid>
-        <w:gridCol w:w="4713"/>
-        <w:gridCol w:w="4713"/>
-        <w:gridCol w:w="4713"/>
+        <w:gridCol w:w="8500"/>
+        <w:gridCol w:w="3000"/>
+        <w:gridCol w:w="3600"/>
       </w:tblGrid>
       <w:tr>
+        <w:trPr>
+          <w:tblHeader w:val="true"/>
+        </w:trPr>
         <w:tc>
           <w:tcPr>
-            <w:tcW w:type="dxa" w:w="8400"/>
+            <w:tcW w:type="dxa" w:w="8500"/>
+            <w:vAlign w:val="top"/>
+            <w:shd w:val="clear" w:fill="1C5D8C"/>
           </w:tcPr>
           <w:p>
-            <w:r/>
+            <w:pPr>
+              <w:spacing w:after="40" w:line="240" w:lineRule="auto"/>
+            </w:pPr>
+            <w:r>
+              <w:rPr>
+                <w:color w:val="FFFFFF"/>
+              </w:rPr>
+            </w:r>
             <w:r>
               <w:rPr>
                 <w:b/>
                 <w:i w:val="0"/>
+                <w:sz w:val="19"/>
               </w:rPr>
               <w:t>Problemă</w:t>
             </w:r>
@@ -97,14 +130,24 @@
         </w:tc>
         <w:tc>
           <w:tcPr>
-            <w:tcW w:type="dxa" w:w="2700"/>
+            <w:tcW w:type="dxa" w:w="3000"/>
+            <w:vAlign w:val="top"/>
+            <w:shd w:val="clear" w:fill="1C5D8C"/>
           </w:tcPr>
           <w:p>
-            <w:r/>
+            <w:pPr>
+              <w:spacing w:after="40" w:line="240" w:lineRule="auto"/>
+            </w:pPr>
+            <w:r>
+              <w:rPr>
+                <w:color w:val="FFFFFF"/>
+              </w:rPr>
+            </w:r>
             <w:r>
               <w:rPr>
                 <w:b/>
                 <w:i w:val="0"/>
+                <w:sz w:val="19"/>
               </w:rPr>
               <w:t>Decizie</w:t>
             </w:r>
@@ -112,14 +155,24 @@
         </w:tc>
         <w:tc>
           <w:tcPr>
-            <w:tcW w:type="dxa" w:w="2700"/>
+            <w:tcW w:type="dxa" w:w="3600"/>
+            <w:vAlign w:val="top"/>
+            <w:shd w:val="clear" w:fill="1C5D8C"/>
           </w:tcPr>
           <w:p>
-            <w:r/>
+            <w:pPr>
+              <w:spacing w:after="40" w:line="240" w:lineRule="auto"/>
+            </w:pPr>
+            <w:r>
+              <w:rPr>
+                <w:color w:val="FFFFFF"/>
+              </w:rPr>
+            </w:r>
             <w:r>
               <w:rPr>
                 <w:b/>
                 <w:i w:val="0"/>
+                <w:sz w:val="19"/>
               </w:rPr>
               <w:t>Comentariu</w:t>
             </w:r>
@@ -129,57 +182,91 @@
       <w:tr>
         <w:tc>
           <w:tcPr>
-            <w:tcW w:type="dxa" w:w="8400"/>
+            <w:tcW w:type="dxa" w:w="8500"/>
+            <w:vAlign w:val="top"/>
           </w:tcPr>
           <w:p>
+            <w:pPr>
+              <w:spacing w:after="60" w:line="240" w:lineRule="auto"/>
+            </w:pPr>
             <w:r/>
             <w:r>
               <w:rPr>
                 <w:b/>
+                <w:i w:val="0"/>
+                <w:sz w:val="19"/>
               </w:rPr>
               <w:t>9 subcapitole fără fază „Monitorizare” — omisiune sau intenționat?</w:t>
             </w:r>
           </w:p>
           <w:p>
+            <w:pPr>
+              <w:spacing w:after="40" w:line="240" w:lineRule="auto"/>
+            </w:pPr>
             <w:r>
+              <w:rPr>
+                <w:sz w:val="19"/>
+              </w:rPr>
               <w:t>Corp uterin, esofagian, gastric, pancreatic, prostatic, vezical, parotidian, CHC, metastaze hepatice secundare nu au urmărire post-terapeutică. Unele par intenționate (urmărire non-imagistică — prostatic, vezical), altele par omisiuni reale (esofagian, gastric, pancreatic, CHC, parotidian).</w:t>
             </w:r>
           </w:p>
           <w:p>
+            <w:pPr>
+              <w:spacing w:after="40" w:line="240" w:lineRule="auto"/>
+            </w:pPr>
             <w:r>
+              <w:rPr>
+                <w:sz w:val="19"/>
+              </w:rPr>
               <w:t>• Se completează monitorizarea unde e omisiune reală</w:t>
             </w:r>
           </w:p>
           <w:p>
+            <w:pPr>
+              <w:spacing w:after="40" w:line="240" w:lineRule="auto"/>
+            </w:pPr>
             <w:r>
+              <w:rPr>
+                <w:sz w:val="19"/>
+              </w:rPr>
               <w:t>• Rămân neschimbate (urmărire non-imagistică)</w:t>
             </w:r>
           </w:p>
         </w:tc>
         <w:tc>
           <w:tcPr>
-            <w:tcW w:type="dxa" w:w="2700"/>
+            <w:tcW w:type="dxa" w:w="3000"/>
+            <w:vAlign w:val="top"/>
           </w:tcPr>
           <w:p>
+            <w:pPr>
+              <w:spacing w:after="40" w:line="240" w:lineRule="auto"/>
+            </w:pPr>
             <w:r/>
             <w:r>
               <w:rPr>
                 <w:b w:val="0"/>
                 <w:i w:val="0"/>
+                <w:sz w:val="19"/>
               </w:rPr>
             </w:r>
           </w:p>
         </w:tc>
         <w:tc>
           <w:tcPr>
-            <w:tcW w:type="dxa" w:w="2700"/>
+            <w:tcW w:type="dxa" w:w="3600"/>
+            <w:vAlign w:val="top"/>
           </w:tcPr>
           <w:p>
+            <w:pPr>
+              <w:spacing w:after="40" w:line="240" w:lineRule="auto"/>
+            </w:pPr>
             <w:r/>
             <w:r>
               <w:rPr>
                 <w:b w:val="0"/>
                 <w:i w:val="0"/>
+                <w:sz w:val="19"/>
               </w:rPr>
             </w:r>
           </w:p>
@@ -188,57 +275,91 @@
       <w:tr>
         <w:tc>
           <w:tcPr>
-            <w:tcW w:type="dxa" w:w="8400"/>
+            <w:tcW w:type="dxa" w:w="8500"/>
+            <w:vAlign w:val="top"/>
           </w:tcPr>
           <w:p>
+            <w:pPr>
+              <w:spacing w:after="60" w:line="240" w:lineRule="auto"/>
+            </w:pPr>
             <w:r/>
             <w:r>
               <w:rPr>
                 <w:b/>
+                <w:i w:val="0"/>
+                <w:sz w:val="19"/>
               </w:rPr>
               <w:t>Cancer renal — faza Diagnostic aproape duplicată cu Aparat uro-genital › Masă renală</w:t>
             </w:r>
           </w:p>
           <w:p>
+            <w:pPr>
+              <w:spacing w:after="40" w:line="240" w:lineRule="auto"/>
+            </w:pPr>
             <w:r>
+              <w:rPr>
+                <w:sz w:val="19"/>
+              </w:rPr>
               <w:t>Caracterizarea unei mase renale indeterminate ar trebui să stea în capitolul anatomic, Cancer păstrând doar Stadializare + Monitorizare. Neschimbat la cererea dvs. explicită.</w:t>
             </w:r>
           </w:p>
           <w:p>
+            <w:pPr>
+              <w:spacing w:after="40" w:line="240" w:lineRule="auto"/>
+            </w:pPr>
             <w:r>
+              <w:rPr>
+                <w:sz w:val="19"/>
+              </w:rPr>
               <w:t>• Se elimină faza Diagnostic din Cancer</w:t>
             </w:r>
           </w:p>
           <w:p>
+            <w:pPr>
+              <w:spacing w:after="40" w:line="240" w:lineRule="auto"/>
+            </w:pPr>
             <w:r>
+              <w:rPr>
+                <w:sz w:val="19"/>
+              </w:rPr>
               <w:t>• Rămâne neschimbat</w:t>
             </w:r>
           </w:p>
         </w:tc>
         <w:tc>
           <w:tcPr>
-            <w:tcW w:type="dxa" w:w="2700"/>
+            <w:tcW w:type="dxa" w:w="3000"/>
+            <w:vAlign w:val="top"/>
           </w:tcPr>
           <w:p>
+            <w:pPr>
+              <w:spacing w:after="40" w:line="240" w:lineRule="auto"/>
+            </w:pPr>
             <w:r/>
             <w:r>
               <w:rPr>
                 <w:b w:val="0"/>
                 <w:i w:val="0"/>
+                <w:sz w:val="19"/>
               </w:rPr>
             </w:r>
           </w:p>
         </w:tc>
         <w:tc>
           <w:tcPr>
-            <w:tcW w:type="dxa" w:w="2700"/>
+            <w:tcW w:type="dxa" w:w="3600"/>
+            <w:vAlign w:val="top"/>
           </w:tcPr>
           <w:p>
+            <w:pPr>
+              <w:spacing w:after="40" w:line="240" w:lineRule="auto"/>
+            </w:pPr>
             <w:r/>
             <w:r>
               <w:rPr>
                 <w:b w:val="0"/>
                 <w:i w:val="0"/>
+                <w:sz w:val="19"/>
               </w:rPr>
             </w:r>
           </w:p>
@@ -247,57 +368,91 @@
       <w:tr>
         <w:tc>
           <w:tcPr>
-            <w:tcW w:type="dxa" w:w="8400"/>
+            <w:tcW w:type="dxa" w:w="8500"/>
+            <w:vAlign w:val="top"/>
           </w:tcPr>
           <w:p>
+            <w:pPr>
+              <w:spacing w:after="60" w:line="240" w:lineRule="auto"/>
+            </w:pPr>
             <w:r/>
             <w:r>
               <w:rPr>
                 <w:b/>
+                <w:i w:val="0"/>
+                <w:sz w:val="19"/>
               </w:rPr>
               <w:t>IRM multiparametrică (cancer prostatic) — încadrată ca linia a doua, dar practica actuală o pune înaintea biopsiei</w:t>
             </w:r>
           </w:p>
           <w:p>
+            <w:pPr>
+              <w:spacing w:after="40" w:line="240" w:lineRule="auto"/>
+            </w:pPr>
             <w:r>
+              <w:rPr>
+                <w:sz w:val="19"/>
+              </w:rPr>
               <w:t>Ghidul o listează doar „după biopsie ecoghidată negativă”; NCCN/EAU recomandă mpRMN înainte de biopsie (protocol PI-RADS), ca instrument de selecție.</w:t>
             </w:r>
           </w:p>
           <w:p>
+            <w:pPr>
+              <w:spacing w:after="40" w:line="240" w:lineRule="auto"/>
+            </w:pPr>
             <w:r>
+              <w:rPr>
+                <w:sz w:val="19"/>
+              </w:rPr>
               <w:t>• Reformulare: mpRMN înaintea biopsiei</w:t>
             </w:r>
           </w:p>
           <w:p>
+            <w:pPr>
+              <w:spacing w:after="40" w:line="240" w:lineRule="auto"/>
+            </w:pPr>
             <w:r>
+              <w:rPr>
+                <w:sz w:val="19"/>
+              </w:rPr>
               <w:t>• Păstrare formulare actuală</w:t>
             </w:r>
           </w:p>
         </w:tc>
         <w:tc>
           <w:tcPr>
-            <w:tcW w:type="dxa" w:w="2700"/>
+            <w:tcW w:type="dxa" w:w="3000"/>
+            <w:vAlign w:val="top"/>
           </w:tcPr>
           <w:p>
+            <w:pPr>
+              <w:spacing w:after="40" w:line="240" w:lineRule="auto"/>
+            </w:pPr>
             <w:r/>
             <w:r>
               <w:rPr>
                 <w:b w:val="0"/>
                 <w:i w:val="0"/>
+                <w:sz w:val="19"/>
               </w:rPr>
             </w:r>
           </w:p>
         </w:tc>
         <w:tc>
           <w:tcPr>
-            <w:tcW w:type="dxa" w:w="2700"/>
+            <w:tcW w:type="dxa" w:w="3600"/>
+            <w:vAlign w:val="top"/>
           </w:tcPr>
           <w:p>
+            <w:pPr>
+              <w:spacing w:after="40" w:line="240" w:lineRule="auto"/>
+            </w:pPr>
             <w:r/>
             <w:r>
               <w:rPr>
                 <w:b w:val="0"/>
                 <w:i w:val="0"/>
+                <w:sz w:val="19"/>
               </w:rPr>
             </w:r>
           </w:p>
@@ -309,15 +464,12 @@
         <w:pStyle w:val="Heading2"/>
       </w:pPr>
       <w:r>
-        <w:rPr>
-          <w:color w:val="1C5D8C"/>
-        </w:rPr>
-        <w:t>3. Propuneri noi</w:t>
+        <w:t>3. Propuneri de conținut nou</w:t>
       </w:r>
     </w:p>
     <w:p>
       <w:r>
-        <w:t>Grade și doze orientative — de validat clinic.</w:t>
+        <w:t>Gradele și dozele sunt orientative — se validează clinic. Fiecare rând se aprobă, se respinge sau se amână separat.</w:t>
       </w:r>
     </w:p>
     <w:p>
@@ -325,9 +477,6 @@
         <w:pStyle w:val="Heading3"/>
       </w:pPr>
       <w:r>
-        <w:rPr>
-          <w:color w:val="1C5D8C"/>
-        </w:rPr>
         <w:t>Cancer de col uterin — Stadializare — adăugare PET-CT</w:t>
       </w:r>
     </w:p>
@@ -335,38 +484,52 @@
       <w:r>
         <w:rPr>
           <w:i/>
+          <w:color w:val="555555"/>
         </w:rPr>
         <w:t>Cf. NCCN Cervical Cancer.</w:t>
       </w:r>
     </w:p>
     <w:tbl>
       <w:tblPr>
-        <w:tblStyle w:val="LightGrid-Accent1"/>
-        <w:tblW w:type="auto" w:w="0"/>
+        <w:tblStyle w:val="TableGrid"/>
+        <w:tblW w:type="dxa" w:w="15120"/>
         <w:tblLayout w:type="fixed"/>
         <w:tblLook w:firstColumn="1" w:firstRow="1" w:lastColumn="0" w:lastRow="0" w:noHBand="0" w:noVBand="1" w:val="04A0"/>
       </w:tblPr>
       <w:tblGrid>
-        <w:gridCol w:w="1767"/>
-        <w:gridCol w:w="1767"/>
-        <w:gridCol w:w="1767"/>
-        <w:gridCol w:w="1767"/>
-        <w:gridCol w:w="1767"/>
-        <w:gridCol w:w="1767"/>
-        <w:gridCol w:w="1767"/>
-        <w:gridCol w:w="1767"/>
+        <w:gridCol w:w="640"/>
+        <w:gridCol w:w="2360"/>
+        <w:gridCol w:w="1900"/>
+        <w:gridCol w:w="760"/>
+        <w:gridCol w:w="800"/>
+        <w:gridCol w:w="3400"/>
+        <w:gridCol w:w="2100"/>
+        <w:gridCol w:w="3160"/>
       </w:tblGrid>
       <w:tr>
+        <w:trPr>
+          <w:tblHeader w:val="true"/>
+        </w:trPr>
         <w:tc>
           <w:tcPr>
-            <w:tcW w:type="dxa" w:w="800"/>
+            <w:tcW w:type="dxa" w:w="640"/>
+            <w:vAlign w:val="top"/>
+            <w:shd w:val="clear" w:fill="1C5D8C"/>
           </w:tcPr>
           <w:p>
-            <w:r/>
+            <w:pPr>
+              <w:spacing w:after="40" w:line="240" w:lineRule="auto"/>
+            </w:pPr>
+            <w:r>
+              <w:rPr>
+                <w:color w:val="FFFFFF"/>
+              </w:rPr>
+            </w:r>
             <w:r>
               <w:rPr>
                 <w:b/>
                 <w:i w:val="0"/>
+                <w:sz w:val="19"/>
               </w:rPr>
               <w:t>Tip</w:t>
             </w:r>
@@ -374,14 +537,24 @@
         </w:tc>
         <w:tc>
           <w:tcPr>
-            <w:tcW w:type="dxa" w:w="1800"/>
+            <w:tcW w:type="dxa" w:w="2360"/>
+            <w:vAlign w:val="top"/>
+            <w:shd w:val="clear" w:fill="1C5D8C"/>
           </w:tcPr>
           <w:p>
-            <w:r/>
+            <w:pPr>
+              <w:spacing w:after="40" w:line="240" w:lineRule="auto"/>
+            </w:pPr>
+            <w:r>
+              <w:rPr>
+                <w:color w:val="FFFFFF"/>
+              </w:rPr>
+            </w:r>
             <w:r>
               <w:rPr>
                 <w:b/>
                 <w:i w:val="0"/>
+                <w:sz w:val="19"/>
               </w:rPr>
               <w:t>Examen</w:t>
             </w:r>
@@ -389,14 +562,24 @@
         </w:tc>
         <w:tc>
           <w:tcPr>
-            <w:tcW w:type="dxa" w:w="3000"/>
+            <w:tcW w:type="dxa" w:w="1900"/>
+            <w:vAlign w:val="top"/>
+            <w:shd w:val="clear" w:fill="1C5D8C"/>
           </w:tcPr>
           <w:p>
-            <w:r/>
+            <w:pPr>
+              <w:spacing w:after="40" w:line="240" w:lineRule="auto"/>
+            </w:pPr>
+            <w:r>
+              <w:rPr>
+                <w:color w:val="FFFFFF"/>
+              </w:rPr>
+            </w:r>
             <w:r>
               <w:rPr>
                 <w:b/>
                 <w:i w:val="0"/>
+                <w:sz w:val="19"/>
               </w:rPr>
               <w:t>Indicație</w:t>
             </w:r>
@@ -404,14 +587,24 @@
         </w:tc>
         <w:tc>
           <w:tcPr>
-            <w:tcW w:type="dxa" w:w="900"/>
+            <w:tcW w:type="dxa" w:w="760"/>
+            <w:vAlign w:val="top"/>
+            <w:shd w:val="clear" w:fill="1C5D8C"/>
           </w:tcPr>
           <w:p>
-            <w:r/>
+            <w:pPr>
+              <w:spacing w:after="40" w:line="240" w:lineRule="auto"/>
+            </w:pPr>
+            <w:r>
+              <w:rPr>
+                <w:color w:val="FFFFFF"/>
+              </w:rPr>
+            </w:r>
             <w:r>
               <w:rPr>
                 <w:b/>
                 <w:i w:val="0"/>
+                <w:sz w:val="19"/>
               </w:rPr>
               <w:t>Grad</w:t>
             </w:r>
@@ -419,14 +612,24 @@
         </w:tc>
         <w:tc>
           <w:tcPr>
-            <w:tcW w:type="dxa" w:w="1100"/>
+            <w:tcW w:type="dxa" w:w="800"/>
+            <w:vAlign w:val="top"/>
+            <w:shd w:val="clear" w:fill="1C5D8C"/>
           </w:tcPr>
           <w:p>
-            <w:r/>
+            <w:pPr>
+              <w:spacing w:after="40" w:line="240" w:lineRule="auto"/>
+            </w:pPr>
+            <w:r>
+              <w:rPr>
+                <w:color w:val="FFFFFF"/>
+              </w:rPr>
+            </w:r>
             <w:r>
               <w:rPr>
                 <w:b/>
                 <w:i w:val="0"/>
+                <w:sz w:val="19"/>
               </w:rPr>
               <w:t>Doză</w:t>
             </w:r>
@@ -434,14 +637,24 @@
         </w:tc>
         <w:tc>
           <w:tcPr>
-            <w:tcW w:type="dxa" w:w="3000"/>
+            <w:tcW w:type="dxa" w:w="3400"/>
+            <w:vAlign w:val="top"/>
+            <w:shd w:val="clear" w:fill="1C5D8C"/>
           </w:tcPr>
           <w:p>
-            <w:r/>
+            <w:pPr>
+              <w:spacing w:after="40" w:line="240" w:lineRule="auto"/>
+            </w:pPr>
+            <w:r>
+              <w:rPr>
+                <w:color w:val="FFFFFF"/>
+              </w:rPr>
+            </w:r>
             <w:r>
               <w:rPr>
                 <w:b/>
                 <w:i w:val="0"/>
+                <w:sz w:val="19"/>
               </w:rPr>
               <w:t>Comentarii</w:t>
             </w:r>
@@ -449,14 +662,24 @@
         </w:tc>
         <w:tc>
           <w:tcPr>
-            <w:tcW w:type="dxa" w:w="1500"/>
+            <w:tcW w:type="dxa" w:w="2100"/>
+            <w:vAlign w:val="top"/>
+            <w:shd w:val="clear" w:fill="1C5D8C"/>
           </w:tcPr>
           <w:p>
-            <w:r/>
+            <w:pPr>
+              <w:spacing w:after="40" w:line="240" w:lineRule="auto"/>
+            </w:pPr>
+            <w:r>
+              <w:rPr>
+                <w:color w:val="FFFFFF"/>
+              </w:rPr>
+            </w:r>
             <w:r>
               <w:rPr>
                 <w:b/>
                 <w:i w:val="0"/>
+                <w:sz w:val="19"/>
               </w:rPr>
               <w:t>Decizie</w:t>
             </w:r>
@@ -464,14 +687,24 @@
         </w:tc>
         <w:tc>
           <w:tcPr>
-            <w:tcW w:type="dxa" w:w="1800"/>
+            <w:tcW w:type="dxa" w:w="3160"/>
+            <w:vAlign w:val="top"/>
+            <w:shd w:val="clear" w:fill="1C5D8C"/>
           </w:tcPr>
           <w:p>
-            <w:r/>
+            <w:pPr>
+              <w:spacing w:after="40" w:line="240" w:lineRule="auto"/>
+            </w:pPr>
+            <w:r>
+              <w:rPr>
+                <w:color w:val="FFFFFF"/>
+              </w:rPr>
+            </w:r>
             <w:r>
               <w:rPr>
                 <w:b/>
                 <w:i w:val="0"/>
+                <w:sz w:val="19"/>
               </w:rPr>
               <w:t>Comentariu editor</w:t>
             </w:r>
@@ -481,14 +714,19 @@
       <w:tr>
         <w:tc>
           <w:tcPr>
-            <w:tcW w:type="dxa" w:w="800"/>
+            <w:tcW w:type="dxa" w:w="640"/>
+            <w:vAlign w:val="top"/>
           </w:tcPr>
           <w:p>
+            <w:pPr>
+              <w:spacing w:after="40" w:line="240" w:lineRule="auto"/>
+            </w:pPr>
             <w:r/>
             <w:r>
               <w:rPr>
                 <w:b w:val="0"/>
                 <w:i w:val="0"/>
+                <w:sz w:val="19"/>
               </w:rPr>
               <w:t>N</w:t>
             </w:r>
@@ -496,14 +734,19 @@
         </w:tc>
         <w:tc>
           <w:tcPr>
-            <w:tcW w:type="dxa" w:w="1800"/>
+            <w:tcW w:type="dxa" w:w="2360"/>
+            <w:vAlign w:val="top"/>
           </w:tcPr>
           <w:p>
+            <w:pPr>
+              <w:spacing w:after="40" w:line="240" w:lineRule="auto"/>
+            </w:pPr>
             <w:r/>
             <w:r>
               <w:rPr>
                 <w:b w:val="0"/>
                 <w:i w:val="0"/>
+                <w:sz w:val="19"/>
               </w:rPr>
               <w:t>PET-CT (F18-FDG)</w:t>
             </w:r>
@@ -511,14 +754,19 @@
         </w:tc>
         <w:tc>
           <w:tcPr>
-            <w:tcW w:type="dxa" w:w="3000"/>
+            <w:tcW w:type="dxa" w:w="1900"/>
+            <w:vAlign w:val="top"/>
           </w:tcPr>
           <w:p>
+            <w:pPr>
+              <w:spacing w:after="40" w:line="240" w:lineRule="auto"/>
+            </w:pPr>
             <w:r/>
             <w:r>
               <w:rPr>
                 <w:b w:val="0"/>
                 <w:i w:val="0"/>
+                <w:sz w:val="19"/>
               </w:rPr>
               <w:t>Indicat</w:t>
             </w:r>
@@ -526,14 +774,19 @@
         </w:tc>
         <w:tc>
           <w:tcPr>
-            <w:tcW w:type="dxa" w:w="900"/>
+            <w:tcW w:type="dxa" w:w="760"/>
+            <w:vAlign w:val="top"/>
           </w:tcPr>
           <w:p>
+            <w:pPr>
+              <w:spacing w:after="40" w:line="240" w:lineRule="auto"/>
+            </w:pPr>
             <w:r/>
             <w:r>
               <w:rPr>
                 <w:b w:val="0"/>
                 <w:i w:val="0"/>
+                <w:sz w:val="19"/>
               </w:rPr>
               <w:t>B</w:t>
             </w:r>
@@ -541,14 +794,19 @@
         </w:tc>
         <w:tc>
           <w:tcPr>
-            <w:tcW w:type="dxa" w:w="1100"/>
+            <w:tcW w:type="dxa" w:w="800"/>
+            <w:vAlign w:val="top"/>
           </w:tcPr>
           <w:p>
+            <w:pPr>
+              <w:spacing w:after="40" w:line="240" w:lineRule="auto"/>
+            </w:pPr>
             <w:r/>
             <w:r>
               <w:rPr>
                 <w:b w:val="0"/>
                 <w:i w:val="0"/>
+                <w:sz w:val="19"/>
               </w:rPr>
               <w:t>4</w:t>
             </w:r>
@@ -556,14 +814,19 @@
         </w:tc>
         <w:tc>
           <w:tcPr>
-            <w:tcW w:type="dxa" w:w="3000"/>
+            <w:tcW w:type="dxa" w:w="3400"/>
+            <w:vAlign w:val="top"/>
           </w:tcPr>
           <w:p>
+            <w:pPr>
+              <w:spacing w:after="40" w:line="240" w:lineRule="auto"/>
+            </w:pPr>
             <w:r/>
             <w:r>
               <w:rPr>
                 <w:b w:val="0"/>
                 <w:i w:val="0"/>
+                <w:sz w:val="19"/>
               </w:rPr>
               <w:t>Stadiul IB2 și mai avansat: evaluare ganglionară para-aortică / planificarea radioterapiei.</w:t>
             </w:r>
@@ -571,28 +834,38 @@
         </w:tc>
         <w:tc>
           <w:tcPr>
-            <w:tcW w:type="dxa" w:w="1500"/>
+            <w:tcW w:type="dxa" w:w="2100"/>
+            <w:vAlign w:val="top"/>
           </w:tcPr>
           <w:p>
+            <w:pPr>
+              <w:spacing w:after="40" w:line="240" w:lineRule="auto"/>
+            </w:pPr>
             <w:r/>
             <w:r>
               <w:rPr>
                 <w:b w:val="0"/>
                 <w:i w:val="0"/>
+                <w:sz w:val="19"/>
               </w:rPr>
             </w:r>
           </w:p>
         </w:tc>
         <w:tc>
           <w:tcPr>
-            <w:tcW w:type="dxa" w:w="1800"/>
+            <w:tcW w:type="dxa" w:w="3160"/>
+            <w:vAlign w:val="top"/>
           </w:tcPr>
           <w:p>
+            <w:pPr>
+              <w:spacing w:after="40" w:line="240" w:lineRule="auto"/>
+            </w:pPr>
             <w:r/>
             <w:r>
               <w:rPr>
                 <w:b w:val="0"/>
                 <w:i w:val="0"/>
+                <w:sz w:val="19"/>
               </w:rPr>
             </w:r>
           </w:p>
@@ -605,9 +878,6 @@
         <w:pStyle w:val="Heading3"/>
       </w:pPr>
       <w:r>
-        <w:rPr>
-          <w:color w:val="1C5D8C"/>
-        </w:rPr>
         <w:t>Cancer prostatic — Stadializare — adăugare PSMA PET-CT</w:t>
       </w:r>
     </w:p>
@@ -615,38 +885,52 @@
       <w:r>
         <w:rPr>
           <w:i/>
+          <w:color w:val="555555"/>
         </w:rPr>
         <w:t>Cf. EAU/ESMO/NCCN; ghid comun EANM/SNMMI PSMA PET 2.0.</w:t>
       </w:r>
     </w:p>
     <w:tbl>
       <w:tblPr>
-        <w:tblStyle w:val="LightGrid-Accent1"/>
-        <w:tblW w:type="auto" w:w="0"/>
+        <w:tblStyle w:val="TableGrid"/>
+        <w:tblW w:type="dxa" w:w="15120"/>
         <w:tblLayout w:type="fixed"/>
         <w:tblLook w:firstColumn="1" w:firstRow="1" w:lastColumn="0" w:lastRow="0" w:noHBand="0" w:noVBand="1" w:val="04A0"/>
       </w:tblPr>
       <w:tblGrid>
-        <w:gridCol w:w="1767"/>
-        <w:gridCol w:w="1767"/>
-        <w:gridCol w:w="1767"/>
-        <w:gridCol w:w="1767"/>
-        <w:gridCol w:w="1767"/>
-        <w:gridCol w:w="1767"/>
-        <w:gridCol w:w="1767"/>
-        <w:gridCol w:w="1767"/>
+        <w:gridCol w:w="640"/>
+        <w:gridCol w:w="2360"/>
+        <w:gridCol w:w="1900"/>
+        <w:gridCol w:w="760"/>
+        <w:gridCol w:w="800"/>
+        <w:gridCol w:w="3400"/>
+        <w:gridCol w:w="2100"/>
+        <w:gridCol w:w="3160"/>
       </w:tblGrid>
       <w:tr>
+        <w:trPr>
+          <w:tblHeader w:val="true"/>
+        </w:trPr>
         <w:tc>
           <w:tcPr>
-            <w:tcW w:type="dxa" w:w="800"/>
+            <w:tcW w:type="dxa" w:w="640"/>
+            <w:vAlign w:val="top"/>
+            <w:shd w:val="clear" w:fill="1C5D8C"/>
           </w:tcPr>
           <w:p>
-            <w:r/>
+            <w:pPr>
+              <w:spacing w:after="40" w:line="240" w:lineRule="auto"/>
+            </w:pPr>
+            <w:r>
+              <w:rPr>
+                <w:color w:val="FFFFFF"/>
+              </w:rPr>
+            </w:r>
             <w:r>
               <w:rPr>
                 <w:b/>
                 <w:i w:val="0"/>
+                <w:sz w:val="19"/>
               </w:rPr>
               <w:t>Tip</w:t>
             </w:r>
@@ -654,14 +938,24 @@
         </w:tc>
         <w:tc>
           <w:tcPr>
-            <w:tcW w:type="dxa" w:w="1800"/>
+            <w:tcW w:type="dxa" w:w="2360"/>
+            <w:vAlign w:val="top"/>
+            <w:shd w:val="clear" w:fill="1C5D8C"/>
           </w:tcPr>
           <w:p>
-            <w:r/>
+            <w:pPr>
+              <w:spacing w:after="40" w:line="240" w:lineRule="auto"/>
+            </w:pPr>
+            <w:r>
+              <w:rPr>
+                <w:color w:val="FFFFFF"/>
+              </w:rPr>
+            </w:r>
             <w:r>
               <w:rPr>
                 <w:b/>
                 <w:i w:val="0"/>
+                <w:sz w:val="19"/>
               </w:rPr>
               <w:t>Examen</w:t>
             </w:r>
@@ -669,14 +963,24 @@
         </w:tc>
         <w:tc>
           <w:tcPr>
-            <w:tcW w:type="dxa" w:w="3000"/>
+            <w:tcW w:type="dxa" w:w="1900"/>
+            <w:vAlign w:val="top"/>
+            <w:shd w:val="clear" w:fill="1C5D8C"/>
           </w:tcPr>
           <w:p>
-            <w:r/>
+            <w:pPr>
+              <w:spacing w:after="40" w:line="240" w:lineRule="auto"/>
+            </w:pPr>
+            <w:r>
+              <w:rPr>
+                <w:color w:val="FFFFFF"/>
+              </w:rPr>
+            </w:r>
             <w:r>
               <w:rPr>
                 <w:b/>
                 <w:i w:val="0"/>
+                <w:sz w:val="19"/>
               </w:rPr>
               <w:t>Indicație</w:t>
             </w:r>
@@ -684,14 +988,24 @@
         </w:tc>
         <w:tc>
           <w:tcPr>
-            <w:tcW w:type="dxa" w:w="900"/>
+            <w:tcW w:type="dxa" w:w="760"/>
+            <w:vAlign w:val="top"/>
+            <w:shd w:val="clear" w:fill="1C5D8C"/>
           </w:tcPr>
           <w:p>
-            <w:r/>
+            <w:pPr>
+              <w:spacing w:after="40" w:line="240" w:lineRule="auto"/>
+            </w:pPr>
+            <w:r>
+              <w:rPr>
+                <w:color w:val="FFFFFF"/>
+              </w:rPr>
+            </w:r>
             <w:r>
               <w:rPr>
                 <w:b/>
                 <w:i w:val="0"/>
+                <w:sz w:val="19"/>
               </w:rPr>
               <w:t>Grad</w:t>
             </w:r>
@@ -699,14 +1013,24 @@
         </w:tc>
         <w:tc>
           <w:tcPr>
-            <w:tcW w:type="dxa" w:w="1100"/>
+            <w:tcW w:type="dxa" w:w="800"/>
+            <w:vAlign w:val="top"/>
+            <w:shd w:val="clear" w:fill="1C5D8C"/>
           </w:tcPr>
           <w:p>
-            <w:r/>
+            <w:pPr>
+              <w:spacing w:after="40" w:line="240" w:lineRule="auto"/>
+            </w:pPr>
+            <w:r>
+              <w:rPr>
+                <w:color w:val="FFFFFF"/>
+              </w:rPr>
+            </w:r>
             <w:r>
               <w:rPr>
                 <w:b/>
                 <w:i w:val="0"/>
+                <w:sz w:val="19"/>
               </w:rPr>
               <w:t>Doză</w:t>
             </w:r>
@@ -714,14 +1038,24 @@
         </w:tc>
         <w:tc>
           <w:tcPr>
-            <w:tcW w:type="dxa" w:w="3000"/>
+            <w:tcW w:type="dxa" w:w="3400"/>
+            <w:vAlign w:val="top"/>
+            <w:shd w:val="clear" w:fill="1C5D8C"/>
           </w:tcPr>
           <w:p>
-            <w:r/>
+            <w:pPr>
+              <w:spacing w:after="40" w:line="240" w:lineRule="auto"/>
+            </w:pPr>
+            <w:r>
+              <w:rPr>
+                <w:color w:val="FFFFFF"/>
+              </w:rPr>
+            </w:r>
             <w:r>
               <w:rPr>
                 <w:b/>
                 <w:i w:val="0"/>
+                <w:sz w:val="19"/>
               </w:rPr>
               <w:t>Comentarii</w:t>
             </w:r>
@@ -729,14 +1063,24 @@
         </w:tc>
         <w:tc>
           <w:tcPr>
-            <w:tcW w:type="dxa" w:w="1500"/>
+            <w:tcW w:type="dxa" w:w="2100"/>
+            <w:vAlign w:val="top"/>
+            <w:shd w:val="clear" w:fill="1C5D8C"/>
           </w:tcPr>
           <w:p>
-            <w:r/>
+            <w:pPr>
+              <w:spacing w:after="40" w:line="240" w:lineRule="auto"/>
+            </w:pPr>
+            <w:r>
+              <w:rPr>
+                <w:color w:val="FFFFFF"/>
+              </w:rPr>
+            </w:r>
             <w:r>
               <w:rPr>
                 <w:b/>
                 <w:i w:val="0"/>
+                <w:sz w:val="19"/>
               </w:rPr>
               <w:t>Decizie</w:t>
             </w:r>
@@ -744,14 +1088,24 @@
         </w:tc>
         <w:tc>
           <w:tcPr>
-            <w:tcW w:type="dxa" w:w="1800"/>
+            <w:tcW w:type="dxa" w:w="3160"/>
+            <w:vAlign w:val="top"/>
+            <w:shd w:val="clear" w:fill="1C5D8C"/>
           </w:tcPr>
           <w:p>
-            <w:r/>
+            <w:pPr>
+              <w:spacing w:after="40" w:line="240" w:lineRule="auto"/>
+            </w:pPr>
+            <w:r>
+              <w:rPr>
+                <w:color w:val="FFFFFF"/>
+              </w:rPr>
+            </w:r>
             <w:r>
               <w:rPr>
                 <w:b/>
                 <w:i w:val="0"/>
+                <w:sz w:val="19"/>
               </w:rPr>
               <w:t>Comentariu editor</w:t>
             </w:r>
@@ -761,14 +1115,19 @@
       <w:tr>
         <w:tc>
           <w:tcPr>
-            <w:tcW w:type="dxa" w:w="800"/>
+            <w:tcW w:type="dxa" w:w="640"/>
+            <w:vAlign w:val="top"/>
           </w:tcPr>
           <w:p>
+            <w:pPr>
+              <w:spacing w:after="40" w:line="240" w:lineRule="auto"/>
+            </w:pPr>
             <w:r/>
             <w:r>
               <w:rPr>
                 <w:b w:val="0"/>
                 <w:i w:val="0"/>
+                <w:sz w:val="19"/>
               </w:rPr>
               <w:t>N</w:t>
             </w:r>
@@ -776,14 +1135,19 @@
         </w:tc>
         <w:tc>
           <w:tcPr>
-            <w:tcW w:type="dxa" w:w="1800"/>
+            <w:tcW w:type="dxa" w:w="2360"/>
+            <w:vAlign w:val="top"/>
           </w:tcPr>
           <w:p>
+            <w:pPr>
+              <w:spacing w:after="40" w:line="240" w:lineRule="auto"/>
+            </w:pPr>
             <w:r/>
             <w:r>
               <w:rPr>
                 <w:b w:val="0"/>
                 <w:i w:val="0"/>
+                <w:sz w:val="19"/>
               </w:rPr>
               <w:t>PSMA PET-CT</w:t>
             </w:r>
@@ -791,14 +1155,19 @@
         </w:tc>
         <w:tc>
           <w:tcPr>
-            <w:tcW w:type="dxa" w:w="3000"/>
+            <w:tcW w:type="dxa" w:w="1900"/>
+            <w:vAlign w:val="top"/>
           </w:tcPr>
           <w:p>
+            <w:pPr>
+              <w:spacing w:after="40" w:line="240" w:lineRule="auto"/>
+            </w:pPr>
             <w:r/>
             <w:r>
               <w:rPr>
                 <w:b w:val="0"/>
                 <w:i w:val="0"/>
+                <w:sz w:val="19"/>
               </w:rPr>
               <w:t>Indicat</w:t>
             </w:r>
@@ -806,14 +1175,19 @@
         </w:tc>
         <w:tc>
           <w:tcPr>
-            <w:tcW w:type="dxa" w:w="900"/>
+            <w:tcW w:type="dxa" w:w="760"/>
+            <w:vAlign w:val="top"/>
           </w:tcPr>
           <w:p>
+            <w:pPr>
+              <w:spacing w:after="40" w:line="240" w:lineRule="auto"/>
+            </w:pPr>
             <w:r/>
             <w:r>
               <w:rPr>
                 <w:b w:val="0"/>
                 <w:i w:val="0"/>
+                <w:sz w:val="19"/>
               </w:rPr>
               <w:t>B</w:t>
             </w:r>
@@ -821,14 +1195,19 @@
         </w:tc>
         <w:tc>
           <w:tcPr>
-            <w:tcW w:type="dxa" w:w="1100"/>
+            <w:tcW w:type="dxa" w:w="800"/>
+            <w:vAlign w:val="top"/>
           </w:tcPr>
           <w:p>
+            <w:pPr>
+              <w:spacing w:after="40" w:line="240" w:lineRule="auto"/>
+            </w:pPr>
             <w:r/>
             <w:r>
               <w:rPr>
                 <w:b w:val="0"/>
                 <w:i w:val="0"/>
+                <w:sz w:val="19"/>
               </w:rPr>
               <w:t>4</w:t>
             </w:r>
@@ -836,14 +1215,19 @@
         </w:tc>
         <w:tc>
           <w:tcPr>
-            <w:tcW w:type="dxa" w:w="3000"/>
+            <w:tcW w:type="dxa" w:w="3400"/>
+            <w:vAlign w:val="top"/>
           </w:tcPr>
           <w:p>
+            <w:pPr>
+              <w:spacing w:after="40" w:line="240" w:lineRule="auto"/>
+            </w:pPr>
             <w:r/>
             <w:r>
               <w:rPr>
                 <w:b w:val="0"/>
                 <w:i w:val="0"/>
+                <w:sz w:val="19"/>
               </w:rPr>
               <w:t>Risc intermediar-înalt la diagnostic (stadializare ganglionară/osoasă) sau recidivă biochimică post-tratament.</w:t>
             </w:r>
@@ -851,28 +1235,38 @@
         </w:tc>
         <w:tc>
           <w:tcPr>
-            <w:tcW w:type="dxa" w:w="1500"/>
+            <w:tcW w:type="dxa" w:w="2100"/>
+            <w:vAlign w:val="top"/>
           </w:tcPr>
           <w:p>
+            <w:pPr>
+              <w:spacing w:after="40" w:line="240" w:lineRule="auto"/>
+            </w:pPr>
             <w:r/>
             <w:r>
               <w:rPr>
                 <w:b w:val="0"/>
                 <w:i w:val="0"/>
+                <w:sz w:val="19"/>
               </w:rPr>
             </w:r>
           </w:p>
         </w:tc>
         <w:tc>
           <w:tcPr>
-            <w:tcW w:type="dxa" w:w="1800"/>
+            <w:tcW w:type="dxa" w:w="3160"/>
+            <w:vAlign w:val="top"/>
           </w:tcPr>
           <w:p>
+            <w:pPr>
+              <w:spacing w:after="40" w:line="240" w:lineRule="auto"/>
+            </w:pPr>
             <w:r/>
             <w:r>
               <w:rPr>
                 <w:b w:val="0"/>
                 <w:i w:val="0"/>
+                <w:sz w:val="19"/>
               </w:rPr>
             </w:r>
           </w:p>
@@ -885,9 +1279,6 @@
         <w:pStyle w:val="Heading3"/>
       </w:pPr>
       <w:r>
-        <w:rPr>
-          <w:color w:val="1C5D8C"/>
-        </w:rPr>
         <w:t>Mielom multiplu (subcapitol nou) — Diagnostic</w:t>
       </w:r>
     </w:p>
@@ -895,38 +1286,52 @@
       <w:r>
         <w:rPr>
           <w:i/>
+          <w:color w:val="555555"/>
         </w:rPr>
         <w:t>Cf. IMWG – imaging in monoclonal plasma cell disorders (Hillengass, Lancet Oncol 2019).</w:t>
       </w:r>
     </w:p>
     <w:tbl>
       <w:tblPr>
-        <w:tblStyle w:val="LightGrid-Accent1"/>
-        <w:tblW w:type="auto" w:w="0"/>
+        <w:tblStyle w:val="TableGrid"/>
+        <w:tblW w:type="dxa" w:w="15120"/>
         <w:tblLayout w:type="fixed"/>
         <w:tblLook w:firstColumn="1" w:firstRow="1" w:lastColumn="0" w:lastRow="0" w:noHBand="0" w:noVBand="1" w:val="04A0"/>
       </w:tblPr>
       <w:tblGrid>
-        <w:gridCol w:w="1767"/>
-        <w:gridCol w:w="1767"/>
-        <w:gridCol w:w="1767"/>
-        <w:gridCol w:w="1767"/>
-        <w:gridCol w:w="1767"/>
-        <w:gridCol w:w="1767"/>
-        <w:gridCol w:w="1767"/>
-        <w:gridCol w:w="1767"/>
+        <w:gridCol w:w="640"/>
+        <w:gridCol w:w="2360"/>
+        <w:gridCol w:w="1900"/>
+        <w:gridCol w:w="760"/>
+        <w:gridCol w:w="800"/>
+        <w:gridCol w:w="3400"/>
+        <w:gridCol w:w="2100"/>
+        <w:gridCol w:w="3160"/>
       </w:tblGrid>
       <w:tr>
+        <w:trPr>
+          <w:tblHeader w:val="true"/>
+        </w:trPr>
         <w:tc>
           <w:tcPr>
-            <w:tcW w:type="dxa" w:w="800"/>
+            <w:tcW w:type="dxa" w:w="640"/>
+            <w:vAlign w:val="top"/>
+            <w:shd w:val="clear" w:fill="1C5D8C"/>
           </w:tcPr>
           <w:p>
-            <w:r/>
+            <w:pPr>
+              <w:spacing w:after="40" w:line="240" w:lineRule="auto"/>
+            </w:pPr>
+            <w:r>
+              <w:rPr>
+                <w:color w:val="FFFFFF"/>
+              </w:rPr>
+            </w:r>
             <w:r>
               <w:rPr>
                 <w:b/>
                 <w:i w:val="0"/>
+                <w:sz w:val="19"/>
               </w:rPr>
               <w:t>Tip</w:t>
             </w:r>
@@ -934,14 +1339,24 @@
         </w:tc>
         <w:tc>
           <w:tcPr>
-            <w:tcW w:type="dxa" w:w="1800"/>
+            <w:tcW w:type="dxa" w:w="2360"/>
+            <w:vAlign w:val="top"/>
+            <w:shd w:val="clear" w:fill="1C5D8C"/>
           </w:tcPr>
           <w:p>
-            <w:r/>
+            <w:pPr>
+              <w:spacing w:after="40" w:line="240" w:lineRule="auto"/>
+            </w:pPr>
+            <w:r>
+              <w:rPr>
+                <w:color w:val="FFFFFF"/>
+              </w:rPr>
+            </w:r>
             <w:r>
               <w:rPr>
                 <w:b/>
                 <w:i w:val="0"/>
+                <w:sz w:val="19"/>
               </w:rPr>
               <w:t>Examen</w:t>
             </w:r>
@@ -949,14 +1364,24 @@
         </w:tc>
         <w:tc>
           <w:tcPr>
-            <w:tcW w:type="dxa" w:w="3000"/>
+            <w:tcW w:type="dxa" w:w="1900"/>
+            <w:vAlign w:val="top"/>
+            <w:shd w:val="clear" w:fill="1C5D8C"/>
           </w:tcPr>
           <w:p>
-            <w:r/>
+            <w:pPr>
+              <w:spacing w:after="40" w:line="240" w:lineRule="auto"/>
+            </w:pPr>
+            <w:r>
+              <w:rPr>
+                <w:color w:val="FFFFFF"/>
+              </w:rPr>
+            </w:r>
             <w:r>
               <w:rPr>
                 <w:b/>
                 <w:i w:val="0"/>
+                <w:sz w:val="19"/>
               </w:rPr>
               <w:t>Indicație</w:t>
             </w:r>
@@ -964,14 +1389,24 @@
         </w:tc>
         <w:tc>
           <w:tcPr>
-            <w:tcW w:type="dxa" w:w="900"/>
+            <w:tcW w:type="dxa" w:w="760"/>
+            <w:vAlign w:val="top"/>
+            <w:shd w:val="clear" w:fill="1C5D8C"/>
           </w:tcPr>
           <w:p>
-            <w:r/>
+            <w:pPr>
+              <w:spacing w:after="40" w:line="240" w:lineRule="auto"/>
+            </w:pPr>
+            <w:r>
+              <w:rPr>
+                <w:color w:val="FFFFFF"/>
+              </w:rPr>
+            </w:r>
             <w:r>
               <w:rPr>
                 <w:b/>
                 <w:i w:val="0"/>
+                <w:sz w:val="19"/>
               </w:rPr>
               <w:t>Grad</w:t>
             </w:r>
@@ -979,14 +1414,24 @@
         </w:tc>
         <w:tc>
           <w:tcPr>
-            <w:tcW w:type="dxa" w:w="1100"/>
+            <w:tcW w:type="dxa" w:w="800"/>
+            <w:vAlign w:val="top"/>
+            <w:shd w:val="clear" w:fill="1C5D8C"/>
           </w:tcPr>
           <w:p>
-            <w:r/>
+            <w:pPr>
+              <w:spacing w:after="40" w:line="240" w:lineRule="auto"/>
+            </w:pPr>
+            <w:r>
+              <w:rPr>
+                <w:color w:val="FFFFFF"/>
+              </w:rPr>
+            </w:r>
             <w:r>
               <w:rPr>
                 <w:b/>
                 <w:i w:val="0"/>
+                <w:sz w:val="19"/>
               </w:rPr>
               <w:t>Doză</w:t>
             </w:r>
@@ -994,14 +1439,24 @@
         </w:tc>
         <w:tc>
           <w:tcPr>
-            <w:tcW w:type="dxa" w:w="3000"/>
+            <w:tcW w:type="dxa" w:w="3400"/>
+            <w:vAlign w:val="top"/>
+            <w:shd w:val="clear" w:fill="1C5D8C"/>
           </w:tcPr>
           <w:p>
-            <w:r/>
+            <w:pPr>
+              <w:spacing w:after="40" w:line="240" w:lineRule="auto"/>
+            </w:pPr>
+            <w:r>
+              <w:rPr>
+                <w:color w:val="FFFFFF"/>
+              </w:rPr>
+            </w:r>
             <w:r>
               <w:rPr>
                 <w:b/>
                 <w:i w:val="0"/>
+                <w:sz w:val="19"/>
               </w:rPr>
               <w:t>Comentarii</w:t>
             </w:r>
@@ -1009,14 +1464,24 @@
         </w:tc>
         <w:tc>
           <w:tcPr>
-            <w:tcW w:type="dxa" w:w="1500"/>
+            <w:tcW w:type="dxa" w:w="2100"/>
+            <w:vAlign w:val="top"/>
+            <w:shd w:val="clear" w:fill="1C5D8C"/>
           </w:tcPr>
           <w:p>
-            <w:r/>
+            <w:pPr>
+              <w:spacing w:after="40" w:line="240" w:lineRule="auto"/>
+            </w:pPr>
+            <w:r>
+              <w:rPr>
+                <w:color w:val="FFFFFF"/>
+              </w:rPr>
+            </w:r>
             <w:r>
               <w:rPr>
                 <w:b/>
                 <w:i w:val="0"/>
+                <w:sz w:val="19"/>
               </w:rPr>
               <w:t>Decizie</w:t>
             </w:r>
@@ -1024,14 +1489,24 @@
         </w:tc>
         <w:tc>
           <w:tcPr>
-            <w:tcW w:type="dxa" w:w="1800"/>
+            <w:tcW w:type="dxa" w:w="3160"/>
+            <w:vAlign w:val="top"/>
+            <w:shd w:val="clear" w:fill="1C5D8C"/>
           </w:tcPr>
           <w:p>
-            <w:r/>
+            <w:pPr>
+              <w:spacing w:after="40" w:line="240" w:lineRule="auto"/>
+            </w:pPr>
+            <w:r>
+              <w:rPr>
+                <w:color w:val="FFFFFF"/>
+              </w:rPr>
+            </w:r>
             <w:r>
               <w:rPr>
                 <w:b/>
                 <w:i w:val="0"/>
+                <w:sz w:val="19"/>
               </w:rPr>
               <w:t>Comentariu editor</w:t>
             </w:r>
@@ -1041,14 +1516,19 @@
       <w:tr>
         <w:tc>
           <w:tcPr>
-            <w:tcW w:type="dxa" w:w="800"/>
+            <w:tcW w:type="dxa" w:w="640"/>
+            <w:vAlign w:val="top"/>
           </w:tcPr>
           <w:p>
+            <w:pPr>
+              <w:spacing w:after="40" w:line="240" w:lineRule="auto"/>
+            </w:pPr>
             <w:r/>
             <w:r>
               <w:rPr>
                 <w:b w:val="0"/>
                 <w:i w:val="0"/>
+                <w:sz w:val="19"/>
               </w:rPr>
               <w:t>T</w:t>
             </w:r>
@@ -1056,14 +1536,19 @@
         </w:tc>
         <w:tc>
           <w:tcPr>
-            <w:tcW w:type="dxa" w:w="1800"/>
+            <w:tcW w:type="dxa" w:w="2360"/>
+            <w:vAlign w:val="top"/>
           </w:tcPr>
           <w:p>
+            <w:pPr>
+              <w:spacing w:after="40" w:line="240" w:lineRule="auto"/>
+            </w:pPr>
             <w:r/>
             <w:r>
               <w:rPr>
                 <w:b w:val="0"/>
                 <w:i w:val="0"/>
+                <w:sz w:val="19"/>
               </w:rPr>
               <w:t>CT de corp întreg cu doză redusă</w:t>
             </w:r>
@@ -1071,14 +1556,19 @@
         </w:tc>
         <w:tc>
           <w:tcPr>
-            <w:tcW w:type="dxa" w:w="3000"/>
+            <w:tcW w:type="dxa" w:w="1900"/>
+            <w:vAlign w:val="top"/>
           </w:tcPr>
           <w:p>
+            <w:pPr>
+              <w:spacing w:after="40" w:line="240" w:lineRule="auto"/>
+            </w:pPr>
             <w:r/>
             <w:r>
               <w:rPr>
                 <w:b w:val="0"/>
                 <w:i w:val="0"/>
+                <w:sz w:val="19"/>
               </w:rPr>
               <w:t>Indicat</w:t>
             </w:r>
@@ -1086,14 +1576,19 @@
         </w:tc>
         <w:tc>
           <w:tcPr>
-            <w:tcW w:type="dxa" w:w="900"/>
+            <w:tcW w:type="dxa" w:w="760"/>
+            <w:vAlign w:val="top"/>
           </w:tcPr>
           <w:p>
+            <w:pPr>
+              <w:spacing w:after="40" w:line="240" w:lineRule="auto"/>
+            </w:pPr>
             <w:r/>
             <w:r>
               <w:rPr>
                 <w:b w:val="0"/>
                 <w:i w:val="0"/>
+                <w:sz w:val="19"/>
               </w:rPr>
               <w:t>A</w:t>
             </w:r>
@@ -1101,14 +1596,19 @@
         </w:tc>
         <w:tc>
           <w:tcPr>
-            <w:tcW w:type="dxa" w:w="1100"/>
+            <w:tcW w:type="dxa" w:w="800"/>
+            <w:vAlign w:val="top"/>
           </w:tcPr>
           <w:p>
+            <w:pPr>
+              <w:spacing w:after="40" w:line="240" w:lineRule="auto"/>
+            </w:pPr>
             <w:r/>
             <w:r>
               <w:rPr>
                 <w:b w:val="0"/>
                 <w:i w:val="0"/>
+                <w:sz w:val="19"/>
               </w:rPr>
               <w:t>2–3</w:t>
             </w:r>
@@ -1116,14 +1616,19 @@
         </w:tc>
         <w:tc>
           <w:tcPr>
-            <w:tcW w:type="dxa" w:w="3000"/>
+            <w:tcW w:type="dxa" w:w="3400"/>
+            <w:vAlign w:val="top"/>
           </w:tcPr>
           <w:p>
+            <w:pPr>
+              <w:spacing w:after="40" w:line="240" w:lineRule="auto"/>
+            </w:pPr>
             <w:r/>
             <w:r>
               <w:rPr>
                 <w:b w:val="0"/>
                 <w:i w:val="0"/>
+                <w:sz w:val="19"/>
               </w:rPr>
               <w:t>Primă linie pentru boala osoasă litică — mai sensibil decât radiografia convențională.</w:t>
             </w:r>
@@ -1131,28 +1636,38 @@
         </w:tc>
         <w:tc>
           <w:tcPr>
-            <w:tcW w:type="dxa" w:w="1500"/>
+            <w:tcW w:type="dxa" w:w="2100"/>
+            <w:vAlign w:val="top"/>
           </w:tcPr>
           <w:p>
+            <w:pPr>
+              <w:spacing w:after="40" w:line="240" w:lineRule="auto"/>
+            </w:pPr>
             <w:r/>
             <w:r>
               <w:rPr>
                 <w:b w:val="0"/>
                 <w:i w:val="0"/>
+                <w:sz w:val="19"/>
               </w:rPr>
             </w:r>
           </w:p>
         </w:tc>
         <w:tc>
           <w:tcPr>
-            <w:tcW w:type="dxa" w:w="1800"/>
+            <w:tcW w:type="dxa" w:w="3160"/>
+            <w:vAlign w:val="top"/>
           </w:tcPr>
           <w:p>
+            <w:pPr>
+              <w:spacing w:after="40" w:line="240" w:lineRule="auto"/>
+            </w:pPr>
             <w:r/>
             <w:r>
               <w:rPr>
                 <w:b w:val="0"/>
                 <w:i w:val="0"/>
+                <w:sz w:val="19"/>
               </w:rPr>
             </w:r>
           </w:p>
@@ -1161,14 +1676,19 @@
       <w:tr>
         <w:tc>
           <w:tcPr>
-            <w:tcW w:type="dxa" w:w="800"/>
+            <w:tcW w:type="dxa" w:w="640"/>
+            <w:vAlign w:val="top"/>
           </w:tcPr>
           <w:p>
+            <w:pPr>
+              <w:spacing w:after="40" w:line="240" w:lineRule="auto"/>
+            </w:pPr>
             <w:r/>
             <w:r>
               <w:rPr>
                 <w:b w:val="0"/>
                 <w:i w:val="0"/>
+                <w:sz w:val="19"/>
               </w:rPr>
               <w:t>M</w:t>
             </w:r>
@@ -1176,14 +1696,19 @@
         </w:tc>
         <w:tc>
           <w:tcPr>
-            <w:tcW w:type="dxa" w:w="1800"/>
+            <w:tcW w:type="dxa" w:w="2360"/>
+            <w:vAlign w:val="top"/>
           </w:tcPr>
           <w:p>
+            <w:pPr>
+              <w:spacing w:after="40" w:line="240" w:lineRule="auto"/>
+            </w:pPr>
             <w:r/>
             <w:r>
               <w:rPr>
                 <w:b w:val="0"/>
                 <w:i w:val="0"/>
+                <w:sz w:val="19"/>
               </w:rPr>
               <w:t>IRM (coloană / corp întreg)</w:t>
             </w:r>
@@ -1191,14 +1716,19 @@
         </w:tc>
         <w:tc>
           <w:tcPr>
-            <w:tcW w:type="dxa" w:w="3000"/>
+            <w:tcW w:type="dxa" w:w="1900"/>
+            <w:vAlign w:val="top"/>
           </w:tcPr>
           <w:p>
+            <w:pPr>
+              <w:spacing w:after="40" w:line="240" w:lineRule="auto"/>
+            </w:pPr>
             <w:r/>
             <w:r>
               <w:rPr>
                 <w:b w:val="0"/>
                 <w:i w:val="0"/>
+                <w:sz w:val="19"/>
               </w:rPr>
               <w:t>Indicat</w:t>
             </w:r>
@@ -1206,14 +1736,19 @@
         </w:tc>
         <w:tc>
           <w:tcPr>
-            <w:tcW w:type="dxa" w:w="900"/>
+            <w:tcW w:type="dxa" w:w="760"/>
+            <w:vAlign w:val="top"/>
           </w:tcPr>
           <w:p>
+            <w:pPr>
+              <w:spacing w:after="40" w:line="240" w:lineRule="auto"/>
+            </w:pPr>
             <w:r/>
             <w:r>
               <w:rPr>
                 <w:b w:val="0"/>
                 <w:i w:val="0"/>
+                <w:sz w:val="19"/>
               </w:rPr>
               <w:t>B</w:t>
             </w:r>
@@ -1221,14 +1756,19 @@
         </w:tc>
         <w:tc>
           <w:tcPr>
-            <w:tcW w:type="dxa" w:w="1100"/>
+            <w:tcW w:type="dxa" w:w="800"/>
+            <w:vAlign w:val="top"/>
           </w:tcPr>
           <w:p>
+            <w:pPr>
+              <w:spacing w:after="40" w:line="240" w:lineRule="auto"/>
+            </w:pPr>
             <w:r/>
             <w:r>
               <w:rPr>
                 <w:b w:val="0"/>
                 <w:i w:val="0"/>
+                <w:sz w:val="19"/>
               </w:rPr>
               <w:t>0</w:t>
             </w:r>
@@ -1236,14 +1776,19 @@
         </w:tc>
         <w:tc>
           <w:tcPr>
-            <w:tcW w:type="dxa" w:w="3000"/>
+            <w:tcW w:type="dxa" w:w="3400"/>
+            <w:vAlign w:val="top"/>
           </w:tcPr>
           <w:p>
+            <w:pPr>
+              <w:spacing w:after="40" w:line="240" w:lineRule="auto"/>
+            </w:pPr>
             <w:r/>
             <w:r>
               <w:rPr>
                 <w:b w:val="0"/>
                 <w:i w:val="0"/>
+                <w:sz w:val="19"/>
               </w:rPr>
               <w:t>La CT neconcludent sau fără leziuni definitorii; superior pentru afectarea medulară difuză.</w:t>
             </w:r>
@@ -1251,28 +1796,38 @@
         </w:tc>
         <w:tc>
           <w:tcPr>
-            <w:tcW w:type="dxa" w:w="1500"/>
+            <w:tcW w:type="dxa" w:w="2100"/>
+            <w:vAlign w:val="top"/>
           </w:tcPr>
           <w:p>
+            <w:pPr>
+              <w:spacing w:after="40" w:line="240" w:lineRule="auto"/>
+            </w:pPr>
             <w:r/>
             <w:r>
               <w:rPr>
                 <w:b w:val="0"/>
                 <w:i w:val="0"/>
+                <w:sz w:val="19"/>
               </w:rPr>
             </w:r>
           </w:p>
         </w:tc>
         <w:tc>
           <w:tcPr>
-            <w:tcW w:type="dxa" w:w="1800"/>
+            <w:tcW w:type="dxa" w:w="3160"/>
+            <w:vAlign w:val="top"/>
           </w:tcPr>
           <w:p>
+            <w:pPr>
+              <w:spacing w:after="40" w:line="240" w:lineRule="auto"/>
+            </w:pPr>
             <w:r/>
             <w:r>
               <w:rPr>
                 <w:b w:val="0"/>
                 <w:i w:val="0"/>
+                <w:sz w:val="19"/>
               </w:rPr>
             </w:r>
           </w:p>
@@ -1281,14 +1836,19 @@
       <w:tr>
         <w:tc>
           <w:tcPr>
-            <w:tcW w:type="dxa" w:w="800"/>
+            <w:tcW w:type="dxa" w:w="640"/>
+            <w:vAlign w:val="top"/>
           </w:tcPr>
           <w:p>
+            <w:pPr>
+              <w:spacing w:after="40" w:line="240" w:lineRule="auto"/>
+            </w:pPr>
             <w:r/>
             <w:r>
               <w:rPr>
                 <w:b w:val="0"/>
                 <w:i w:val="0"/>
+                <w:sz w:val="19"/>
               </w:rPr>
               <w:t>N</w:t>
             </w:r>
@@ -1296,14 +1856,19 @@
         </w:tc>
         <w:tc>
           <w:tcPr>
-            <w:tcW w:type="dxa" w:w="1800"/>
+            <w:tcW w:type="dxa" w:w="2360"/>
+            <w:vAlign w:val="top"/>
           </w:tcPr>
           <w:p>
+            <w:pPr>
+              <w:spacing w:after="40" w:line="240" w:lineRule="auto"/>
+            </w:pPr>
             <w:r/>
             <w:r>
               <w:rPr>
                 <w:b w:val="0"/>
                 <w:i w:val="0"/>
+                <w:sz w:val="19"/>
               </w:rPr>
               <w:t>PET-CT (F18-FDG)</w:t>
             </w:r>
@@ -1311,14 +1876,19 @@
         </w:tc>
         <w:tc>
           <w:tcPr>
-            <w:tcW w:type="dxa" w:w="3000"/>
+            <w:tcW w:type="dxa" w:w="1900"/>
+            <w:vAlign w:val="top"/>
           </w:tcPr>
           <w:p>
+            <w:pPr>
+              <w:spacing w:after="40" w:line="240" w:lineRule="auto"/>
+            </w:pPr>
             <w:r/>
             <w:r>
               <w:rPr>
                 <w:b w:val="0"/>
                 <w:i w:val="0"/>
+                <w:sz w:val="19"/>
               </w:rPr>
               <w:t>Indicat</w:t>
             </w:r>
@@ -1326,14 +1896,19 @@
         </w:tc>
         <w:tc>
           <w:tcPr>
-            <w:tcW w:type="dxa" w:w="900"/>
+            <w:tcW w:type="dxa" w:w="760"/>
+            <w:vAlign w:val="top"/>
           </w:tcPr>
           <w:p>
+            <w:pPr>
+              <w:spacing w:after="40" w:line="240" w:lineRule="auto"/>
+            </w:pPr>
             <w:r/>
             <w:r>
               <w:rPr>
                 <w:b w:val="0"/>
                 <w:i w:val="0"/>
+                <w:sz w:val="19"/>
               </w:rPr>
               <w:t>B</w:t>
             </w:r>
@@ -1341,14 +1916,19 @@
         </w:tc>
         <w:tc>
           <w:tcPr>
-            <w:tcW w:type="dxa" w:w="1100"/>
+            <w:tcW w:type="dxa" w:w="800"/>
+            <w:vAlign w:val="top"/>
           </w:tcPr>
           <w:p>
+            <w:pPr>
+              <w:spacing w:after="40" w:line="240" w:lineRule="auto"/>
+            </w:pPr>
             <w:r/>
             <w:r>
               <w:rPr>
                 <w:b w:val="0"/>
                 <w:i w:val="0"/>
+                <w:sz w:val="19"/>
               </w:rPr>
               <w:t>4</w:t>
             </w:r>
@@ -1356,14 +1936,19 @@
         </w:tc>
         <w:tc>
           <w:tcPr>
-            <w:tcW w:type="dxa" w:w="3000"/>
+            <w:tcW w:type="dxa" w:w="3400"/>
+            <w:vAlign w:val="top"/>
           </w:tcPr>
           <w:p>
+            <w:pPr>
+              <w:spacing w:after="40" w:line="240" w:lineRule="auto"/>
+            </w:pPr>
             <w:r/>
             <w:r>
               <w:rPr>
                 <w:b w:val="0"/>
                 <w:i w:val="0"/>
+                <w:sz w:val="19"/>
               </w:rPr>
               <w:t>Evaluare funcțională inițială, boală extramedulară.</w:t>
             </w:r>
@@ -1371,28 +1956,38 @@
         </w:tc>
         <w:tc>
           <w:tcPr>
-            <w:tcW w:type="dxa" w:w="1500"/>
+            <w:tcW w:type="dxa" w:w="2100"/>
+            <w:vAlign w:val="top"/>
           </w:tcPr>
           <w:p>
+            <w:pPr>
+              <w:spacing w:after="40" w:line="240" w:lineRule="auto"/>
+            </w:pPr>
             <w:r/>
             <w:r>
               <w:rPr>
                 <w:b w:val="0"/>
                 <w:i w:val="0"/>
+                <w:sz w:val="19"/>
               </w:rPr>
             </w:r>
           </w:p>
         </w:tc>
         <w:tc>
           <w:tcPr>
-            <w:tcW w:type="dxa" w:w="1800"/>
+            <w:tcW w:type="dxa" w:w="3160"/>
+            <w:vAlign w:val="top"/>
           </w:tcPr>
           <w:p>
+            <w:pPr>
+              <w:spacing w:after="40" w:line="240" w:lineRule="auto"/>
+            </w:pPr>
             <w:r/>
             <w:r>
               <w:rPr>
                 <w:b w:val="0"/>
                 <w:i w:val="0"/>
+                <w:sz w:val="19"/>
               </w:rPr>
             </w:r>
           </w:p>
@@ -1405,9 +2000,6 @@
         <w:pStyle w:val="Heading3"/>
       </w:pPr>
       <w:r>
-        <w:rPr>
-          <w:color w:val="1C5D8C"/>
-        </w:rPr>
         <w:t>Mielom multiplu (subcapitol nou) — Monitorizare</w:t>
       </w:r>
     </w:p>
@@ -1415,38 +2007,52 @@
       <w:r>
         <w:rPr>
           <w:i/>
+          <w:color w:val="555555"/>
         </w:rPr>
         <w:t>Cf. IMWG – imaging in monoclonal plasma cell disorders (Hillengass, Lancet Oncol 2019).</w:t>
       </w:r>
     </w:p>
     <w:tbl>
       <w:tblPr>
-        <w:tblStyle w:val="LightGrid-Accent1"/>
-        <w:tblW w:type="auto" w:w="0"/>
+        <w:tblStyle w:val="TableGrid"/>
+        <w:tblW w:type="dxa" w:w="15120"/>
         <w:tblLayout w:type="fixed"/>
         <w:tblLook w:firstColumn="1" w:firstRow="1" w:lastColumn="0" w:lastRow="0" w:noHBand="0" w:noVBand="1" w:val="04A0"/>
       </w:tblPr>
       <w:tblGrid>
-        <w:gridCol w:w="1767"/>
-        <w:gridCol w:w="1767"/>
-        <w:gridCol w:w="1767"/>
-        <w:gridCol w:w="1767"/>
-        <w:gridCol w:w="1767"/>
-        <w:gridCol w:w="1767"/>
-        <w:gridCol w:w="1767"/>
-        <w:gridCol w:w="1767"/>
+        <w:gridCol w:w="640"/>
+        <w:gridCol w:w="2360"/>
+        <w:gridCol w:w="1900"/>
+        <w:gridCol w:w="760"/>
+        <w:gridCol w:w="800"/>
+        <w:gridCol w:w="3400"/>
+        <w:gridCol w:w="2100"/>
+        <w:gridCol w:w="3160"/>
       </w:tblGrid>
       <w:tr>
+        <w:trPr>
+          <w:tblHeader w:val="true"/>
+        </w:trPr>
         <w:tc>
           <w:tcPr>
-            <w:tcW w:type="dxa" w:w="800"/>
+            <w:tcW w:type="dxa" w:w="640"/>
+            <w:vAlign w:val="top"/>
+            <w:shd w:val="clear" w:fill="1C5D8C"/>
           </w:tcPr>
           <w:p>
-            <w:r/>
+            <w:pPr>
+              <w:spacing w:after="40" w:line="240" w:lineRule="auto"/>
+            </w:pPr>
+            <w:r>
+              <w:rPr>
+                <w:color w:val="FFFFFF"/>
+              </w:rPr>
+            </w:r>
             <w:r>
               <w:rPr>
                 <w:b/>
                 <w:i w:val="0"/>
+                <w:sz w:val="19"/>
               </w:rPr>
               <w:t>Tip</w:t>
             </w:r>
@@ -1454,14 +2060,24 @@
         </w:tc>
         <w:tc>
           <w:tcPr>
-            <w:tcW w:type="dxa" w:w="1800"/>
+            <w:tcW w:type="dxa" w:w="2360"/>
+            <w:vAlign w:val="top"/>
+            <w:shd w:val="clear" w:fill="1C5D8C"/>
           </w:tcPr>
           <w:p>
-            <w:r/>
+            <w:pPr>
+              <w:spacing w:after="40" w:line="240" w:lineRule="auto"/>
+            </w:pPr>
+            <w:r>
+              <w:rPr>
+                <w:color w:val="FFFFFF"/>
+              </w:rPr>
+            </w:r>
             <w:r>
               <w:rPr>
                 <w:b/>
                 <w:i w:val="0"/>
+                <w:sz w:val="19"/>
               </w:rPr>
               <w:t>Examen</w:t>
             </w:r>
@@ -1469,14 +2085,24 @@
         </w:tc>
         <w:tc>
           <w:tcPr>
-            <w:tcW w:type="dxa" w:w="3000"/>
+            <w:tcW w:type="dxa" w:w="1900"/>
+            <w:vAlign w:val="top"/>
+            <w:shd w:val="clear" w:fill="1C5D8C"/>
           </w:tcPr>
           <w:p>
-            <w:r/>
+            <w:pPr>
+              <w:spacing w:after="40" w:line="240" w:lineRule="auto"/>
+            </w:pPr>
+            <w:r>
+              <w:rPr>
+                <w:color w:val="FFFFFF"/>
+              </w:rPr>
+            </w:r>
             <w:r>
               <w:rPr>
                 <w:b/>
                 <w:i w:val="0"/>
+                <w:sz w:val="19"/>
               </w:rPr>
               <w:t>Indicație</w:t>
             </w:r>
@@ -1484,14 +2110,24 @@
         </w:tc>
         <w:tc>
           <w:tcPr>
-            <w:tcW w:type="dxa" w:w="900"/>
+            <w:tcW w:type="dxa" w:w="760"/>
+            <w:vAlign w:val="top"/>
+            <w:shd w:val="clear" w:fill="1C5D8C"/>
           </w:tcPr>
           <w:p>
-            <w:r/>
+            <w:pPr>
+              <w:spacing w:after="40" w:line="240" w:lineRule="auto"/>
+            </w:pPr>
+            <w:r>
+              <w:rPr>
+                <w:color w:val="FFFFFF"/>
+              </w:rPr>
+            </w:r>
             <w:r>
               <w:rPr>
                 <w:b/>
                 <w:i w:val="0"/>
+                <w:sz w:val="19"/>
               </w:rPr>
               <w:t>Grad</w:t>
             </w:r>
@@ -1499,14 +2135,24 @@
         </w:tc>
         <w:tc>
           <w:tcPr>
-            <w:tcW w:type="dxa" w:w="1100"/>
+            <w:tcW w:type="dxa" w:w="800"/>
+            <w:vAlign w:val="top"/>
+            <w:shd w:val="clear" w:fill="1C5D8C"/>
           </w:tcPr>
           <w:p>
-            <w:r/>
+            <w:pPr>
+              <w:spacing w:after="40" w:line="240" w:lineRule="auto"/>
+            </w:pPr>
+            <w:r>
+              <w:rPr>
+                <w:color w:val="FFFFFF"/>
+              </w:rPr>
+            </w:r>
             <w:r>
               <w:rPr>
                 <w:b/>
                 <w:i w:val="0"/>
+                <w:sz w:val="19"/>
               </w:rPr>
               <w:t>Doză</w:t>
             </w:r>
@@ -1514,14 +2160,24 @@
         </w:tc>
         <w:tc>
           <w:tcPr>
-            <w:tcW w:type="dxa" w:w="3000"/>
+            <w:tcW w:type="dxa" w:w="3400"/>
+            <w:vAlign w:val="top"/>
+            <w:shd w:val="clear" w:fill="1C5D8C"/>
           </w:tcPr>
           <w:p>
-            <w:r/>
+            <w:pPr>
+              <w:spacing w:after="40" w:line="240" w:lineRule="auto"/>
+            </w:pPr>
+            <w:r>
+              <w:rPr>
+                <w:color w:val="FFFFFF"/>
+              </w:rPr>
+            </w:r>
             <w:r>
               <w:rPr>
                 <w:b/>
                 <w:i w:val="0"/>
+                <w:sz w:val="19"/>
               </w:rPr>
               <w:t>Comentarii</w:t>
             </w:r>
@@ -1529,14 +2185,24 @@
         </w:tc>
         <w:tc>
           <w:tcPr>
-            <w:tcW w:type="dxa" w:w="1500"/>
+            <w:tcW w:type="dxa" w:w="2100"/>
+            <w:vAlign w:val="top"/>
+            <w:shd w:val="clear" w:fill="1C5D8C"/>
           </w:tcPr>
           <w:p>
-            <w:r/>
+            <w:pPr>
+              <w:spacing w:after="40" w:line="240" w:lineRule="auto"/>
+            </w:pPr>
+            <w:r>
+              <w:rPr>
+                <w:color w:val="FFFFFF"/>
+              </w:rPr>
+            </w:r>
             <w:r>
               <w:rPr>
                 <w:b/>
                 <w:i w:val="0"/>
+                <w:sz w:val="19"/>
               </w:rPr>
               <w:t>Decizie</w:t>
             </w:r>
@@ -1544,14 +2210,24 @@
         </w:tc>
         <w:tc>
           <w:tcPr>
-            <w:tcW w:type="dxa" w:w="1800"/>
+            <w:tcW w:type="dxa" w:w="3160"/>
+            <w:vAlign w:val="top"/>
+            <w:shd w:val="clear" w:fill="1C5D8C"/>
           </w:tcPr>
           <w:p>
-            <w:r/>
+            <w:pPr>
+              <w:spacing w:after="40" w:line="240" w:lineRule="auto"/>
+            </w:pPr>
+            <w:r>
+              <w:rPr>
+                <w:color w:val="FFFFFF"/>
+              </w:rPr>
+            </w:r>
             <w:r>
               <w:rPr>
                 <w:b/>
                 <w:i w:val="0"/>
+                <w:sz w:val="19"/>
               </w:rPr>
               <w:t>Comentariu editor</w:t>
             </w:r>
@@ -1561,14 +2237,19 @@
       <w:tr>
         <w:tc>
           <w:tcPr>
-            <w:tcW w:type="dxa" w:w="800"/>
+            <w:tcW w:type="dxa" w:w="640"/>
+            <w:vAlign w:val="top"/>
           </w:tcPr>
           <w:p>
+            <w:pPr>
+              <w:spacing w:after="40" w:line="240" w:lineRule="auto"/>
+            </w:pPr>
             <w:r/>
             <w:r>
               <w:rPr>
                 <w:b w:val="0"/>
                 <w:i w:val="0"/>
+                <w:sz w:val="19"/>
               </w:rPr>
               <w:t>N</w:t>
             </w:r>
@@ -1576,14 +2257,19 @@
         </w:tc>
         <w:tc>
           <w:tcPr>
-            <w:tcW w:type="dxa" w:w="1800"/>
+            <w:tcW w:type="dxa" w:w="2360"/>
+            <w:vAlign w:val="top"/>
           </w:tcPr>
           <w:p>
+            <w:pPr>
+              <w:spacing w:after="40" w:line="240" w:lineRule="auto"/>
+            </w:pPr>
             <w:r/>
             <w:r>
               <w:rPr>
                 <w:b w:val="0"/>
                 <w:i w:val="0"/>
+                <w:sz w:val="19"/>
               </w:rPr>
               <w:t>PET-CT (F18-FDG)</w:t>
             </w:r>
@@ -1591,14 +2277,19 @@
         </w:tc>
         <w:tc>
           <w:tcPr>
-            <w:tcW w:type="dxa" w:w="3000"/>
+            <w:tcW w:type="dxa" w:w="1900"/>
+            <w:vAlign w:val="top"/>
           </w:tcPr>
           <w:p>
+            <w:pPr>
+              <w:spacing w:after="40" w:line="240" w:lineRule="auto"/>
+            </w:pPr>
             <w:r/>
             <w:r>
               <w:rPr>
                 <w:b w:val="0"/>
                 <w:i w:val="0"/>
+                <w:sz w:val="19"/>
               </w:rPr>
               <w:t>Indicat</w:t>
             </w:r>
@@ -1606,14 +2297,19 @@
         </w:tc>
         <w:tc>
           <w:tcPr>
-            <w:tcW w:type="dxa" w:w="900"/>
+            <w:tcW w:type="dxa" w:w="760"/>
+            <w:vAlign w:val="top"/>
           </w:tcPr>
           <w:p>
+            <w:pPr>
+              <w:spacing w:after="40" w:line="240" w:lineRule="auto"/>
+            </w:pPr>
             <w:r/>
             <w:r>
               <w:rPr>
                 <w:b w:val="0"/>
                 <w:i w:val="0"/>
+                <w:sz w:val="19"/>
               </w:rPr>
               <w:t>B</w:t>
             </w:r>
@@ -1621,14 +2317,19 @@
         </w:tc>
         <w:tc>
           <w:tcPr>
-            <w:tcW w:type="dxa" w:w="1100"/>
+            <w:tcW w:type="dxa" w:w="800"/>
+            <w:vAlign w:val="top"/>
           </w:tcPr>
           <w:p>
+            <w:pPr>
+              <w:spacing w:after="40" w:line="240" w:lineRule="auto"/>
+            </w:pPr>
             <w:r/>
             <w:r>
               <w:rPr>
                 <w:b w:val="0"/>
                 <w:i w:val="0"/>
+                <w:sz w:val="19"/>
               </w:rPr>
               <w:t>4</w:t>
             </w:r>
@@ -1636,14 +2337,19 @@
         </w:tc>
         <w:tc>
           <w:tcPr>
-            <w:tcW w:type="dxa" w:w="3000"/>
+            <w:tcW w:type="dxa" w:w="3400"/>
+            <w:vAlign w:val="top"/>
           </w:tcPr>
           <w:p>
+            <w:pPr>
+              <w:spacing w:after="40" w:line="240" w:lineRule="auto"/>
+            </w:pPr>
             <w:r/>
             <w:r>
               <w:rPr>
                 <w:b w:val="0"/>
                 <w:i w:val="0"/>
+                <w:sz w:val="19"/>
               </w:rPr>
               <w:t>Standard pentru evaluarea răspunsului la tratament și a bolii reziduale.</w:t>
             </w:r>
@@ -1651,28 +2357,38 @@
         </w:tc>
         <w:tc>
           <w:tcPr>
-            <w:tcW w:type="dxa" w:w="1500"/>
+            <w:tcW w:type="dxa" w:w="2100"/>
+            <w:vAlign w:val="top"/>
           </w:tcPr>
           <w:p>
+            <w:pPr>
+              <w:spacing w:after="40" w:line="240" w:lineRule="auto"/>
+            </w:pPr>
             <w:r/>
             <w:r>
               <w:rPr>
                 <w:b w:val="0"/>
                 <w:i w:val="0"/>
+                <w:sz w:val="19"/>
               </w:rPr>
             </w:r>
           </w:p>
         </w:tc>
         <w:tc>
           <w:tcPr>
-            <w:tcW w:type="dxa" w:w="1800"/>
+            <w:tcW w:type="dxa" w:w="3160"/>
+            <w:vAlign w:val="top"/>
           </w:tcPr>
           <w:p>
+            <w:pPr>
+              <w:spacing w:after="40" w:line="240" w:lineRule="auto"/>
+            </w:pPr>
             <w:r/>
             <w:r>
               <w:rPr>
                 <w:b w:val="0"/>
                 <w:i w:val="0"/>
+                <w:sz w:val="19"/>
               </w:rPr>
             </w:r>
           </w:p>
@@ -1681,14 +2397,19 @@
       <w:tr>
         <w:tc>
           <w:tcPr>
-            <w:tcW w:type="dxa" w:w="800"/>
+            <w:tcW w:type="dxa" w:w="640"/>
+            <w:vAlign w:val="top"/>
           </w:tcPr>
           <w:p>
+            <w:pPr>
+              <w:spacing w:after="40" w:line="240" w:lineRule="auto"/>
+            </w:pPr>
             <w:r/>
             <w:r>
               <w:rPr>
                 <w:b w:val="0"/>
                 <w:i w:val="0"/>
+                <w:sz w:val="19"/>
               </w:rPr>
               <w:t>M</w:t>
             </w:r>
@@ -1696,14 +2417,19 @@
         </w:tc>
         <w:tc>
           <w:tcPr>
-            <w:tcW w:type="dxa" w:w="1800"/>
+            <w:tcW w:type="dxa" w:w="2360"/>
+            <w:vAlign w:val="top"/>
           </w:tcPr>
           <w:p>
+            <w:pPr>
+              <w:spacing w:after="40" w:line="240" w:lineRule="auto"/>
+            </w:pPr>
             <w:r/>
             <w:r>
               <w:rPr>
                 <w:b w:val="0"/>
                 <w:i w:val="0"/>
+                <w:sz w:val="19"/>
               </w:rPr>
               <w:t>IRM (corp întreg)</w:t>
             </w:r>
@@ -1711,14 +2437,19 @@
         </w:tc>
         <w:tc>
           <w:tcPr>
-            <w:tcW w:type="dxa" w:w="3000"/>
+            <w:tcW w:type="dxa" w:w="1900"/>
+            <w:vAlign w:val="top"/>
           </w:tcPr>
           <w:p>
+            <w:pPr>
+              <w:spacing w:after="40" w:line="240" w:lineRule="auto"/>
+            </w:pPr>
             <w:r/>
             <w:r>
               <w:rPr>
                 <w:b w:val="0"/>
                 <w:i w:val="0"/>
+                <w:sz w:val="19"/>
               </w:rPr>
               <w:t>Doar în cazuri particulare</w:t>
             </w:r>
@@ -1726,14 +2457,19 @@
         </w:tc>
         <w:tc>
           <w:tcPr>
-            <w:tcW w:type="dxa" w:w="900"/>
+            <w:tcW w:type="dxa" w:w="760"/>
+            <w:vAlign w:val="top"/>
           </w:tcPr>
           <w:p>
+            <w:pPr>
+              <w:spacing w:after="40" w:line="240" w:lineRule="auto"/>
+            </w:pPr>
             <w:r/>
             <w:r>
               <w:rPr>
                 <w:b w:val="0"/>
                 <w:i w:val="0"/>
+                <w:sz w:val="19"/>
               </w:rPr>
               <w:t>B</w:t>
             </w:r>
@@ -1741,14 +2477,19 @@
         </w:tc>
         <w:tc>
           <w:tcPr>
-            <w:tcW w:type="dxa" w:w="1100"/>
+            <w:tcW w:type="dxa" w:w="800"/>
+            <w:vAlign w:val="top"/>
           </w:tcPr>
           <w:p>
+            <w:pPr>
+              <w:spacing w:after="40" w:line="240" w:lineRule="auto"/>
+            </w:pPr>
             <w:r/>
             <w:r>
               <w:rPr>
                 <w:b w:val="0"/>
                 <w:i w:val="0"/>
+                <w:sz w:val="19"/>
               </w:rPr>
               <w:t>0</w:t>
             </w:r>
@@ -1756,14 +2497,19 @@
         </w:tc>
         <w:tc>
           <w:tcPr>
-            <w:tcW w:type="dxa" w:w="3000"/>
+            <w:tcW w:type="dxa" w:w="3400"/>
+            <w:vAlign w:val="top"/>
           </w:tcPr>
           <w:p>
+            <w:pPr>
+              <w:spacing w:after="40" w:line="240" w:lineRule="auto"/>
+            </w:pPr>
             <w:r/>
             <w:r>
               <w:rPr>
                 <w:b w:val="0"/>
                 <w:i w:val="0"/>
+                <w:sz w:val="19"/>
               </w:rPr>
               <w:t>Monitorizarea leziunilor medulare/difuze la caz selectat.</w:t>
             </w:r>
@@ -1771,28 +2517,38 @@
         </w:tc>
         <w:tc>
           <w:tcPr>
-            <w:tcW w:type="dxa" w:w="1500"/>
+            <w:tcW w:type="dxa" w:w="2100"/>
+            <w:vAlign w:val="top"/>
           </w:tcPr>
           <w:p>
+            <w:pPr>
+              <w:spacing w:after="40" w:line="240" w:lineRule="auto"/>
+            </w:pPr>
             <w:r/>
             <w:r>
               <w:rPr>
                 <w:b w:val="0"/>
                 <w:i w:val="0"/>
+                <w:sz w:val="19"/>
               </w:rPr>
             </w:r>
           </w:p>
         </w:tc>
         <w:tc>
           <w:tcPr>
-            <w:tcW w:type="dxa" w:w="1800"/>
+            <w:tcW w:type="dxa" w:w="3160"/>
+            <w:vAlign w:val="top"/>
           </w:tcPr>
           <w:p>
+            <w:pPr>
+              <w:spacing w:after="40" w:line="240" w:lineRule="auto"/>
+            </w:pPr>
             <w:r/>
             <w:r>
               <w:rPr>
                 <w:b w:val="0"/>
                 <w:i w:val="0"/>
+                <w:sz w:val="19"/>
               </w:rPr>
             </w:r>
           </w:p>
@@ -1805,9 +2561,6 @@
         <w:pStyle w:val="Heading3"/>
       </w:pPr>
       <w:r>
-        <w:rPr>
-          <w:color w:val="1C5D8C"/>
-        </w:rPr>
         <w:t>Tumori ale aparatului locomotor — Monitorizare (fază lipsă)</w:t>
       </w:r>
     </w:p>
@@ -1815,38 +2568,52 @@
       <w:r>
         <w:rPr>
           <w:i/>
+          <w:color w:val="555555"/>
         </w:rPr>
         <w:t>Cf. NCCN Bone Cancer / Soft Tissue Sarcoma; ACR Appropriateness Criteria.</w:t>
       </w:r>
     </w:p>
     <w:tbl>
       <w:tblPr>
-        <w:tblStyle w:val="LightGrid-Accent1"/>
-        <w:tblW w:type="auto" w:w="0"/>
+        <w:tblStyle w:val="TableGrid"/>
+        <w:tblW w:type="dxa" w:w="15120"/>
         <w:tblLayout w:type="fixed"/>
         <w:tblLook w:firstColumn="1" w:firstRow="1" w:lastColumn="0" w:lastRow="0" w:noHBand="0" w:noVBand="1" w:val="04A0"/>
       </w:tblPr>
       <w:tblGrid>
-        <w:gridCol w:w="1767"/>
-        <w:gridCol w:w="1767"/>
-        <w:gridCol w:w="1767"/>
-        <w:gridCol w:w="1767"/>
-        <w:gridCol w:w="1767"/>
-        <w:gridCol w:w="1767"/>
-        <w:gridCol w:w="1767"/>
-        <w:gridCol w:w="1767"/>
+        <w:gridCol w:w="640"/>
+        <w:gridCol w:w="2360"/>
+        <w:gridCol w:w="1900"/>
+        <w:gridCol w:w="760"/>
+        <w:gridCol w:w="800"/>
+        <w:gridCol w:w="3400"/>
+        <w:gridCol w:w="2100"/>
+        <w:gridCol w:w="3160"/>
       </w:tblGrid>
       <w:tr>
+        <w:trPr>
+          <w:tblHeader w:val="true"/>
+        </w:trPr>
         <w:tc>
           <w:tcPr>
-            <w:tcW w:type="dxa" w:w="800"/>
+            <w:tcW w:type="dxa" w:w="640"/>
+            <w:vAlign w:val="top"/>
+            <w:shd w:val="clear" w:fill="1C5D8C"/>
           </w:tcPr>
           <w:p>
-            <w:r/>
+            <w:pPr>
+              <w:spacing w:after="40" w:line="240" w:lineRule="auto"/>
+            </w:pPr>
+            <w:r>
+              <w:rPr>
+                <w:color w:val="FFFFFF"/>
+              </w:rPr>
+            </w:r>
             <w:r>
               <w:rPr>
                 <w:b/>
                 <w:i w:val="0"/>
+                <w:sz w:val="19"/>
               </w:rPr>
               <w:t>Tip</w:t>
             </w:r>
@@ -1854,14 +2621,24 @@
         </w:tc>
         <w:tc>
           <w:tcPr>
-            <w:tcW w:type="dxa" w:w="1800"/>
+            <w:tcW w:type="dxa" w:w="2360"/>
+            <w:vAlign w:val="top"/>
+            <w:shd w:val="clear" w:fill="1C5D8C"/>
           </w:tcPr>
           <w:p>
-            <w:r/>
+            <w:pPr>
+              <w:spacing w:after="40" w:line="240" w:lineRule="auto"/>
+            </w:pPr>
+            <w:r>
+              <w:rPr>
+                <w:color w:val="FFFFFF"/>
+              </w:rPr>
+            </w:r>
             <w:r>
               <w:rPr>
                 <w:b/>
                 <w:i w:val="0"/>
+                <w:sz w:val="19"/>
               </w:rPr>
               <w:t>Examen</w:t>
             </w:r>
@@ -1869,14 +2646,24 @@
         </w:tc>
         <w:tc>
           <w:tcPr>
-            <w:tcW w:type="dxa" w:w="3000"/>
+            <w:tcW w:type="dxa" w:w="1900"/>
+            <w:vAlign w:val="top"/>
+            <w:shd w:val="clear" w:fill="1C5D8C"/>
           </w:tcPr>
           <w:p>
-            <w:r/>
+            <w:pPr>
+              <w:spacing w:after="40" w:line="240" w:lineRule="auto"/>
+            </w:pPr>
+            <w:r>
+              <w:rPr>
+                <w:color w:val="FFFFFF"/>
+              </w:rPr>
+            </w:r>
             <w:r>
               <w:rPr>
                 <w:b/>
                 <w:i w:val="0"/>
+                <w:sz w:val="19"/>
               </w:rPr>
               <w:t>Indicație</w:t>
             </w:r>
@@ -1884,14 +2671,24 @@
         </w:tc>
         <w:tc>
           <w:tcPr>
-            <w:tcW w:type="dxa" w:w="900"/>
+            <w:tcW w:type="dxa" w:w="760"/>
+            <w:vAlign w:val="top"/>
+            <w:shd w:val="clear" w:fill="1C5D8C"/>
           </w:tcPr>
           <w:p>
-            <w:r/>
+            <w:pPr>
+              <w:spacing w:after="40" w:line="240" w:lineRule="auto"/>
+            </w:pPr>
+            <w:r>
+              <w:rPr>
+                <w:color w:val="FFFFFF"/>
+              </w:rPr>
+            </w:r>
             <w:r>
               <w:rPr>
                 <w:b/>
                 <w:i w:val="0"/>
+                <w:sz w:val="19"/>
               </w:rPr>
               <w:t>Grad</w:t>
             </w:r>
@@ -1899,14 +2696,24 @@
         </w:tc>
         <w:tc>
           <w:tcPr>
-            <w:tcW w:type="dxa" w:w="1100"/>
+            <w:tcW w:type="dxa" w:w="800"/>
+            <w:vAlign w:val="top"/>
+            <w:shd w:val="clear" w:fill="1C5D8C"/>
           </w:tcPr>
           <w:p>
-            <w:r/>
+            <w:pPr>
+              <w:spacing w:after="40" w:line="240" w:lineRule="auto"/>
+            </w:pPr>
+            <w:r>
+              <w:rPr>
+                <w:color w:val="FFFFFF"/>
+              </w:rPr>
+            </w:r>
             <w:r>
               <w:rPr>
                 <w:b/>
                 <w:i w:val="0"/>
+                <w:sz w:val="19"/>
               </w:rPr>
               <w:t>Doză</w:t>
             </w:r>
@@ -1914,14 +2721,24 @@
         </w:tc>
         <w:tc>
           <w:tcPr>
-            <w:tcW w:type="dxa" w:w="3000"/>
+            <w:tcW w:type="dxa" w:w="3400"/>
+            <w:vAlign w:val="top"/>
+            <w:shd w:val="clear" w:fill="1C5D8C"/>
           </w:tcPr>
           <w:p>
-            <w:r/>
+            <w:pPr>
+              <w:spacing w:after="40" w:line="240" w:lineRule="auto"/>
+            </w:pPr>
+            <w:r>
+              <w:rPr>
+                <w:color w:val="FFFFFF"/>
+              </w:rPr>
+            </w:r>
             <w:r>
               <w:rPr>
                 <w:b/>
                 <w:i w:val="0"/>
+                <w:sz w:val="19"/>
               </w:rPr>
               <w:t>Comentarii</w:t>
             </w:r>
@@ -1929,14 +2746,24 @@
         </w:tc>
         <w:tc>
           <w:tcPr>
-            <w:tcW w:type="dxa" w:w="1500"/>
+            <w:tcW w:type="dxa" w:w="2100"/>
+            <w:vAlign w:val="top"/>
+            <w:shd w:val="clear" w:fill="1C5D8C"/>
           </w:tcPr>
           <w:p>
-            <w:r/>
+            <w:pPr>
+              <w:spacing w:after="40" w:line="240" w:lineRule="auto"/>
+            </w:pPr>
+            <w:r>
+              <w:rPr>
+                <w:color w:val="FFFFFF"/>
+              </w:rPr>
+            </w:r>
             <w:r>
               <w:rPr>
                 <w:b/>
                 <w:i w:val="0"/>
+                <w:sz w:val="19"/>
               </w:rPr>
               <w:t>Decizie</w:t>
             </w:r>
@@ -1944,14 +2771,24 @@
         </w:tc>
         <w:tc>
           <w:tcPr>
-            <w:tcW w:type="dxa" w:w="1800"/>
+            <w:tcW w:type="dxa" w:w="3160"/>
+            <w:vAlign w:val="top"/>
+            <w:shd w:val="clear" w:fill="1C5D8C"/>
           </w:tcPr>
           <w:p>
-            <w:r/>
+            <w:pPr>
+              <w:spacing w:after="40" w:line="240" w:lineRule="auto"/>
+            </w:pPr>
+            <w:r>
+              <w:rPr>
+                <w:color w:val="FFFFFF"/>
+              </w:rPr>
+            </w:r>
             <w:r>
               <w:rPr>
                 <w:b/>
                 <w:i w:val="0"/>
+                <w:sz w:val="19"/>
               </w:rPr>
               <w:t>Comentariu editor</w:t>
             </w:r>
@@ -1961,14 +2798,19 @@
       <w:tr>
         <w:tc>
           <w:tcPr>
-            <w:tcW w:type="dxa" w:w="800"/>
+            <w:tcW w:type="dxa" w:w="640"/>
+            <w:vAlign w:val="top"/>
           </w:tcPr>
           <w:p>
+            <w:pPr>
+              <w:spacing w:after="40" w:line="240" w:lineRule="auto"/>
+            </w:pPr>
             <w:r/>
             <w:r>
               <w:rPr>
                 <w:b w:val="0"/>
                 <w:i w:val="0"/>
+                <w:sz w:val="19"/>
               </w:rPr>
               <w:t>T</w:t>
             </w:r>
@@ -1976,14 +2818,19 @@
         </w:tc>
         <w:tc>
           <w:tcPr>
-            <w:tcW w:type="dxa" w:w="1800"/>
+            <w:tcW w:type="dxa" w:w="2360"/>
+            <w:vAlign w:val="top"/>
           </w:tcPr>
           <w:p>
+            <w:pPr>
+              <w:spacing w:after="40" w:line="240" w:lineRule="auto"/>
+            </w:pPr>
             <w:r/>
             <w:r>
               <w:rPr>
                 <w:b w:val="0"/>
                 <w:i w:val="0"/>
+                <w:sz w:val="19"/>
               </w:rPr>
               <w:t>CT toracic</w:t>
             </w:r>
@@ -1991,14 +2838,19 @@
         </w:tc>
         <w:tc>
           <w:tcPr>
-            <w:tcW w:type="dxa" w:w="3000"/>
+            <w:tcW w:type="dxa" w:w="1900"/>
+            <w:vAlign w:val="top"/>
           </w:tcPr>
           <w:p>
+            <w:pPr>
+              <w:spacing w:after="40" w:line="240" w:lineRule="auto"/>
+            </w:pPr>
             <w:r/>
             <w:r>
               <w:rPr>
                 <w:b w:val="0"/>
                 <w:i w:val="0"/>
+                <w:sz w:val="19"/>
               </w:rPr>
               <w:t>Indicat</w:t>
             </w:r>
@@ -2006,14 +2858,19 @@
         </w:tc>
         <w:tc>
           <w:tcPr>
-            <w:tcW w:type="dxa" w:w="900"/>
+            <w:tcW w:type="dxa" w:w="760"/>
+            <w:vAlign w:val="top"/>
           </w:tcPr>
           <w:p>
+            <w:pPr>
+              <w:spacing w:after="40" w:line="240" w:lineRule="auto"/>
+            </w:pPr>
             <w:r/>
             <w:r>
               <w:rPr>
                 <w:b w:val="0"/>
                 <w:i w:val="0"/>
+                <w:sz w:val="19"/>
               </w:rPr>
               <w:t>B</w:t>
             </w:r>
@@ -2021,14 +2878,19 @@
         </w:tc>
         <w:tc>
           <w:tcPr>
-            <w:tcW w:type="dxa" w:w="1100"/>
+            <w:tcW w:type="dxa" w:w="800"/>
+            <w:vAlign w:val="top"/>
           </w:tcPr>
           <w:p>
+            <w:pPr>
+              <w:spacing w:after="40" w:line="240" w:lineRule="auto"/>
+            </w:pPr>
             <w:r/>
             <w:r>
               <w:rPr>
                 <w:b w:val="0"/>
                 <w:i w:val="0"/>
+                <w:sz w:val="19"/>
               </w:rPr>
               <w:t>2–3</w:t>
             </w:r>
@@ -2036,14 +2898,19 @@
         </w:tc>
         <w:tc>
           <w:tcPr>
-            <w:tcW w:type="dxa" w:w="3000"/>
+            <w:tcW w:type="dxa" w:w="3400"/>
+            <w:vAlign w:val="top"/>
           </w:tcPr>
           <w:p>
+            <w:pPr>
+              <w:spacing w:after="40" w:line="240" w:lineRule="auto"/>
+            </w:pPr>
             <w:r/>
             <w:r>
               <w:rPr>
                 <w:b w:val="0"/>
                 <w:i w:val="0"/>
+                <w:sz w:val="19"/>
               </w:rPr>
               <w:t>Supravegherea metastazelor pulmonare (sarcoame osoase și de părți moi).</w:t>
             </w:r>
@@ -2051,28 +2918,38 @@
         </w:tc>
         <w:tc>
           <w:tcPr>
-            <w:tcW w:type="dxa" w:w="1500"/>
+            <w:tcW w:type="dxa" w:w="2100"/>
+            <w:vAlign w:val="top"/>
           </w:tcPr>
           <w:p>
+            <w:pPr>
+              <w:spacing w:after="40" w:line="240" w:lineRule="auto"/>
+            </w:pPr>
             <w:r/>
             <w:r>
               <w:rPr>
                 <w:b w:val="0"/>
                 <w:i w:val="0"/>
+                <w:sz w:val="19"/>
               </w:rPr>
             </w:r>
           </w:p>
         </w:tc>
         <w:tc>
           <w:tcPr>
-            <w:tcW w:type="dxa" w:w="1800"/>
+            <w:tcW w:type="dxa" w:w="3160"/>
+            <w:vAlign w:val="top"/>
           </w:tcPr>
           <w:p>
+            <w:pPr>
+              <w:spacing w:after="40" w:line="240" w:lineRule="auto"/>
+            </w:pPr>
             <w:r/>
             <w:r>
               <w:rPr>
                 <w:b w:val="0"/>
                 <w:i w:val="0"/>
+                <w:sz w:val="19"/>
               </w:rPr>
             </w:r>
           </w:p>
@@ -2081,14 +2958,19 @@
       <w:tr>
         <w:tc>
           <w:tcPr>
-            <w:tcW w:type="dxa" w:w="800"/>
+            <w:tcW w:type="dxa" w:w="640"/>
+            <w:vAlign w:val="top"/>
           </w:tcPr>
           <w:p>
+            <w:pPr>
+              <w:spacing w:after="40" w:line="240" w:lineRule="auto"/>
+            </w:pPr>
             <w:r/>
             <w:r>
               <w:rPr>
                 <w:b w:val="0"/>
                 <w:i w:val="0"/>
+                <w:sz w:val="19"/>
               </w:rPr>
               <w:t>M</w:t>
             </w:r>
@@ -2096,14 +2978,19 @@
         </w:tc>
         <w:tc>
           <w:tcPr>
-            <w:tcW w:type="dxa" w:w="1800"/>
+            <w:tcW w:type="dxa" w:w="2360"/>
+            <w:vAlign w:val="top"/>
           </w:tcPr>
           <w:p>
+            <w:pPr>
+              <w:spacing w:after="40" w:line="240" w:lineRule="auto"/>
+            </w:pPr>
             <w:r/>
             <w:r>
               <w:rPr>
                 <w:b w:val="0"/>
                 <w:i w:val="0"/>
+                <w:sz w:val="19"/>
               </w:rPr>
               <w:t>IRM loco-regională</w:t>
             </w:r>
@@ -2111,14 +2998,19 @@
         </w:tc>
         <w:tc>
           <w:tcPr>
-            <w:tcW w:type="dxa" w:w="3000"/>
+            <w:tcW w:type="dxa" w:w="1900"/>
+            <w:vAlign w:val="top"/>
           </w:tcPr>
           <w:p>
+            <w:pPr>
+              <w:spacing w:after="40" w:line="240" w:lineRule="auto"/>
+            </w:pPr>
             <w:r/>
             <w:r>
               <w:rPr>
                 <w:b w:val="0"/>
                 <w:i w:val="0"/>
+                <w:sz w:val="19"/>
               </w:rPr>
               <w:t>Indicat</w:t>
             </w:r>
@@ -2126,14 +3018,19 @@
         </w:tc>
         <w:tc>
           <w:tcPr>
-            <w:tcW w:type="dxa" w:w="900"/>
+            <w:tcW w:type="dxa" w:w="760"/>
+            <w:vAlign w:val="top"/>
           </w:tcPr>
           <w:p>
+            <w:pPr>
+              <w:spacing w:after="40" w:line="240" w:lineRule="auto"/>
+            </w:pPr>
             <w:r/>
             <w:r>
               <w:rPr>
                 <w:b w:val="0"/>
                 <w:i w:val="0"/>
+                <w:sz w:val="19"/>
               </w:rPr>
               <w:t>B</w:t>
             </w:r>
@@ -2141,14 +3038,19 @@
         </w:tc>
         <w:tc>
           <w:tcPr>
-            <w:tcW w:type="dxa" w:w="1100"/>
+            <w:tcW w:type="dxa" w:w="800"/>
+            <w:vAlign w:val="top"/>
           </w:tcPr>
           <w:p>
+            <w:pPr>
+              <w:spacing w:after="40" w:line="240" w:lineRule="auto"/>
+            </w:pPr>
             <w:r/>
             <w:r>
               <w:rPr>
                 <w:b w:val="0"/>
                 <w:i w:val="0"/>
+                <w:sz w:val="19"/>
               </w:rPr>
               <w:t>0</w:t>
             </w:r>
@@ -2156,14 +3058,19 @@
         </w:tc>
         <w:tc>
           <w:tcPr>
-            <w:tcW w:type="dxa" w:w="3000"/>
+            <w:tcW w:type="dxa" w:w="3400"/>
+            <w:vAlign w:val="top"/>
           </w:tcPr>
           <w:p>
+            <w:pPr>
+              <w:spacing w:after="40" w:line="240" w:lineRule="auto"/>
+            </w:pPr>
             <w:r/>
             <w:r>
               <w:rPr>
                 <w:b w:val="0"/>
                 <w:i w:val="0"/>
+                <w:sz w:val="19"/>
               </w:rPr>
               <w:t>Supravegherea recidivei locale la patul tumoral.</w:t>
             </w:r>
@@ -2171,28 +3078,38 @@
         </w:tc>
         <w:tc>
           <w:tcPr>
-            <w:tcW w:type="dxa" w:w="1500"/>
+            <w:tcW w:type="dxa" w:w="2100"/>
+            <w:vAlign w:val="top"/>
           </w:tcPr>
           <w:p>
+            <w:pPr>
+              <w:spacing w:after="40" w:line="240" w:lineRule="auto"/>
+            </w:pPr>
             <w:r/>
             <w:r>
               <w:rPr>
                 <w:b w:val="0"/>
                 <w:i w:val="0"/>
+                <w:sz w:val="19"/>
               </w:rPr>
             </w:r>
           </w:p>
         </w:tc>
         <w:tc>
           <w:tcPr>
-            <w:tcW w:type="dxa" w:w="1800"/>
+            <w:tcW w:type="dxa" w:w="3160"/>
+            <w:vAlign w:val="top"/>
           </w:tcPr>
           <w:p>
+            <w:pPr>
+              <w:spacing w:after="40" w:line="240" w:lineRule="auto"/>
+            </w:pPr>
             <w:r/>
             <w:r>
               <w:rPr>
                 <w:b w:val="0"/>
                 <w:i w:val="0"/>
+                <w:sz w:val="19"/>
               </w:rPr>
             </w:r>
           </w:p>
@@ -2201,14 +3118,19 @@
       <w:tr>
         <w:tc>
           <w:tcPr>
-            <w:tcW w:type="dxa" w:w="800"/>
+            <w:tcW w:type="dxa" w:w="640"/>
+            <w:vAlign w:val="top"/>
           </w:tcPr>
           <w:p>
+            <w:pPr>
+              <w:spacing w:after="40" w:line="240" w:lineRule="auto"/>
+            </w:pPr>
             <w:r/>
             <w:r>
               <w:rPr>
                 <w:b w:val="0"/>
                 <w:i w:val="0"/>
+                <w:sz w:val="19"/>
               </w:rPr>
               <w:t>G</w:t>
             </w:r>
@@ -2216,14 +3138,19 @@
         </w:tc>
         <w:tc>
           <w:tcPr>
-            <w:tcW w:type="dxa" w:w="1800"/>
+            <w:tcW w:type="dxa" w:w="2360"/>
+            <w:vAlign w:val="top"/>
           </w:tcPr>
           <w:p>
+            <w:pPr>
+              <w:spacing w:after="40" w:line="240" w:lineRule="auto"/>
+            </w:pPr>
             <w:r/>
             <w:r>
               <w:rPr>
                 <w:b w:val="0"/>
                 <w:i w:val="0"/>
+                <w:sz w:val="19"/>
               </w:rPr>
               <w:t>Radiografie standard</w:t>
             </w:r>
@@ -2231,14 +3158,19 @@
         </w:tc>
         <w:tc>
           <w:tcPr>
-            <w:tcW w:type="dxa" w:w="3000"/>
+            <w:tcW w:type="dxa" w:w="1900"/>
+            <w:vAlign w:val="top"/>
           </w:tcPr>
           <w:p>
+            <w:pPr>
+              <w:spacing w:after="40" w:line="240" w:lineRule="auto"/>
+            </w:pPr>
             <w:r/>
             <w:r>
               <w:rPr>
                 <w:b w:val="0"/>
                 <w:i w:val="0"/>
+                <w:sz w:val="19"/>
               </w:rPr>
               <w:t>Doar în cazuri particulare</w:t>
             </w:r>
@@ -2246,14 +3178,19 @@
         </w:tc>
         <w:tc>
           <w:tcPr>
-            <w:tcW w:type="dxa" w:w="900"/>
+            <w:tcW w:type="dxa" w:w="760"/>
+            <w:vAlign w:val="top"/>
           </w:tcPr>
           <w:p>
+            <w:pPr>
+              <w:spacing w:after="40" w:line="240" w:lineRule="auto"/>
+            </w:pPr>
             <w:r/>
             <w:r>
               <w:rPr>
                 <w:b w:val="0"/>
                 <w:i w:val="0"/>
+                <w:sz w:val="19"/>
               </w:rPr>
               <w:t>C</w:t>
             </w:r>
@@ -2261,14 +3198,19 @@
         </w:tc>
         <w:tc>
           <w:tcPr>
-            <w:tcW w:type="dxa" w:w="1100"/>
+            <w:tcW w:type="dxa" w:w="800"/>
+            <w:vAlign w:val="top"/>
           </w:tcPr>
           <w:p>
+            <w:pPr>
+              <w:spacing w:after="40" w:line="240" w:lineRule="auto"/>
+            </w:pPr>
             <w:r/>
             <w:r>
               <w:rPr>
                 <w:b w:val="0"/>
                 <w:i w:val="0"/>
+                <w:sz w:val="19"/>
               </w:rPr>
               <w:t>1</w:t>
             </w:r>
@@ -2276,14 +3218,19 @@
         </w:tc>
         <w:tc>
           <w:tcPr>
-            <w:tcW w:type="dxa" w:w="3000"/>
+            <w:tcW w:type="dxa" w:w="3400"/>
+            <w:vAlign w:val="top"/>
           </w:tcPr>
           <w:p>
+            <w:pPr>
+              <w:spacing w:after="40" w:line="240" w:lineRule="auto"/>
+            </w:pPr>
             <w:r/>
             <w:r>
               <w:rPr>
                 <w:b w:val="0"/>
                 <w:i w:val="0"/>
+                <w:sz w:val="19"/>
               </w:rPr>
               <w:t>Supraveghere de rutină când accesul la CT/IRM e limitat.</w:t>
             </w:r>
@@ -2291,28 +3238,38 @@
         </w:tc>
         <w:tc>
           <w:tcPr>
-            <w:tcW w:type="dxa" w:w="1500"/>
+            <w:tcW w:type="dxa" w:w="2100"/>
+            <w:vAlign w:val="top"/>
           </w:tcPr>
           <w:p>
+            <w:pPr>
+              <w:spacing w:after="40" w:line="240" w:lineRule="auto"/>
+            </w:pPr>
             <w:r/>
             <w:r>
               <w:rPr>
                 <w:b w:val="0"/>
                 <w:i w:val="0"/>
+                <w:sz w:val="19"/>
               </w:rPr>
             </w:r>
           </w:p>
         </w:tc>
         <w:tc>
           <w:tcPr>
-            <w:tcW w:type="dxa" w:w="1800"/>
+            <w:tcW w:type="dxa" w:w="3160"/>
+            <w:vAlign w:val="top"/>
           </w:tcPr>
           <w:p>
+            <w:pPr>
+              <w:spacing w:after="40" w:line="240" w:lineRule="auto"/>
+            </w:pPr>
             <w:r/>
             <w:r>
               <w:rPr>
                 <w:b w:val="0"/>
                 <w:i w:val="0"/>
+                <w:sz w:val="19"/>
               </w:rPr>
             </w:r>
           </w:p>
@@ -2325,9 +3282,6 @@
         <w:pStyle w:val="Heading3"/>
       </w:pPr>
       <w:r>
-        <w:rPr>
-          <w:color w:val="1C5D8C"/>
-        </w:rPr>
         <w:t>Cancer de vulvă / cancer vaginal (subcapitol nou) — Stadializare</w:t>
       </w:r>
     </w:p>
@@ -2335,38 +3289,52 @@
       <w:r>
         <w:rPr>
           <w:i/>
+          <w:color w:val="555555"/>
         </w:rPr>
         <w:t>Cf. NCCN Vulvar/Vaginal Cancer; ESMO.</w:t>
       </w:r>
     </w:p>
     <w:tbl>
       <w:tblPr>
-        <w:tblStyle w:val="LightGrid-Accent1"/>
-        <w:tblW w:type="auto" w:w="0"/>
+        <w:tblStyle w:val="TableGrid"/>
+        <w:tblW w:type="dxa" w:w="15120"/>
         <w:tblLayout w:type="fixed"/>
         <w:tblLook w:firstColumn="1" w:firstRow="1" w:lastColumn="0" w:lastRow="0" w:noHBand="0" w:noVBand="1" w:val="04A0"/>
       </w:tblPr>
       <w:tblGrid>
-        <w:gridCol w:w="1767"/>
-        <w:gridCol w:w="1767"/>
-        <w:gridCol w:w="1767"/>
-        <w:gridCol w:w="1767"/>
-        <w:gridCol w:w="1767"/>
-        <w:gridCol w:w="1767"/>
-        <w:gridCol w:w="1767"/>
-        <w:gridCol w:w="1767"/>
+        <w:gridCol w:w="640"/>
+        <w:gridCol w:w="2360"/>
+        <w:gridCol w:w="1900"/>
+        <w:gridCol w:w="760"/>
+        <w:gridCol w:w="800"/>
+        <w:gridCol w:w="3400"/>
+        <w:gridCol w:w="2100"/>
+        <w:gridCol w:w="3160"/>
       </w:tblGrid>
       <w:tr>
+        <w:trPr>
+          <w:tblHeader w:val="true"/>
+        </w:trPr>
         <w:tc>
           <w:tcPr>
-            <w:tcW w:type="dxa" w:w="800"/>
+            <w:tcW w:type="dxa" w:w="640"/>
+            <w:vAlign w:val="top"/>
+            <w:shd w:val="clear" w:fill="1C5D8C"/>
           </w:tcPr>
           <w:p>
-            <w:r/>
+            <w:pPr>
+              <w:spacing w:after="40" w:line="240" w:lineRule="auto"/>
+            </w:pPr>
+            <w:r>
+              <w:rPr>
+                <w:color w:val="FFFFFF"/>
+              </w:rPr>
+            </w:r>
             <w:r>
               <w:rPr>
                 <w:b/>
                 <w:i w:val="0"/>
+                <w:sz w:val="19"/>
               </w:rPr>
               <w:t>Tip</w:t>
             </w:r>
@@ -2374,14 +3342,24 @@
         </w:tc>
         <w:tc>
           <w:tcPr>
-            <w:tcW w:type="dxa" w:w="1800"/>
+            <w:tcW w:type="dxa" w:w="2360"/>
+            <w:vAlign w:val="top"/>
+            <w:shd w:val="clear" w:fill="1C5D8C"/>
           </w:tcPr>
           <w:p>
-            <w:r/>
+            <w:pPr>
+              <w:spacing w:after="40" w:line="240" w:lineRule="auto"/>
+            </w:pPr>
+            <w:r>
+              <w:rPr>
+                <w:color w:val="FFFFFF"/>
+              </w:rPr>
+            </w:r>
             <w:r>
               <w:rPr>
                 <w:b/>
                 <w:i w:val="0"/>
+                <w:sz w:val="19"/>
               </w:rPr>
               <w:t>Examen</w:t>
             </w:r>
@@ -2389,14 +3367,24 @@
         </w:tc>
         <w:tc>
           <w:tcPr>
-            <w:tcW w:type="dxa" w:w="3000"/>
+            <w:tcW w:type="dxa" w:w="1900"/>
+            <w:vAlign w:val="top"/>
+            <w:shd w:val="clear" w:fill="1C5D8C"/>
           </w:tcPr>
           <w:p>
-            <w:r/>
+            <w:pPr>
+              <w:spacing w:after="40" w:line="240" w:lineRule="auto"/>
+            </w:pPr>
+            <w:r>
+              <w:rPr>
+                <w:color w:val="FFFFFF"/>
+              </w:rPr>
+            </w:r>
             <w:r>
               <w:rPr>
                 <w:b/>
                 <w:i w:val="0"/>
+                <w:sz w:val="19"/>
               </w:rPr>
               <w:t>Indicație</w:t>
             </w:r>
@@ -2404,14 +3392,24 @@
         </w:tc>
         <w:tc>
           <w:tcPr>
-            <w:tcW w:type="dxa" w:w="900"/>
+            <w:tcW w:type="dxa" w:w="760"/>
+            <w:vAlign w:val="top"/>
+            <w:shd w:val="clear" w:fill="1C5D8C"/>
           </w:tcPr>
           <w:p>
-            <w:r/>
+            <w:pPr>
+              <w:spacing w:after="40" w:line="240" w:lineRule="auto"/>
+            </w:pPr>
+            <w:r>
+              <w:rPr>
+                <w:color w:val="FFFFFF"/>
+              </w:rPr>
+            </w:r>
             <w:r>
               <w:rPr>
                 <w:b/>
                 <w:i w:val="0"/>
+                <w:sz w:val="19"/>
               </w:rPr>
               <w:t>Grad</w:t>
             </w:r>
@@ -2419,14 +3417,24 @@
         </w:tc>
         <w:tc>
           <w:tcPr>
-            <w:tcW w:type="dxa" w:w="1100"/>
+            <w:tcW w:type="dxa" w:w="800"/>
+            <w:vAlign w:val="top"/>
+            <w:shd w:val="clear" w:fill="1C5D8C"/>
           </w:tcPr>
           <w:p>
-            <w:r/>
+            <w:pPr>
+              <w:spacing w:after="40" w:line="240" w:lineRule="auto"/>
+            </w:pPr>
+            <w:r>
+              <w:rPr>
+                <w:color w:val="FFFFFF"/>
+              </w:rPr>
+            </w:r>
             <w:r>
               <w:rPr>
                 <w:b/>
                 <w:i w:val="0"/>
+                <w:sz w:val="19"/>
               </w:rPr>
               <w:t>Doză</w:t>
             </w:r>
@@ -2434,14 +3442,24 @@
         </w:tc>
         <w:tc>
           <w:tcPr>
-            <w:tcW w:type="dxa" w:w="3000"/>
+            <w:tcW w:type="dxa" w:w="3400"/>
+            <w:vAlign w:val="top"/>
+            <w:shd w:val="clear" w:fill="1C5D8C"/>
           </w:tcPr>
           <w:p>
-            <w:r/>
+            <w:pPr>
+              <w:spacing w:after="40" w:line="240" w:lineRule="auto"/>
+            </w:pPr>
+            <w:r>
+              <w:rPr>
+                <w:color w:val="FFFFFF"/>
+              </w:rPr>
+            </w:r>
             <w:r>
               <w:rPr>
                 <w:b/>
                 <w:i w:val="0"/>
+                <w:sz w:val="19"/>
               </w:rPr>
               <w:t>Comentarii</w:t>
             </w:r>
@@ -2449,14 +3467,24 @@
         </w:tc>
         <w:tc>
           <w:tcPr>
-            <w:tcW w:type="dxa" w:w="1500"/>
+            <w:tcW w:type="dxa" w:w="2100"/>
+            <w:vAlign w:val="top"/>
+            <w:shd w:val="clear" w:fill="1C5D8C"/>
           </w:tcPr>
           <w:p>
-            <w:r/>
+            <w:pPr>
+              <w:spacing w:after="40" w:line="240" w:lineRule="auto"/>
+            </w:pPr>
+            <w:r>
+              <w:rPr>
+                <w:color w:val="FFFFFF"/>
+              </w:rPr>
+            </w:r>
             <w:r>
               <w:rPr>
                 <w:b/>
                 <w:i w:val="0"/>
+                <w:sz w:val="19"/>
               </w:rPr>
               <w:t>Decizie</w:t>
             </w:r>
@@ -2464,14 +3492,24 @@
         </w:tc>
         <w:tc>
           <w:tcPr>
-            <w:tcW w:type="dxa" w:w="1800"/>
+            <w:tcW w:type="dxa" w:w="3160"/>
+            <w:vAlign w:val="top"/>
+            <w:shd w:val="clear" w:fill="1C5D8C"/>
           </w:tcPr>
           <w:p>
-            <w:r/>
+            <w:pPr>
+              <w:spacing w:after="40" w:line="240" w:lineRule="auto"/>
+            </w:pPr>
+            <w:r>
+              <w:rPr>
+                <w:color w:val="FFFFFF"/>
+              </w:rPr>
+            </w:r>
             <w:r>
               <w:rPr>
                 <w:b/>
                 <w:i w:val="0"/>
+                <w:sz w:val="19"/>
               </w:rPr>
               <w:t>Comentariu editor</w:t>
             </w:r>
@@ -2481,14 +3519,19 @@
       <w:tr>
         <w:tc>
           <w:tcPr>
-            <w:tcW w:type="dxa" w:w="800"/>
+            <w:tcW w:type="dxa" w:w="640"/>
+            <w:vAlign w:val="top"/>
           </w:tcPr>
           <w:p>
+            <w:pPr>
+              <w:spacing w:after="40" w:line="240" w:lineRule="auto"/>
+            </w:pPr>
             <w:r/>
             <w:r>
               <w:rPr>
                 <w:b w:val="0"/>
                 <w:i w:val="0"/>
+                <w:sz w:val="19"/>
               </w:rPr>
               <w:t>M</w:t>
             </w:r>
@@ -2496,14 +3539,19 @@
         </w:tc>
         <w:tc>
           <w:tcPr>
-            <w:tcW w:type="dxa" w:w="1800"/>
+            <w:tcW w:type="dxa" w:w="2360"/>
+            <w:vAlign w:val="top"/>
           </w:tcPr>
           <w:p>
+            <w:pPr>
+              <w:spacing w:after="40" w:line="240" w:lineRule="auto"/>
+            </w:pPr>
             <w:r/>
             <w:r>
               <w:rPr>
                 <w:b w:val="0"/>
                 <w:i w:val="0"/>
+                <w:sz w:val="19"/>
               </w:rPr>
               <w:t>IRM pelvină</w:t>
             </w:r>
@@ -2511,14 +3559,19 @@
         </w:tc>
         <w:tc>
           <w:tcPr>
-            <w:tcW w:type="dxa" w:w="3000"/>
+            <w:tcW w:type="dxa" w:w="1900"/>
+            <w:vAlign w:val="top"/>
           </w:tcPr>
           <w:p>
+            <w:pPr>
+              <w:spacing w:after="40" w:line="240" w:lineRule="auto"/>
+            </w:pPr>
             <w:r/>
             <w:r>
               <w:rPr>
                 <w:b w:val="0"/>
                 <w:i w:val="0"/>
+                <w:sz w:val="19"/>
               </w:rPr>
               <w:t>Indicat</w:t>
             </w:r>
@@ -2526,14 +3579,19 @@
         </w:tc>
         <w:tc>
           <w:tcPr>
-            <w:tcW w:type="dxa" w:w="900"/>
+            <w:tcW w:type="dxa" w:w="760"/>
+            <w:vAlign w:val="top"/>
           </w:tcPr>
           <w:p>
+            <w:pPr>
+              <w:spacing w:after="40" w:line="240" w:lineRule="auto"/>
+            </w:pPr>
             <w:r/>
             <w:r>
               <w:rPr>
                 <w:b w:val="0"/>
                 <w:i w:val="0"/>
+                <w:sz w:val="19"/>
               </w:rPr>
               <w:t>B</w:t>
             </w:r>
@@ -2541,14 +3599,19 @@
         </w:tc>
         <w:tc>
           <w:tcPr>
-            <w:tcW w:type="dxa" w:w="1100"/>
+            <w:tcW w:type="dxa" w:w="800"/>
+            <w:vAlign w:val="top"/>
           </w:tcPr>
           <w:p>
+            <w:pPr>
+              <w:spacing w:after="40" w:line="240" w:lineRule="auto"/>
+            </w:pPr>
             <w:r/>
             <w:r>
               <w:rPr>
                 <w:b w:val="0"/>
                 <w:i w:val="0"/>
+                <w:sz w:val="19"/>
               </w:rPr>
               <w:t>0</w:t>
             </w:r>
@@ -2556,14 +3619,19 @@
         </w:tc>
         <w:tc>
           <w:tcPr>
-            <w:tcW w:type="dxa" w:w="3000"/>
+            <w:tcW w:type="dxa" w:w="3400"/>
+            <w:vAlign w:val="top"/>
           </w:tcPr>
           <w:p>
+            <w:pPr>
+              <w:spacing w:after="40" w:line="240" w:lineRule="auto"/>
+            </w:pPr>
             <w:r/>
             <w:r>
               <w:rPr>
                 <w:b w:val="0"/>
                 <w:i w:val="0"/>
+                <w:sz w:val="19"/>
               </w:rPr>
               <w:t>Stadializare loco-regională (extensie locală, ganglioni pelvini), similar cancerului de col uterin.</w:t>
             </w:r>
@@ -2571,28 +3639,38 @@
         </w:tc>
         <w:tc>
           <w:tcPr>
-            <w:tcW w:type="dxa" w:w="1500"/>
+            <w:tcW w:type="dxa" w:w="2100"/>
+            <w:vAlign w:val="top"/>
           </w:tcPr>
           <w:p>
+            <w:pPr>
+              <w:spacing w:after="40" w:line="240" w:lineRule="auto"/>
+            </w:pPr>
             <w:r/>
             <w:r>
               <w:rPr>
                 <w:b w:val="0"/>
                 <w:i w:val="0"/>
+                <w:sz w:val="19"/>
               </w:rPr>
             </w:r>
           </w:p>
         </w:tc>
         <w:tc>
           <w:tcPr>
-            <w:tcW w:type="dxa" w:w="1800"/>
+            <w:tcW w:type="dxa" w:w="3160"/>
+            <w:vAlign w:val="top"/>
           </w:tcPr>
           <w:p>
+            <w:pPr>
+              <w:spacing w:after="40" w:line="240" w:lineRule="auto"/>
+            </w:pPr>
             <w:r/>
             <w:r>
               <w:rPr>
                 <w:b w:val="0"/>
                 <w:i w:val="0"/>
+                <w:sz w:val="19"/>
               </w:rPr>
             </w:r>
           </w:p>
@@ -2601,14 +3679,19 @@
       <w:tr>
         <w:tc>
           <w:tcPr>
-            <w:tcW w:type="dxa" w:w="800"/>
+            <w:tcW w:type="dxa" w:w="640"/>
+            <w:vAlign w:val="top"/>
           </w:tcPr>
           <w:p>
+            <w:pPr>
+              <w:spacing w:after="40" w:line="240" w:lineRule="auto"/>
+            </w:pPr>
             <w:r/>
             <w:r>
               <w:rPr>
                 <w:b w:val="0"/>
                 <w:i w:val="0"/>
+                <w:sz w:val="19"/>
               </w:rPr>
               <w:t>N</w:t>
             </w:r>
@@ -2616,14 +3699,19 @@
         </w:tc>
         <w:tc>
           <w:tcPr>
-            <w:tcW w:type="dxa" w:w="1800"/>
+            <w:tcW w:type="dxa" w:w="2360"/>
+            <w:vAlign w:val="top"/>
           </w:tcPr>
           <w:p>
+            <w:pPr>
+              <w:spacing w:after="40" w:line="240" w:lineRule="auto"/>
+            </w:pPr>
             <w:r/>
             <w:r>
               <w:rPr>
                 <w:b w:val="0"/>
                 <w:i w:val="0"/>
+                <w:sz w:val="19"/>
               </w:rPr>
               <w:t>PET-CT (F18-FDG)</w:t>
             </w:r>
@@ -2631,14 +3719,19 @@
         </w:tc>
         <w:tc>
           <w:tcPr>
-            <w:tcW w:type="dxa" w:w="3000"/>
+            <w:tcW w:type="dxa" w:w="1900"/>
+            <w:vAlign w:val="top"/>
           </w:tcPr>
           <w:p>
+            <w:pPr>
+              <w:spacing w:after="40" w:line="240" w:lineRule="auto"/>
+            </w:pPr>
             <w:r/>
             <w:r>
               <w:rPr>
                 <w:b w:val="0"/>
                 <w:i w:val="0"/>
+                <w:sz w:val="19"/>
               </w:rPr>
               <w:t>Doar în cazuri particulare</w:t>
             </w:r>
@@ -2646,14 +3739,19 @@
         </w:tc>
         <w:tc>
           <w:tcPr>
-            <w:tcW w:type="dxa" w:w="900"/>
+            <w:tcW w:type="dxa" w:w="760"/>
+            <w:vAlign w:val="top"/>
           </w:tcPr>
           <w:p>
+            <w:pPr>
+              <w:spacing w:after="40" w:line="240" w:lineRule="auto"/>
+            </w:pPr>
             <w:r/>
             <w:r>
               <w:rPr>
                 <w:b w:val="0"/>
                 <w:i w:val="0"/>
+                <w:sz w:val="19"/>
               </w:rPr>
               <w:t>B</w:t>
             </w:r>
@@ -2661,14 +3759,19 @@
         </w:tc>
         <w:tc>
           <w:tcPr>
-            <w:tcW w:type="dxa" w:w="1100"/>
+            <w:tcW w:type="dxa" w:w="800"/>
+            <w:vAlign w:val="top"/>
           </w:tcPr>
           <w:p>
+            <w:pPr>
+              <w:spacing w:after="40" w:line="240" w:lineRule="auto"/>
+            </w:pPr>
             <w:r/>
             <w:r>
               <w:rPr>
                 <w:b w:val="0"/>
                 <w:i w:val="0"/>
+                <w:sz w:val="19"/>
               </w:rPr>
               <w:t>4</w:t>
             </w:r>
@@ -2676,14 +3779,19 @@
         </w:tc>
         <w:tc>
           <w:tcPr>
-            <w:tcW w:type="dxa" w:w="3000"/>
+            <w:tcW w:type="dxa" w:w="3400"/>
+            <w:vAlign w:val="top"/>
           </w:tcPr>
           <w:p>
+            <w:pPr>
+              <w:spacing w:after="40" w:line="240" w:lineRule="auto"/>
+            </w:pPr>
             <w:r/>
             <w:r>
               <w:rPr>
                 <w:b w:val="0"/>
                 <w:i w:val="0"/>
+                <w:sz w:val="19"/>
               </w:rPr>
               <w:t>Evaluare ganglionară (inghino-femurală/pelvină) și la distanță în boala avansată.</w:t>
             </w:r>
@@ -2691,28 +3799,38 @@
         </w:tc>
         <w:tc>
           <w:tcPr>
-            <w:tcW w:type="dxa" w:w="1500"/>
+            <w:tcW w:type="dxa" w:w="2100"/>
+            <w:vAlign w:val="top"/>
           </w:tcPr>
           <w:p>
+            <w:pPr>
+              <w:spacing w:after="40" w:line="240" w:lineRule="auto"/>
+            </w:pPr>
             <w:r/>
             <w:r>
               <w:rPr>
                 <w:b w:val="0"/>
                 <w:i w:val="0"/>
+                <w:sz w:val="19"/>
               </w:rPr>
             </w:r>
           </w:p>
         </w:tc>
         <w:tc>
           <w:tcPr>
-            <w:tcW w:type="dxa" w:w="1800"/>
+            <w:tcW w:type="dxa" w:w="3160"/>
+            <w:vAlign w:val="top"/>
           </w:tcPr>
           <w:p>
+            <w:pPr>
+              <w:spacing w:after="40" w:line="240" w:lineRule="auto"/>
+            </w:pPr>
             <w:r/>
             <w:r>
               <w:rPr>
                 <w:b w:val="0"/>
                 <w:i w:val="0"/>
+                <w:sz w:val="19"/>
               </w:rPr>
             </w:r>
           </w:p>
@@ -2721,14 +3839,19 @@
       <w:tr>
         <w:tc>
           <w:tcPr>
-            <w:tcW w:type="dxa" w:w="800"/>
+            <w:tcW w:type="dxa" w:w="640"/>
+            <w:vAlign w:val="top"/>
           </w:tcPr>
           <w:p>
+            <w:pPr>
+              <w:spacing w:after="40" w:line="240" w:lineRule="auto"/>
+            </w:pPr>
             <w:r/>
             <w:r>
               <w:rPr>
                 <w:b w:val="0"/>
                 <w:i w:val="0"/>
+                <w:sz w:val="19"/>
               </w:rPr>
               <w:t>T</w:t>
             </w:r>
@@ -2736,14 +3859,19 @@
         </w:tc>
         <w:tc>
           <w:tcPr>
-            <w:tcW w:type="dxa" w:w="1800"/>
+            <w:tcW w:type="dxa" w:w="2360"/>
+            <w:vAlign w:val="top"/>
           </w:tcPr>
           <w:p>
+            <w:pPr>
+              <w:spacing w:after="40" w:line="240" w:lineRule="auto"/>
+            </w:pPr>
             <w:r/>
             <w:r>
               <w:rPr>
                 <w:b w:val="0"/>
                 <w:i w:val="0"/>
+                <w:sz w:val="19"/>
               </w:rPr>
               <w:t>CT toraco-abdomino-pelvin</w:t>
             </w:r>
@@ -2751,14 +3879,19 @@
         </w:tc>
         <w:tc>
           <w:tcPr>
-            <w:tcW w:type="dxa" w:w="3000"/>
+            <w:tcW w:type="dxa" w:w="1900"/>
+            <w:vAlign w:val="top"/>
           </w:tcPr>
           <w:p>
+            <w:pPr>
+              <w:spacing w:after="40" w:line="240" w:lineRule="auto"/>
+            </w:pPr>
             <w:r/>
             <w:r>
               <w:rPr>
                 <w:b w:val="0"/>
                 <w:i w:val="0"/>
+                <w:sz w:val="19"/>
               </w:rPr>
               <w:t>Doar în cazuri particulare</w:t>
             </w:r>
@@ -2766,14 +3899,19 @@
         </w:tc>
         <w:tc>
           <w:tcPr>
-            <w:tcW w:type="dxa" w:w="900"/>
+            <w:tcW w:type="dxa" w:w="760"/>
+            <w:vAlign w:val="top"/>
           </w:tcPr>
           <w:p>
+            <w:pPr>
+              <w:spacing w:after="40" w:line="240" w:lineRule="auto"/>
+            </w:pPr>
             <w:r/>
             <w:r>
               <w:rPr>
                 <w:b w:val="0"/>
                 <w:i w:val="0"/>
+                <w:sz w:val="19"/>
               </w:rPr>
               <w:t>B</w:t>
             </w:r>
@@ -2781,14 +3919,19 @@
         </w:tc>
         <w:tc>
           <w:tcPr>
-            <w:tcW w:type="dxa" w:w="1100"/>
+            <w:tcW w:type="dxa" w:w="800"/>
+            <w:vAlign w:val="top"/>
           </w:tcPr>
           <w:p>
+            <w:pPr>
+              <w:spacing w:after="40" w:line="240" w:lineRule="auto"/>
+            </w:pPr>
             <w:r/>
             <w:r>
               <w:rPr>
                 <w:b w:val="0"/>
                 <w:i w:val="0"/>
+                <w:sz w:val="19"/>
               </w:rPr>
               <w:t>2–3</w:t>
             </w:r>
@@ -2796,14 +3939,19 @@
         </w:tc>
         <w:tc>
           <w:tcPr>
-            <w:tcW w:type="dxa" w:w="3000"/>
+            <w:tcW w:type="dxa" w:w="3400"/>
+            <w:vAlign w:val="top"/>
           </w:tcPr>
           <w:p>
+            <w:pPr>
+              <w:spacing w:after="40" w:line="240" w:lineRule="auto"/>
+            </w:pPr>
             <w:r/>
             <w:r>
               <w:rPr>
                 <w:b w:val="0"/>
                 <w:i w:val="0"/>
+                <w:sz w:val="19"/>
               </w:rPr>
               <w:t>Metastaze la distanță în boala avansată.</w:t>
             </w:r>
@@ -2811,28 +3959,38 @@
         </w:tc>
         <w:tc>
           <w:tcPr>
-            <w:tcW w:type="dxa" w:w="1500"/>
+            <w:tcW w:type="dxa" w:w="2100"/>
+            <w:vAlign w:val="top"/>
           </w:tcPr>
           <w:p>
+            <w:pPr>
+              <w:spacing w:after="40" w:line="240" w:lineRule="auto"/>
+            </w:pPr>
             <w:r/>
             <w:r>
               <w:rPr>
                 <w:b w:val="0"/>
                 <w:i w:val="0"/>
+                <w:sz w:val="19"/>
               </w:rPr>
             </w:r>
           </w:p>
         </w:tc>
         <w:tc>
           <w:tcPr>
-            <w:tcW w:type="dxa" w:w="1800"/>
+            <w:tcW w:type="dxa" w:w="3160"/>
+            <w:vAlign w:val="top"/>
           </w:tcPr>
           <w:p>
+            <w:pPr>
+              <w:spacing w:after="40" w:line="240" w:lineRule="auto"/>
+            </w:pPr>
             <w:r/>
             <w:r>
               <w:rPr>
                 <w:b w:val="0"/>
                 <w:i w:val="0"/>
+                <w:sz w:val="19"/>
               </w:rPr>
             </w:r>
           </w:p>
@@ -2845,25 +4003,82 @@
         <w:pStyle w:val="Heading2"/>
       </w:pPr>
       <w:r>
-        <w:rPr>
-          <w:color w:val="1C5D8C"/>
-        </w:rPr>
         <w:t>4. Duplicate de rezolvat</w:t>
       </w:r>
     </w:p>
     <w:p>
       <w:r>
-        <w:t>(niciun duplicat deschis pentru acest capitol)</w:t>
+        <w:rPr>
+          <w:i/>
+          <w:color w:val="555555"/>
+        </w:rPr>
+        <w:t>Niciun duplicat deschis pentru acest capitol.</w:t>
       </w:r>
     </w:p>
     <w:sectPr>
-      <w:pgSz w:w="15840" w:h="12240" w:orient="landscape"/>
-      <w:pgMar w:top="1440" w:right="850" w:bottom="1440" w:left="850" w:header="720" w:footer="720" w:gutter="0"/>
+      <w:footerReference w:type="default" r:id="rId9"/>
+      <w:pgSz w:w="16838" w:h="11906" w:orient="landscape"/>
+      <w:pgMar w:top="850" w:right="850" w:bottom="850" w:left="850" w:header="720" w:footer="720" w:gutter="0"/>
       <w:cols w:space="720"/>
       <w:docGrid w:linePitch="360"/>
     </w:sectPr>
   </w:body>
 </w:document>
+</file>
+
+<file path=word/footer1.xml><?xml version="1.0" encoding="utf-8"?>
+<w:ftr xmlns:m="http://schemas.openxmlformats.org/officeDocument/2006/math" xmlns:mc="http://schemas.openxmlformats.org/markup-compatibility/2006" xmlns:mo="http://schemas.microsoft.com/office/mac/office/2008/main" xmlns:mv="urn:schemas-microsoft-com:mac:vml" xmlns:o="urn:schemas-microsoft-com:office:office" xmlns:r="http://schemas.openxmlformats.org/officeDocument/2006/relationships" xmlns:v="urn:schemas-microsoft-com:vml" xmlns:w10="urn:schemas-microsoft-com:office:word" xmlns:w14="http://schemas.microsoft.com/office/word/2010/wordml" xmlns:w="http://schemas.openxmlformats.org/wordprocessingml/2006/main" xmlns:wne="http://schemas.microsoft.com/office/word/2006/wordml" xmlns:wp14="http://schemas.microsoft.com/office/word/2010/wordprocessingDrawing" xmlns:wp="http://schemas.openxmlformats.org/drawingml/2006/wordprocessingDrawing" xmlns:wpc="http://schemas.microsoft.com/office/word/2010/wordprocessingCanvas" xmlns:wpg="http://schemas.microsoft.com/office/word/2010/wordprocessingGroup" xmlns:wpi="http://schemas.microsoft.com/office/word/2010/wordprocessingInk" xmlns:wps="http://schemas.microsoft.com/office/word/2010/wordprocessingShape" mc:Ignorable="w14 wp14">
+  <w:p>
+    <w:pPr>
+      <w:pStyle w:val="Footer"/>
+      <w:tabs>
+        <w:tab w:pos="4680" w:val="clear"/>
+        <w:tab w:pos="9360" w:val="clear"/>
+        <w:tab w:pos="15138" w:val="right"/>
+      </w:tabs>
+    </w:pPr>
+    <w:r>
+      <w:rPr>
+        <w:color w:val="555555"/>
+        <w:sz w:val="18"/>
+      </w:rPr>
+      <w:t>Cancer — pachet de review</w:t>
+      <w:tab/>
+    </w:r>
+    <w:r>
+      <w:rPr>
+        <w:color w:val="555555"/>
+        <w:sz w:val="18"/>
+      </w:rPr>
+      <w:t xml:space="preserve">Pagina </w:t>
+    </w:r>
+    <w:r>
+      <w:rPr>
+        <w:color w:val="555555"/>
+        <w:sz w:val="18"/>
+      </w:rPr>
+      <w:fldChar w:fldCharType="begin"/>
+      <w:instrText xml:space="preserve">PAGE</w:instrText>
+      <w:fldChar w:fldCharType="end"/>
+    </w:r>
+    <w:r>
+      <w:rPr>
+        <w:color w:val="555555"/>
+        <w:sz w:val="18"/>
+      </w:rPr>
+      <w:t xml:space="preserve"> din </w:t>
+    </w:r>
+    <w:r>
+      <w:rPr>
+        <w:color w:val="555555"/>
+        <w:sz w:val="18"/>
+      </w:rPr>
+      <w:fldChar w:fldCharType="begin"/>
+      <w:instrText xml:space="preserve">NUMPAGES</w:instrText>
+      <w:fldChar w:fldCharType="end"/>
+    </w:r>
+  </w:p>
+</w:ftr>
 </file>
 
 <file path=word/numbering.xml><?xml version="1.0" encoding="utf-8"?>
@@ -3229,6 +4444,13 @@
     <w:name w:val="Normal"/>
     <w:qFormat/>
     <w:rsid w:val="00FC693F"/>
+    <w:pPr>
+      <w:spacing w:after="160" w:line="276" w:lineRule="auto"/>
+    </w:pPr>
+    <w:rPr>
+      <w:rFonts w:ascii="Calibri" w:hAnsi="Calibri" w:eastAsia="Calibri"/>
+      <w:sz w:val="22"/>
+    </w:rPr>
   </w:style>
   <w:style w:type="paragraph" w:styleId="Header">
     <w:name w:val="header"/>
@@ -3285,15 +4507,15 @@
     <w:pPr>
       <w:keepNext/>
       <w:keepLines/>
-      <w:spacing w:before="480" w:after="0"/>
+      <w:spacing w:before="0" w:after="120"/>
       <w:outlineLvl w:val="0"/>
     </w:pPr>
     <w:rPr>
-      <w:rFonts w:asciiTheme="majorHAnsi" w:eastAsiaTheme="majorEastAsia" w:hAnsiTheme="majorHAnsi" w:cstheme="majorBidi"/>
+      <w:rFonts w:asciiTheme="majorHAnsi" w:eastAsiaTheme="majorEastAsia" w:hAnsiTheme="majorHAnsi" w:cstheme="majorBidi" w:ascii="Calibri" w:hAnsi="Calibri"/>
       <w:b/>
       <w:bCs/>
-      <w:color w:val="365F91" w:themeColor="accent1" w:themeShade="BF"/>
-      <w:sz w:val="28"/>
+      <w:color w:val="1C5D8C"/>
+      <w:sz w:val="40"/>
       <w:szCs w:val="28"/>
     </w:rPr>
   </w:style>
@@ -3309,14 +4531,14 @@
     <w:pPr>
       <w:keepNext/>
       <w:keepLines/>
-      <w:spacing w:before="200" w:after="0"/>
+      <w:spacing w:before="320" w:after="120"/>
       <w:outlineLvl w:val="1"/>
     </w:pPr>
     <w:rPr>
-      <w:rFonts w:asciiTheme="majorHAnsi" w:eastAsiaTheme="majorEastAsia" w:hAnsiTheme="majorHAnsi" w:cstheme="majorBidi"/>
+      <w:rFonts w:asciiTheme="majorHAnsi" w:eastAsiaTheme="majorEastAsia" w:hAnsiTheme="majorHAnsi" w:cstheme="majorBidi" w:ascii="Calibri" w:hAnsi="Calibri"/>
       <w:b/>
       <w:bCs/>
-      <w:color w:val="4F81BD" w:themeColor="accent1"/>
+      <w:color w:val="1C5D8C"/>
       <w:sz w:val="26"/>
       <w:szCs w:val="26"/>
     </w:rPr>
@@ -3333,14 +4555,15 @@
     <w:pPr>
       <w:keepNext/>
       <w:keepLines/>
-      <w:spacing w:before="200" w:after="0"/>
+      <w:spacing w:before="240" w:after="80"/>
       <w:outlineLvl w:val="2"/>
     </w:pPr>
     <w:rPr>
-      <w:rFonts w:asciiTheme="majorHAnsi" w:eastAsiaTheme="majorEastAsia" w:hAnsiTheme="majorHAnsi" w:cstheme="majorBidi"/>
+      <w:rFonts w:asciiTheme="majorHAnsi" w:eastAsiaTheme="majorEastAsia" w:hAnsiTheme="majorHAnsi" w:cstheme="majorBidi" w:ascii="Calibri" w:hAnsi="Calibri"/>
       <w:b/>
       <w:bCs/>
-      <w:color w:val="4F81BD" w:themeColor="accent1"/>
+      <w:color w:val="1C5D8C"/>
+      <w:sz w:val="23"/>
     </w:rPr>
   </w:style>
   <w:style w:type="paragraph" w:styleId="Heading4">
@@ -3756,8 +4979,13 @@
       <w:numPr>
         <w:numId w:val="1"/>
       </w:numPr>
+      <w:spacing w:before="0" w:after="80"/>
       <w:contextualSpacing/>
     </w:pPr>
+    <w:rPr>
+      <w:rFonts w:ascii="Calibri" w:hAnsi="Calibri"/>
+      <w:sz w:val="22"/>
+    </w:rPr>
   </w:style>
   <w:style w:type="paragraph" w:styleId="ListBullet2">
     <w:name w:val="List Bullet 2"/>

--- a/pentru-editori/03-cancer/03-cancer.docx
+++ b/pentru-editori/03-cancer/03-cancer.docx
@@ -33,7 +33,7 @@
     </w:p>
     <w:p>
       <w:r>
-        <w:t>Documentul cuprinde, pentru capitolul dumneavoastră: modificările deja aplicate (informativ), problemele rămase de decis, propunerile de conținut nou și duplicatele de rezolvat. Conținutul actual al capitolului nu este reprodus aici — vine din fișierul GHID.csv, transmis alături.</w:t>
+        <w:t>Documentul cuprinde, pentru capitolul dumneavoastră: modificările deja aplicate (informativ), problemele rămase de decis, propunerile de conținut nou și duplicatele de rezolvat. Conținutul actual al capitolului nu este reprodus aici — vine din fișierele GHID.csv și GHID.html, atașate.</w:t>
       </w:r>
     </w:p>
     <w:p>
@@ -47,7 +47,7 @@
           <w:i/>
           <w:color w:val="555555"/>
         </w:rPr>
-        <w:t>Transmise alături: GHID.csv — conținutul integral al ghidului — și memoul „Decizii structurale comune”, de citit înaintea acestui pachet.</w:t>
+        <w:t>Atașate: GHID.csv și GHID.html — conținutul integral al ghidului — și memoul „Decizii structurale comune”, de citit înaintea acestui pachet.</w:t>
       </w:r>
     </w:p>
     <w:p>
@@ -115,13 +115,9 @@
             </w:pPr>
             <w:r>
               <w:rPr>
-                <w:color w:val="FFFFFF"/>
-              </w:rPr>
-            </w:r>
-            <w:r>
-              <w:rPr>
                 <w:b/>
                 <w:i w:val="0"/>
+                <w:color w:val="FFFFFF"/>
                 <w:sz w:val="19"/>
               </w:rPr>
               <w:t>Problemă</w:t>
@@ -140,13 +136,9 @@
             </w:pPr>
             <w:r>
               <w:rPr>
-                <w:color w:val="FFFFFF"/>
-              </w:rPr>
-            </w:r>
-            <w:r>
-              <w:rPr>
                 <w:b/>
                 <w:i w:val="0"/>
+                <w:color w:val="FFFFFF"/>
                 <w:sz w:val="19"/>
               </w:rPr>
               <w:t>Decizie</w:t>
@@ -165,13 +157,9 @@
             </w:pPr>
             <w:r>
               <w:rPr>
-                <w:color w:val="FFFFFF"/>
-              </w:rPr>
-            </w:r>
-            <w:r>
-              <w:rPr>
                 <w:b/>
                 <w:i w:val="0"/>
+                <w:color w:val="FFFFFF"/>
                 <w:sz w:val="19"/>
               </w:rPr>
               <w:t>Comentariu</w:t>
@@ -189,7 +177,6 @@
             <w:pPr>
               <w:spacing w:after="60" w:line="240" w:lineRule="auto"/>
             </w:pPr>
-            <w:r/>
             <w:r>
               <w:rPr>
                 <w:b/>
@@ -242,7 +229,6 @@
             <w:pPr>
               <w:spacing w:after="40" w:line="240" w:lineRule="auto"/>
             </w:pPr>
-            <w:r/>
             <w:r>
               <w:rPr>
                 <w:b w:val="0"/>
@@ -261,7 +247,6 @@
             <w:pPr>
               <w:spacing w:after="40" w:line="240" w:lineRule="auto"/>
             </w:pPr>
-            <w:r/>
             <w:r>
               <w:rPr>
                 <w:b w:val="0"/>
@@ -282,7 +267,6 @@
             <w:pPr>
               <w:spacing w:after="60" w:line="240" w:lineRule="auto"/>
             </w:pPr>
-            <w:r/>
             <w:r>
               <w:rPr>
                 <w:b/>
@@ -335,7 +319,6 @@
             <w:pPr>
               <w:spacing w:after="40" w:line="240" w:lineRule="auto"/>
             </w:pPr>
-            <w:r/>
             <w:r>
               <w:rPr>
                 <w:b w:val="0"/>
@@ -354,7 +337,6 @@
             <w:pPr>
               <w:spacing w:after="40" w:line="240" w:lineRule="auto"/>
             </w:pPr>
-            <w:r/>
             <w:r>
               <w:rPr>
                 <w:b w:val="0"/>
@@ -375,7 +357,6 @@
             <w:pPr>
               <w:spacing w:after="60" w:line="240" w:lineRule="auto"/>
             </w:pPr>
-            <w:r/>
             <w:r>
               <w:rPr>
                 <w:b/>
@@ -428,7 +409,6 @@
             <w:pPr>
               <w:spacing w:after="40" w:line="240" w:lineRule="auto"/>
             </w:pPr>
-            <w:r/>
             <w:r>
               <w:rPr>
                 <w:b w:val="0"/>
@@ -447,7 +427,6 @@
             <w:pPr>
               <w:spacing w:after="40" w:line="240" w:lineRule="auto"/>
             </w:pPr>
-            <w:r/>
             <w:r>
               <w:rPr>
                 <w:b w:val="0"/>
@@ -469,7 +448,7 @@
     </w:p>
     <w:p>
       <w:r>
-        <w:t>Gradele și dozele sunt orientative — se validează clinic. Fiecare rând se aprobă, se respinge sau se amână separat.</w:t>
+        <w:t>Gradele și dozele sunt orientative — necesită validare. Fiecare rând, separat, se aprobă, se respinge sau se amână.</w:t>
       </w:r>
     </w:p>
     <w:p>
@@ -522,13 +501,9 @@
             </w:pPr>
             <w:r>
               <w:rPr>
-                <w:color w:val="FFFFFF"/>
-              </w:rPr>
-            </w:r>
-            <w:r>
-              <w:rPr>
                 <w:b/>
                 <w:i w:val="0"/>
+                <w:color w:val="FFFFFF"/>
                 <w:sz w:val="19"/>
               </w:rPr>
               <w:t>Tip</w:t>
@@ -547,13 +522,9 @@
             </w:pPr>
             <w:r>
               <w:rPr>
-                <w:color w:val="FFFFFF"/>
-              </w:rPr>
-            </w:r>
-            <w:r>
-              <w:rPr>
                 <w:b/>
                 <w:i w:val="0"/>
+                <w:color w:val="FFFFFF"/>
                 <w:sz w:val="19"/>
               </w:rPr>
               <w:t>Examen</w:t>
@@ -572,13 +543,9 @@
             </w:pPr>
             <w:r>
               <w:rPr>
-                <w:color w:val="FFFFFF"/>
-              </w:rPr>
-            </w:r>
-            <w:r>
-              <w:rPr>
                 <w:b/>
                 <w:i w:val="0"/>
+                <w:color w:val="FFFFFF"/>
                 <w:sz w:val="19"/>
               </w:rPr>
               <w:t>Indicație</w:t>
@@ -597,13 +564,9 @@
             </w:pPr>
             <w:r>
               <w:rPr>
-                <w:color w:val="FFFFFF"/>
-              </w:rPr>
-            </w:r>
-            <w:r>
-              <w:rPr>
                 <w:b/>
                 <w:i w:val="0"/>
+                <w:color w:val="FFFFFF"/>
                 <w:sz w:val="19"/>
               </w:rPr>
               <w:t>Grad</w:t>
@@ -622,13 +585,9 @@
             </w:pPr>
             <w:r>
               <w:rPr>
-                <w:color w:val="FFFFFF"/>
-              </w:rPr>
-            </w:r>
-            <w:r>
-              <w:rPr>
                 <w:b/>
                 <w:i w:val="0"/>
+                <w:color w:val="FFFFFF"/>
                 <w:sz w:val="19"/>
               </w:rPr>
               <w:t>Doză</w:t>
@@ -647,13 +606,9 @@
             </w:pPr>
             <w:r>
               <w:rPr>
-                <w:color w:val="FFFFFF"/>
-              </w:rPr>
-            </w:r>
-            <w:r>
-              <w:rPr>
                 <w:b/>
                 <w:i w:val="0"/>
+                <w:color w:val="FFFFFF"/>
                 <w:sz w:val="19"/>
               </w:rPr>
               <w:t>Comentarii</w:t>
@@ -672,13 +627,9 @@
             </w:pPr>
             <w:r>
               <w:rPr>
-                <w:color w:val="FFFFFF"/>
-              </w:rPr>
-            </w:r>
-            <w:r>
-              <w:rPr>
                 <w:b/>
                 <w:i w:val="0"/>
+                <w:color w:val="FFFFFF"/>
                 <w:sz w:val="19"/>
               </w:rPr>
               <w:t>Decizie</w:t>
@@ -697,13 +648,9 @@
             </w:pPr>
             <w:r>
               <w:rPr>
-                <w:color w:val="FFFFFF"/>
-              </w:rPr>
-            </w:r>
-            <w:r>
-              <w:rPr>
                 <w:b/>
                 <w:i w:val="0"/>
+                <w:color w:val="FFFFFF"/>
                 <w:sz w:val="19"/>
               </w:rPr>
               <w:t>Comentariu editor</w:t>
@@ -721,7 +668,6 @@
             <w:pPr>
               <w:spacing w:after="40" w:line="240" w:lineRule="auto"/>
             </w:pPr>
-            <w:r/>
             <w:r>
               <w:rPr>
                 <w:b w:val="0"/>
@@ -741,7 +687,6 @@
             <w:pPr>
               <w:spacing w:after="40" w:line="240" w:lineRule="auto"/>
             </w:pPr>
-            <w:r/>
             <w:r>
               <w:rPr>
                 <w:b w:val="0"/>
@@ -761,7 +706,6 @@
             <w:pPr>
               <w:spacing w:after="40" w:line="240" w:lineRule="auto"/>
             </w:pPr>
-            <w:r/>
             <w:r>
               <w:rPr>
                 <w:b w:val="0"/>
@@ -781,7 +725,6 @@
             <w:pPr>
               <w:spacing w:after="40" w:line="240" w:lineRule="auto"/>
             </w:pPr>
-            <w:r/>
             <w:r>
               <w:rPr>
                 <w:b w:val="0"/>
@@ -801,7 +744,6 @@
             <w:pPr>
               <w:spacing w:after="40" w:line="240" w:lineRule="auto"/>
             </w:pPr>
-            <w:r/>
             <w:r>
               <w:rPr>
                 <w:b w:val="0"/>
@@ -821,7 +763,6 @@
             <w:pPr>
               <w:spacing w:after="40" w:line="240" w:lineRule="auto"/>
             </w:pPr>
-            <w:r/>
             <w:r>
               <w:rPr>
                 <w:b w:val="0"/>
@@ -841,7 +782,6 @@
             <w:pPr>
               <w:spacing w:after="40" w:line="240" w:lineRule="auto"/>
             </w:pPr>
-            <w:r/>
             <w:r>
               <w:rPr>
                 <w:b w:val="0"/>
@@ -860,7 +800,6 @@
             <w:pPr>
               <w:spacing w:after="40" w:line="240" w:lineRule="auto"/>
             </w:pPr>
-            <w:r/>
             <w:r>
               <w:rPr>
                 <w:b w:val="0"/>
@@ -923,13 +862,9 @@
             </w:pPr>
             <w:r>
               <w:rPr>
-                <w:color w:val="FFFFFF"/>
-              </w:rPr>
-            </w:r>
-            <w:r>
-              <w:rPr>
                 <w:b/>
                 <w:i w:val="0"/>
+                <w:color w:val="FFFFFF"/>
                 <w:sz w:val="19"/>
               </w:rPr>
               <w:t>Tip</w:t>
@@ -948,13 +883,9 @@
             </w:pPr>
             <w:r>
               <w:rPr>
-                <w:color w:val="FFFFFF"/>
-              </w:rPr>
-            </w:r>
-            <w:r>
-              <w:rPr>
                 <w:b/>
                 <w:i w:val="0"/>
+                <w:color w:val="FFFFFF"/>
                 <w:sz w:val="19"/>
               </w:rPr>
               <w:t>Examen</w:t>
@@ -973,13 +904,9 @@
             </w:pPr>
             <w:r>
               <w:rPr>
-                <w:color w:val="FFFFFF"/>
-              </w:rPr>
-            </w:r>
-            <w:r>
-              <w:rPr>
                 <w:b/>
                 <w:i w:val="0"/>
+                <w:color w:val="FFFFFF"/>
                 <w:sz w:val="19"/>
               </w:rPr>
               <w:t>Indicație</w:t>
@@ -998,13 +925,9 @@
             </w:pPr>
             <w:r>
               <w:rPr>
-                <w:color w:val="FFFFFF"/>
-              </w:rPr>
-            </w:r>
-            <w:r>
-              <w:rPr>
                 <w:b/>
                 <w:i w:val="0"/>
+                <w:color w:val="FFFFFF"/>
                 <w:sz w:val="19"/>
               </w:rPr>
               <w:t>Grad</w:t>
@@ -1023,13 +946,9 @@
             </w:pPr>
             <w:r>
               <w:rPr>
-                <w:color w:val="FFFFFF"/>
-              </w:rPr>
-            </w:r>
-            <w:r>
-              <w:rPr>
                 <w:b/>
                 <w:i w:val="0"/>
+                <w:color w:val="FFFFFF"/>
                 <w:sz w:val="19"/>
               </w:rPr>
               <w:t>Doză</w:t>
@@ -1048,13 +967,9 @@
             </w:pPr>
             <w:r>
               <w:rPr>
-                <w:color w:val="FFFFFF"/>
-              </w:rPr>
-            </w:r>
-            <w:r>
-              <w:rPr>
                 <w:b/>
                 <w:i w:val="0"/>
+                <w:color w:val="FFFFFF"/>
                 <w:sz w:val="19"/>
               </w:rPr>
               <w:t>Comentarii</w:t>
@@ -1073,13 +988,9 @@
             </w:pPr>
             <w:r>
               <w:rPr>
-                <w:color w:val="FFFFFF"/>
-              </w:rPr>
-            </w:r>
-            <w:r>
-              <w:rPr>
                 <w:b/>
                 <w:i w:val="0"/>
+                <w:color w:val="FFFFFF"/>
                 <w:sz w:val="19"/>
               </w:rPr>
               <w:t>Decizie</w:t>
@@ -1098,13 +1009,9 @@
             </w:pPr>
             <w:r>
               <w:rPr>
-                <w:color w:val="FFFFFF"/>
-              </w:rPr>
-            </w:r>
-            <w:r>
-              <w:rPr>
                 <w:b/>
                 <w:i w:val="0"/>
+                <w:color w:val="FFFFFF"/>
                 <w:sz w:val="19"/>
               </w:rPr>
               <w:t>Comentariu editor</w:t>
@@ -1122,7 +1029,6 @@
             <w:pPr>
               <w:spacing w:after="40" w:line="240" w:lineRule="auto"/>
             </w:pPr>
-            <w:r/>
             <w:r>
               <w:rPr>
                 <w:b w:val="0"/>
@@ -1142,7 +1048,6 @@
             <w:pPr>
               <w:spacing w:after="40" w:line="240" w:lineRule="auto"/>
             </w:pPr>
-            <w:r/>
             <w:r>
               <w:rPr>
                 <w:b w:val="0"/>
@@ -1162,7 +1067,6 @@
             <w:pPr>
               <w:spacing w:after="40" w:line="240" w:lineRule="auto"/>
             </w:pPr>
-            <w:r/>
             <w:r>
               <w:rPr>
                 <w:b w:val="0"/>
@@ -1182,7 +1086,6 @@
             <w:pPr>
               <w:spacing w:after="40" w:line="240" w:lineRule="auto"/>
             </w:pPr>
-            <w:r/>
             <w:r>
               <w:rPr>
                 <w:b w:val="0"/>
@@ -1202,7 +1105,6 @@
             <w:pPr>
               <w:spacing w:after="40" w:line="240" w:lineRule="auto"/>
             </w:pPr>
-            <w:r/>
             <w:r>
               <w:rPr>
                 <w:b w:val="0"/>
@@ -1222,7 +1124,6 @@
             <w:pPr>
               <w:spacing w:after="40" w:line="240" w:lineRule="auto"/>
             </w:pPr>
-            <w:r/>
             <w:r>
               <w:rPr>
                 <w:b w:val="0"/>
@@ -1242,7 +1143,6 @@
             <w:pPr>
               <w:spacing w:after="40" w:line="240" w:lineRule="auto"/>
             </w:pPr>
-            <w:r/>
             <w:r>
               <w:rPr>
                 <w:b w:val="0"/>
@@ -1261,7 +1161,6 @@
             <w:pPr>
               <w:spacing w:after="40" w:line="240" w:lineRule="auto"/>
             </w:pPr>
-            <w:r/>
             <w:r>
               <w:rPr>
                 <w:b w:val="0"/>
@@ -1324,13 +1223,9 @@
             </w:pPr>
             <w:r>
               <w:rPr>
-                <w:color w:val="FFFFFF"/>
-              </w:rPr>
-            </w:r>
-            <w:r>
-              <w:rPr>
                 <w:b/>
                 <w:i w:val="0"/>
+                <w:color w:val="FFFFFF"/>
                 <w:sz w:val="19"/>
               </w:rPr>
               <w:t>Tip</w:t>
@@ -1349,13 +1244,9 @@
             </w:pPr>
             <w:r>
               <w:rPr>
-                <w:color w:val="FFFFFF"/>
-              </w:rPr>
-            </w:r>
-            <w:r>
-              <w:rPr>
                 <w:b/>
                 <w:i w:val="0"/>
+                <w:color w:val="FFFFFF"/>
                 <w:sz w:val="19"/>
               </w:rPr>
               <w:t>Examen</w:t>
@@ -1374,13 +1265,9 @@
             </w:pPr>
             <w:r>
               <w:rPr>
-                <w:color w:val="FFFFFF"/>
-              </w:rPr>
-            </w:r>
-            <w:r>
-              <w:rPr>
                 <w:b/>
                 <w:i w:val="0"/>
+                <w:color w:val="FFFFFF"/>
                 <w:sz w:val="19"/>
               </w:rPr>
               <w:t>Indicație</w:t>
@@ -1399,13 +1286,9 @@
             </w:pPr>
             <w:r>
               <w:rPr>
-                <w:color w:val="FFFFFF"/>
-              </w:rPr>
-            </w:r>
-            <w:r>
-              <w:rPr>
                 <w:b/>
                 <w:i w:val="0"/>
+                <w:color w:val="FFFFFF"/>
                 <w:sz w:val="19"/>
               </w:rPr>
               <w:t>Grad</w:t>
@@ -1424,13 +1307,9 @@
             </w:pPr>
             <w:r>
               <w:rPr>
-                <w:color w:val="FFFFFF"/>
-              </w:rPr>
-            </w:r>
-            <w:r>
-              <w:rPr>
                 <w:b/>
                 <w:i w:val="0"/>
+                <w:color w:val="FFFFFF"/>
                 <w:sz w:val="19"/>
               </w:rPr>
               <w:t>Doză</w:t>
@@ -1449,13 +1328,9 @@
             </w:pPr>
             <w:r>
               <w:rPr>
-                <w:color w:val="FFFFFF"/>
-              </w:rPr>
-            </w:r>
-            <w:r>
-              <w:rPr>
                 <w:b/>
                 <w:i w:val="0"/>
+                <w:color w:val="FFFFFF"/>
                 <w:sz w:val="19"/>
               </w:rPr>
               <w:t>Comentarii</w:t>
@@ -1474,13 +1349,9 @@
             </w:pPr>
             <w:r>
               <w:rPr>
-                <w:color w:val="FFFFFF"/>
-              </w:rPr>
-            </w:r>
-            <w:r>
-              <w:rPr>
                 <w:b/>
                 <w:i w:val="0"/>
+                <w:color w:val="FFFFFF"/>
                 <w:sz w:val="19"/>
               </w:rPr>
               <w:t>Decizie</w:t>
@@ -1499,13 +1370,9 @@
             </w:pPr>
             <w:r>
               <w:rPr>
-                <w:color w:val="FFFFFF"/>
-              </w:rPr>
-            </w:r>
-            <w:r>
-              <w:rPr>
                 <w:b/>
                 <w:i w:val="0"/>
+                <w:color w:val="FFFFFF"/>
                 <w:sz w:val="19"/>
               </w:rPr>
               <w:t>Comentariu editor</w:t>
@@ -1523,7 +1390,6 @@
             <w:pPr>
               <w:spacing w:after="40" w:line="240" w:lineRule="auto"/>
             </w:pPr>
-            <w:r/>
             <w:r>
               <w:rPr>
                 <w:b w:val="0"/>
@@ -1543,7 +1409,6 @@
             <w:pPr>
               <w:spacing w:after="40" w:line="240" w:lineRule="auto"/>
             </w:pPr>
-            <w:r/>
             <w:r>
               <w:rPr>
                 <w:b w:val="0"/>
@@ -1563,7 +1428,6 @@
             <w:pPr>
               <w:spacing w:after="40" w:line="240" w:lineRule="auto"/>
             </w:pPr>
-            <w:r/>
             <w:r>
               <w:rPr>
                 <w:b w:val="0"/>
@@ -1583,7 +1447,6 @@
             <w:pPr>
               <w:spacing w:after="40" w:line="240" w:lineRule="auto"/>
             </w:pPr>
-            <w:r/>
             <w:r>
               <w:rPr>
                 <w:b w:val="0"/>
@@ -1603,7 +1466,6 @@
             <w:pPr>
               <w:spacing w:after="40" w:line="240" w:lineRule="auto"/>
             </w:pPr>
-            <w:r/>
             <w:r>
               <w:rPr>
                 <w:b w:val="0"/>
@@ -1623,7 +1485,6 @@
             <w:pPr>
               <w:spacing w:after="40" w:line="240" w:lineRule="auto"/>
             </w:pPr>
-            <w:r/>
             <w:r>
               <w:rPr>
                 <w:b w:val="0"/>
@@ -1643,7 +1504,6 @@
             <w:pPr>
               <w:spacing w:after="40" w:line="240" w:lineRule="auto"/>
             </w:pPr>
-            <w:r/>
             <w:r>
               <w:rPr>
                 <w:b w:val="0"/>
@@ -1662,7 +1522,6 @@
             <w:pPr>
               <w:spacing w:after="40" w:line="240" w:lineRule="auto"/>
             </w:pPr>
-            <w:r/>
             <w:r>
               <w:rPr>
                 <w:b w:val="0"/>
@@ -1683,7 +1542,6 @@
             <w:pPr>
               <w:spacing w:after="40" w:line="240" w:lineRule="auto"/>
             </w:pPr>
-            <w:r/>
             <w:r>
               <w:rPr>
                 <w:b w:val="0"/>
@@ -1703,7 +1561,6 @@
             <w:pPr>
               <w:spacing w:after="40" w:line="240" w:lineRule="auto"/>
             </w:pPr>
-            <w:r/>
             <w:r>
               <w:rPr>
                 <w:b w:val="0"/>
@@ -1723,7 +1580,6 @@
             <w:pPr>
               <w:spacing w:after="40" w:line="240" w:lineRule="auto"/>
             </w:pPr>
-            <w:r/>
             <w:r>
               <w:rPr>
                 <w:b w:val="0"/>
@@ -1743,7 +1599,6 @@
             <w:pPr>
               <w:spacing w:after="40" w:line="240" w:lineRule="auto"/>
             </w:pPr>
-            <w:r/>
             <w:r>
               <w:rPr>
                 <w:b w:val="0"/>
@@ -1763,7 +1618,6 @@
             <w:pPr>
               <w:spacing w:after="40" w:line="240" w:lineRule="auto"/>
             </w:pPr>
-            <w:r/>
             <w:r>
               <w:rPr>
                 <w:b w:val="0"/>
@@ -1783,7 +1637,6 @@
             <w:pPr>
               <w:spacing w:after="40" w:line="240" w:lineRule="auto"/>
             </w:pPr>
-            <w:r/>
             <w:r>
               <w:rPr>
                 <w:b w:val="0"/>
@@ -1803,7 +1656,6 @@
             <w:pPr>
               <w:spacing w:after="40" w:line="240" w:lineRule="auto"/>
             </w:pPr>
-            <w:r/>
             <w:r>
               <w:rPr>
                 <w:b w:val="0"/>
@@ -1822,7 +1674,6 @@
             <w:pPr>
               <w:spacing w:after="40" w:line="240" w:lineRule="auto"/>
             </w:pPr>
-            <w:r/>
             <w:r>
               <w:rPr>
                 <w:b w:val="0"/>
@@ -1843,7 +1694,6 @@
             <w:pPr>
               <w:spacing w:after="40" w:line="240" w:lineRule="auto"/>
             </w:pPr>
-            <w:r/>
             <w:r>
               <w:rPr>
                 <w:b w:val="0"/>
@@ -1863,7 +1713,6 @@
             <w:pPr>
               <w:spacing w:after="40" w:line="240" w:lineRule="auto"/>
             </w:pPr>
-            <w:r/>
             <w:r>
               <w:rPr>
                 <w:b w:val="0"/>
@@ -1883,7 +1732,6 @@
             <w:pPr>
               <w:spacing w:after="40" w:line="240" w:lineRule="auto"/>
             </w:pPr>
-            <w:r/>
             <w:r>
               <w:rPr>
                 <w:b w:val="0"/>
@@ -1903,7 +1751,6 @@
             <w:pPr>
               <w:spacing w:after="40" w:line="240" w:lineRule="auto"/>
             </w:pPr>
-            <w:r/>
             <w:r>
               <w:rPr>
                 <w:b w:val="0"/>
@@ -1923,7 +1770,6 @@
             <w:pPr>
               <w:spacing w:after="40" w:line="240" w:lineRule="auto"/>
             </w:pPr>
-            <w:r/>
             <w:r>
               <w:rPr>
                 <w:b w:val="0"/>
@@ -1943,7 +1789,6 @@
             <w:pPr>
               <w:spacing w:after="40" w:line="240" w:lineRule="auto"/>
             </w:pPr>
-            <w:r/>
             <w:r>
               <w:rPr>
                 <w:b w:val="0"/>
@@ -1963,7 +1808,6 @@
             <w:pPr>
               <w:spacing w:after="40" w:line="240" w:lineRule="auto"/>
             </w:pPr>
-            <w:r/>
             <w:r>
               <w:rPr>
                 <w:b w:val="0"/>
@@ -1982,7 +1826,6 @@
             <w:pPr>
               <w:spacing w:after="40" w:line="240" w:lineRule="auto"/>
             </w:pPr>
-            <w:r/>
             <w:r>
               <w:rPr>
                 <w:b w:val="0"/>
@@ -2045,13 +1888,9 @@
             </w:pPr>
             <w:r>
               <w:rPr>
-                <w:color w:val="FFFFFF"/>
-              </w:rPr>
-            </w:r>
-            <w:r>
-              <w:rPr>
                 <w:b/>
                 <w:i w:val="0"/>
+                <w:color w:val="FFFFFF"/>
                 <w:sz w:val="19"/>
               </w:rPr>
               <w:t>Tip</w:t>
@@ -2070,13 +1909,9 @@
             </w:pPr>
             <w:r>
               <w:rPr>
-                <w:color w:val="FFFFFF"/>
-              </w:rPr>
-            </w:r>
-            <w:r>
-              <w:rPr>
                 <w:b/>
                 <w:i w:val="0"/>
+                <w:color w:val="FFFFFF"/>
                 <w:sz w:val="19"/>
               </w:rPr>
               <w:t>Examen</w:t>
@@ -2095,13 +1930,9 @@
             </w:pPr>
             <w:r>
               <w:rPr>
-                <w:color w:val="FFFFFF"/>
-              </w:rPr>
-            </w:r>
-            <w:r>
-              <w:rPr>
                 <w:b/>
                 <w:i w:val="0"/>
+                <w:color w:val="FFFFFF"/>
                 <w:sz w:val="19"/>
               </w:rPr>
               <w:t>Indicație</w:t>
@@ -2120,13 +1951,9 @@
             </w:pPr>
             <w:r>
               <w:rPr>
-                <w:color w:val="FFFFFF"/>
-              </w:rPr>
-            </w:r>
-            <w:r>
-              <w:rPr>
                 <w:b/>
                 <w:i w:val="0"/>
+                <w:color w:val="FFFFFF"/>
                 <w:sz w:val="19"/>
               </w:rPr>
               <w:t>Grad</w:t>
@@ -2145,13 +1972,9 @@
             </w:pPr>
             <w:r>
               <w:rPr>
-                <w:color w:val="FFFFFF"/>
-              </w:rPr>
-            </w:r>
-            <w:r>
-              <w:rPr>
                 <w:b/>
                 <w:i w:val="0"/>
+                <w:color w:val="FFFFFF"/>
                 <w:sz w:val="19"/>
               </w:rPr>
               <w:t>Doză</w:t>
@@ -2170,13 +1993,9 @@
             </w:pPr>
             <w:r>
               <w:rPr>
-                <w:color w:val="FFFFFF"/>
-              </w:rPr>
-            </w:r>
-            <w:r>
-              <w:rPr>
                 <w:b/>
                 <w:i w:val="0"/>
+                <w:color w:val="FFFFFF"/>
                 <w:sz w:val="19"/>
               </w:rPr>
               <w:t>Comentarii</w:t>
@@ -2195,13 +2014,9 @@
             </w:pPr>
             <w:r>
               <w:rPr>
-                <w:color w:val="FFFFFF"/>
-              </w:rPr>
-            </w:r>
-            <w:r>
-              <w:rPr>
                 <w:b/>
                 <w:i w:val="0"/>
+                <w:color w:val="FFFFFF"/>
                 <w:sz w:val="19"/>
               </w:rPr>
               <w:t>Decizie</w:t>
@@ -2220,13 +2035,9 @@
             </w:pPr>
             <w:r>
               <w:rPr>
-                <w:color w:val="FFFFFF"/>
-              </w:rPr>
-            </w:r>
-            <w:r>
-              <w:rPr>
                 <w:b/>
                 <w:i w:val="0"/>
+                <w:color w:val="FFFFFF"/>
                 <w:sz w:val="19"/>
               </w:rPr>
               <w:t>Comentariu editor</w:t>
@@ -2244,7 +2055,6 @@
             <w:pPr>
               <w:spacing w:after="40" w:line="240" w:lineRule="auto"/>
             </w:pPr>
-            <w:r/>
             <w:r>
               <w:rPr>
                 <w:b w:val="0"/>
@@ -2264,7 +2074,6 @@
             <w:pPr>
               <w:spacing w:after="40" w:line="240" w:lineRule="auto"/>
             </w:pPr>
-            <w:r/>
             <w:r>
               <w:rPr>
                 <w:b w:val="0"/>
@@ -2284,7 +2093,6 @@
             <w:pPr>
               <w:spacing w:after="40" w:line="240" w:lineRule="auto"/>
             </w:pPr>
-            <w:r/>
             <w:r>
               <w:rPr>
                 <w:b w:val="0"/>
@@ -2304,7 +2112,6 @@
             <w:pPr>
               <w:spacing w:after="40" w:line="240" w:lineRule="auto"/>
             </w:pPr>
-            <w:r/>
             <w:r>
               <w:rPr>
                 <w:b w:val="0"/>
@@ -2324,7 +2131,6 @@
             <w:pPr>
               <w:spacing w:after="40" w:line="240" w:lineRule="auto"/>
             </w:pPr>
-            <w:r/>
             <w:r>
               <w:rPr>
                 <w:b w:val="0"/>
@@ -2344,7 +2150,6 @@
             <w:pPr>
               <w:spacing w:after="40" w:line="240" w:lineRule="auto"/>
             </w:pPr>
-            <w:r/>
             <w:r>
               <w:rPr>
                 <w:b w:val="0"/>
@@ -2364,7 +2169,6 @@
             <w:pPr>
               <w:spacing w:after="40" w:line="240" w:lineRule="auto"/>
             </w:pPr>
-            <w:r/>
             <w:r>
               <w:rPr>
                 <w:b w:val="0"/>
@@ -2383,7 +2187,6 @@
             <w:pPr>
               <w:spacing w:after="40" w:line="240" w:lineRule="auto"/>
             </w:pPr>
-            <w:r/>
             <w:r>
               <w:rPr>
                 <w:b w:val="0"/>
@@ -2404,7 +2207,6 @@
             <w:pPr>
               <w:spacing w:after="40" w:line="240" w:lineRule="auto"/>
             </w:pPr>
-            <w:r/>
             <w:r>
               <w:rPr>
                 <w:b w:val="0"/>
@@ -2424,7 +2226,6 @@
             <w:pPr>
               <w:spacing w:after="40" w:line="240" w:lineRule="auto"/>
             </w:pPr>
-            <w:r/>
             <w:r>
               <w:rPr>
                 <w:b w:val="0"/>
@@ -2444,7 +2245,6 @@
             <w:pPr>
               <w:spacing w:after="40" w:line="240" w:lineRule="auto"/>
             </w:pPr>
-            <w:r/>
             <w:r>
               <w:rPr>
                 <w:b w:val="0"/>
@@ -2464,7 +2264,6 @@
             <w:pPr>
               <w:spacing w:after="40" w:line="240" w:lineRule="auto"/>
             </w:pPr>
-            <w:r/>
             <w:r>
               <w:rPr>
                 <w:b w:val="0"/>
@@ -2484,7 +2283,6 @@
             <w:pPr>
               <w:spacing w:after="40" w:line="240" w:lineRule="auto"/>
             </w:pPr>
-            <w:r/>
             <w:r>
               <w:rPr>
                 <w:b w:val="0"/>
@@ -2504,7 +2302,6 @@
             <w:pPr>
               <w:spacing w:after="40" w:line="240" w:lineRule="auto"/>
             </w:pPr>
-            <w:r/>
             <w:r>
               <w:rPr>
                 <w:b w:val="0"/>
@@ -2524,7 +2321,6 @@
             <w:pPr>
               <w:spacing w:after="40" w:line="240" w:lineRule="auto"/>
             </w:pPr>
-            <w:r/>
             <w:r>
               <w:rPr>
                 <w:b w:val="0"/>
@@ -2543,7 +2339,6 @@
             <w:pPr>
               <w:spacing w:after="40" w:line="240" w:lineRule="auto"/>
             </w:pPr>
-            <w:r/>
             <w:r>
               <w:rPr>
                 <w:b w:val="0"/>
@@ -2606,13 +2401,9 @@
             </w:pPr>
             <w:r>
               <w:rPr>
-                <w:color w:val="FFFFFF"/>
-              </w:rPr>
-            </w:r>
-            <w:r>
-              <w:rPr>
                 <w:b/>
                 <w:i w:val="0"/>
+                <w:color w:val="FFFFFF"/>
                 <w:sz w:val="19"/>
               </w:rPr>
               <w:t>Tip</w:t>
@@ -2631,13 +2422,9 @@
             </w:pPr>
             <w:r>
               <w:rPr>
-                <w:color w:val="FFFFFF"/>
-              </w:rPr>
-            </w:r>
-            <w:r>
-              <w:rPr>
                 <w:b/>
                 <w:i w:val="0"/>
+                <w:color w:val="FFFFFF"/>
                 <w:sz w:val="19"/>
               </w:rPr>
               <w:t>Examen</w:t>
@@ -2656,13 +2443,9 @@
             </w:pPr>
             <w:r>
               <w:rPr>
-                <w:color w:val="FFFFFF"/>
-              </w:rPr>
-            </w:r>
-            <w:r>
-              <w:rPr>
                 <w:b/>
                 <w:i w:val="0"/>
+                <w:color w:val="FFFFFF"/>
                 <w:sz w:val="19"/>
               </w:rPr>
               <w:t>Indicație</w:t>
@@ -2681,13 +2464,9 @@
             </w:pPr>
             <w:r>
               <w:rPr>
-                <w:color w:val="FFFFFF"/>
-              </w:rPr>
-            </w:r>
-            <w:r>
-              <w:rPr>
                 <w:b/>
                 <w:i w:val="0"/>
+                <w:color w:val="FFFFFF"/>
                 <w:sz w:val="19"/>
               </w:rPr>
               <w:t>Grad</w:t>
@@ -2706,13 +2485,9 @@
             </w:pPr>
             <w:r>
               <w:rPr>
-                <w:color w:val="FFFFFF"/>
-              </w:rPr>
-            </w:r>
-            <w:r>
-              <w:rPr>
                 <w:b/>
                 <w:i w:val="0"/>
+                <w:color w:val="FFFFFF"/>
                 <w:sz w:val="19"/>
               </w:rPr>
               <w:t>Doză</w:t>
@@ -2731,13 +2506,9 @@
             </w:pPr>
             <w:r>
               <w:rPr>
-                <w:color w:val="FFFFFF"/>
-              </w:rPr>
-            </w:r>
-            <w:r>
-              <w:rPr>
                 <w:b/>
                 <w:i w:val="0"/>
+                <w:color w:val="FFFFFF"/>
                 <w:sz w:val="19"/>
               </w:rPr>
               <w:t>Comentarii</w:t>
@@ -2756,13 +2527,9 @@
             </w:pPr>
             <w:r>
               <w:rPr>
-                <w:color w:val="FFFFFF"/>
-              </w:rPr>
-            </w:r>
-            <w:r>
-              <w:rPr>
                 <w:b/>
                 <w:i w:val="0"/>
+                <w:color w:val="FFFFFF"/>
                 <w:sz w:val="19"/>
               </w:rPr>
               <w:t>Decizie</w:t>
@@ -2781,13 +2548,9 @@
             </w:pPr>
             <w:r>
               <w:rPr>
-                <w:color w:val="FFFFFF"/>
-              </w:rPr>
-            </w:r>
-            <w:r>
-              <w:rPr>
                 <w:b/>
                 <w:i w:val="0"/>
+                <w:color w:val="FFFFFF"/>
                 <w:sz w:val="19"/>
               </w:rPr>
               <w:t>Comentariu editor</w:t>
@@ -2805,7 +2568,6 @@
             <w:pPr>
               <w:spacing w:after="40" w:line="240" w:lineRule="auto"/>
             </w:pPr>
-            <w:r/>
             <w:r>
               <w:rPr>
                 <w:b w:val="0"/>
@@ -2825,7 +2587,6 @@
             <w:pPr>
               <w:spacing w:after="40" w:line="240" w:lineRule="auto"/>
             </w:pPr>
-            <w:r/>
             <w:r>
               <w:rPr>
                 <w:b w:val="0"/>
@@ -2845,7 +2606,6 @@
             <w:pPr>
               <w:spacing w:after="40" w:line="240" w:lineRule="auto"/>
             </w:pPr>
-            <w:r/>
             <w:r>
               <w:rPr>
                 <w:b w:val="0"/>
@@ -2865,7 +2625,6 @@
             <w:pPr>
               <w:spacing w:after="40" w:line="240" w:lineRule="auto"/>
             </w:pPr>
-            <w:r/>
             <w:r>
               <w:rPr>
                 <w:b w:val="0"/>
@@ -2885,7 +2644,6 @@
             <w:pPr>
               <w:spacing w:after="40" w:line="240" w:lineRule="auto"/>
             </w:pPr>
-            <w:r/>
             <w:r>
               <w:rPr>
                 <w:b w:val="0"/>
@@ -2905,7 +2663,6 @@
             <w:pPr>
               <w:spacing w:after="40" w:line="240" w:lineRule="auto"/>
             </w:pPr>
-            <w:r/>
             <w:r>
               <w:rPr>
                 <w:b w:val="0"/>
@@ -2925,7 +2682,6 @@
             <w:pPr>
               <w:spacing w:after="40" w:line="240" w:lineRule="auto"/>
             </w:pPr>
-            <w:r/>
             <w:r>
               <w:rPr>
                 <w:b w:val="0"/>
@@ -2944,7 +2700,6 @@
             <w:pPr>
               <w:spacing w:after="40" w:line="240" w:lineRule="auto"/>
             </w:pPr>
-            <w:r/>
             <w:r>
               <w:rPr>
                 <w:b w:val="0"/>
@@ -2965,7 +2720,6 @@
             <w:pPr>
               <w:spacing w:after="40" w:line="240" w:lineRule="auto"/>
             </w:pPr>
-            <w:r/>
             <w:r>
               <w:rPr>
                 <w:b w:val="0"/>
@@ -2985,7 +2739,6 @@
             <w:pPr>
               <w:spacing w:after="40" w:line="240" w:lineRule="auto"/>
             </w:pPr>
-            <w:r/>
             <w:r>
               <w:rPr>
                 <w:b w:val="0"/>
@@ -3005,7 +2758,6 @@
             <w:pPr>
               <w:spacing w:after="40" w:line="240" w:lineRule="auto"/>
             </w:pPr>
-            <w:r/>
             <w:r>
               <w:rPr>
                 <w:b w:val="0"/>
@@ -3025,7 +2777,6 @@
             <w:pPr>
               <w:spacing w:after="40" w:line="240" w:lineRule="auto"/>
             </w:pPr>
-            <w:r/>
             <w:r>
               <w:rPr>
                 <w:b w:val="0"/>
@@ -3045,7 +2796,6 @@
             <w:pPr>
               <w:spacing w:after="40" w:line="240" w:lineRule="auto"/>
             </w:pPr>
-            <w:r/>
             <w:r>
               <w:rPr>
                 <w:b w:val="0"/>
@@ -3065,7 +2815,6 @@
             <w:pPr>
               <w:spacing w:after="40" w:line="240" w:lineRule="auto"/>
             </w:pPr>
-            <w:r/>
             <w:r>
               <w:rPr>
                 <w:b w:val="0"/>
@@ -3085,7 +2834,6 @@
             <w:pPr>
               <w:spacing w:after="40" w:line="240" w:lineRule="auto"/>
             </w:pPr>
-            <w:r/>
             <w:r>
               <w:rPr>
                 <w:b w:val="0"/>
@@ -3104,7 +2852,6 @@
             <w:pPr>
               <w:spacing w:after="40" w:line="240" w:lineRule="auto"/>
             </w:pPr>
-            <w:r/>
             <w:r>
               <w:rPr>
                 <w:b w:val="0"/>
@@ -3125,7 +2872,6 @@
             <w:pPr>
               <w:spacing w:after="40" w:line="240" w:lineRule="auto"/>
             </w:pPr>
-            <w:r/>
             <w:r>
               <w:rPr>
                 <w:b w:val="0"/>
@@ -3145,7 +2891,6 @@
             <w:pPr>
               <w:spacing w:after="40" w:line="240" w:lineRule="auto"/>
             </w:pPr>
-            <w:r/>
             <w:r>
               <w:rPr>
                 <w:b w:val="0"/>
@@ -3165,7 +2910,6 @@
             <w:pPr>
               <w:spacing w:after="40" w:line="240" w:lineRule="auto"/>
             </w:pPr>
-            <w:r/>
             <w:r>
               <w:rPr>
                 <w:b w:val="0"/>
@@ -3185,7 +2929,6 @@
             <w:pPr>
               <w:spacing w:after="40" w:line="240" w:lineRule="auto"/>
             </w:pPr>
-            <w:r/>
             <w:r>
               <w:rPr>
                 <w:b w:val="0"/>
@@ -3205,7 +2948,6 @@
             <w:pPr>
               <w:spacing w:after="40" w:line="240" w:lineRule="auto"/>
             </w:pPr>
-            <w:r/>
             <w:r>
               <w:rPr>
                 <w:b w:val="0"/>
@@ -3225,7 +2967,6 @@
             <w:pPr>
               <w:spacing w:after="40" w:line="240" w:lineRule="auto"/>
             </w:pPr>
-            <w:r/>
             <w:r>
               <w:rPr>
                 <w:b w:val="0"/>
@@ -3245,7 +2986,6 @@
             <w:pPr>
               <w:spacing w:after="40" w:line="240" w:lineRule="auto"/>
             </w:pPr>
-            <w:r/>
             <w:r>
               <w:rPr>
                 <w:b w:val="0"/>
@@ -3264,7 +3004,6 @@
             <w:pPr>
               <w:spacing w:after="40" w:line="240" w:lineRule="auto"/>
             </w:pPr>
-            <w:r/>
             <w:r>
               <w:rPr>
                 <w:b w:val="0"/>
@@ -3327,13 +3066,9 @@
             </w:pPr>
             <w:r>
               <w:rPr>
-                <w:color w:val="FFFFFF"/>
-              </w:rPr>
-            </w:r>
-            <w:r>
-              <w:rPr>
                 <w:b/>
                 <w:i w:val="0"/>
+                <w:color w:val="FFFFFF"/>
                 <w:sz w:val="19"/>
               </w:rPr>
               <w:t>Tip</w:t>
@@ -3352,13 +3087,9 @@
             </w:pPr>
             <w:r>
               <w:rPr>
-                <w:color w:val="FFFFFF"/>
-              </w:rPr>
-            </w:r>
-            <w:r>
-              <w:rPr>
                 <w:b/>
                 <w:i w:val="0"/>
+                <w:color w:val="FFFFFF"/>
                 <w:sz w:val="19"/>
               </w:rPr>
               <w:t>Examen</w:t>
@@ -3377,13 +3108,9 @@
             </w:pPr>
             <w:r>
               <w:rPr>
-                <w:color w:val="FFFFFF"/>
-              </w:rPr>
-            </w:r>
-            <w:r>
-              <w:rPr>
                 <w:b/>
                 <w:i w:val="0"/>
+                <w:color w:val="FFFFFF"/>
                 <w:sz w:val="19"/>
               </w:rPr>
               <w:t>Indicație</w:t>
@@ -3402,13 +3129,9 @@
             </w:pPr>
             <w:r>
               <w:rPr>
-                <w:color w:val="FFFFFF"/>
-              </w:rPr>
-            </w:r>
-            <w:r>
-              <w:rPr>
                 <w:b/>
                 <w:i w:val="0"/>
+                <w:color w:val="FFFFFF"/>
                 <w:sz w:val="19"/>
               </w:rPr>
               <w:t>Grad</w:t>
@@ -3427,13 +3150,9 @@
             </w:pPr>
             <w:r>
               <w:rPr>
-                <w:color w:val="FFFFFF"/>
-              </w:rPr>
-            </w:r>
-            <w:r>
-              <w:rPr>
                 <w:b/>
                 <w:i w:val="0"/>
+                <w:color w:val="FFFFFF"/>
                 <w:sz w:val="19"/>
               </w:rPr>
               <w:t>Doză</w:t>
@@ -3452,13 +3171,9 @@
             </w:pPr>
             <w:r>
               <w:rPr>
-                <w:color w:val="FFFFFF"/>
-              </w:rPr>
-            </w:r>
-            <w:r>
-              <w:rPr>
                 <w:b/>
                 <w:i w:val="0"/>
+                <w:color w:val="FFFFFF"/>
                 <w:sz w:val="19"/>
               </w:rPr>
               <w:t>Comentarii</w:t>
@@ -3477,13 +3192,9 @@
             </w:pPr>
             <w:r>
               <w:rPr>
-                <w:color w:val="FFFFFF"/>
-              </w:rPr>
-            </w:r>
-            <w:r>
-              <w:rPr>
                 <w:b/>
                 <w:i w:val="0"/>
+                <w:color w:val="FFFFFF"/>
                 <w:sz w:val="19"/>
               </w:rPr>
               <w:t>Decizie</w:t>
@@ -3502,13 +3213,9 @@
             </w:pPr>
             <w:r>
               <w:rPr>
-                <w:color w:val="FFFFFF"/>
-              </w:rPr>
-            </w:r>
-            <w:r>
-              <w:rPr>
                 <w:b/>
                 <w:i w:val="0"/>
+                <w:color w:val="FFFFFF"/>
                 <w:sz w:val="19"/>
               </w:rPr>
               <w:t>Comentariu editor</w:t>
@@ -3526,7 +3233,6 @@
             <w:pPr>
               <w:spacing w:after="40" w:line="240" w:lineRule="auto"/>
             </w:pPr>
-            <w:r/>
             <w:r>
               <w:rPr>
                 <w:b w:val="0"/>
@@ -3546,7 +3252,6 @@
             <w:pPr>
               <w:spacing w:after="40" w:line="240" w:lineRule="auto"/>
             </w:pPr>
-            <w:r/>
             <w:r>
               <w:rPr>
                 <w:b w:val="0"/>
@@ -3566,7 +3271,6 @@
             <w:pPr>
               <w:spacing w:after="40" w:line="240" w:lineRule="auto"/>
             </w:pPr>
-            <w:r/>
             <w:r>
               <w:rPr>
                 <w:b w:val="0"/>
@@ -3586,7 +3290,6 @@
             <w:pPr>
               <w:spacing w:after="40" w:line="240" w:lineRule="auto"/>
             </w:pPr>
-            <w:r/>
             <w:r>
               <w:rPr>
                 <w:b w:val="0"/>
@@ -3606,7 +3309,6 @@
             <w:pPr>
               <w:spacing w:after="40" w:line="240" w:lineRule="auto"/>
             </w:pPr>
-            <w:r/>
             <w:r>
               <w:rPr>
                 <w:b w:val="0"/>
@@ -3626,7 +3328,6 @@
             <w:pPr>
               <w:spacing w:after="40" w:line="240" w:lineRule="auto"/>
             </w:pPr>
-            <w:r/>
             <w:r>
               <w:rPr>
                 <w:b w:val="0"/>
@@ -3646,7 +3347,6 @@
             <w:pPr>
               <w:spacing w:after="40" w:line="240" w:lineRule="auto"/>
             </w:pPr>
-            <w:r/>
             <w:r>
               <w:rPr>
                 <w:b w:val="0"/>
@@ -3665,7 +3365,6 @@
             <w:pPr>
               <w:spacing w:after="40" w:line="240" w:lineRule="auto"/>
             </w:pPr>
-            <w:r/>
             <w:r>
               <w:rPr>
                 <w:b w:val="0"/>
@@ -3686,7 +3385,6 @@
             <w:pPr>
               <w:spacing w:after="40" w:line="240" w:lineRule="auto"/>
             </w:pPr>
-            <w:r/>
             <w:r>
               <w:rPr>
                 <w:b w:val="0"/>
@@ -3706,7 +3404,6 @@
             <w:pPr>
               <w:spacing w:after="40" w:line="240" w:lineRule="auto"/>
             </w:pPr>
-            <w:r/>
             <w:r>
               <w:rPr>
                 <w:b w:val="0"/>
@@ -3726,7 +3423,6 @@
             <w:pPr>
               <w:spacing w:after="40" w:line="240" w:lineRule="auto"/>
             </w:pPr>
-            <w:r/>
             <w:r>
               <w:rPr>
                 <w:b w:val="0"/>
@@ -3746,7 +3442,6 @@
             <w:pPr>
               <w:spacing w:after="40" w:line="240" w:lineRule="auto"/>
             </w:pPr>
-            <w:r/>
             <w:r>
               <w:rPr>
                 <w:b w:val="0"/>
@@ -3766,7 +3461,6 @@
             <w:pPr>
               <w:spacing w:after="40" w:line="240" w:lineRule="auto"/>
             </w:pPr>
-            <w:r/>
             <w:r>
               <w:rPr>
                 <w:b w:val="0"/>
@@ -3786,7 +3480,6 @@
             <w:pPr>
               <w:spacing w:after="40" w:line="240" w:lineRule="auto"/>
             </w:pPr>
-            <w:r/>
             <w:r>
               <w:rPr>
                 <w:b w:val="0"/>
@@ -3806,7 +3499,6 @@
             <w:pPr>
               <w:spacing w:after="40" w:line="240" w:lineRule="auto"/>
             </w:pPr>
-            <w:r/>
             <w:r>
               <w:rPr>
                 <w:b w:val="0"/>
@@ -3825,7 +3517,6 @@
             <w:pPr>
               <w:spacing w:after="40" w:line="240" w:lineRule="auto"/>
             </w:pPr>
-            <w:r/>
             <w:r>
               <w:rPr>
                 <w:b w:val="0"/>
@@ -3846,7 +3537,6 @@
             <w:pPr>
               <w:spacing w:after="40" w:line="240" w:lineRule="auto"/>
             </w:pPr>
-            <w:r/>
             <w:r>
               <w:rPr>
                 <w:b w:val="0"/>
@@ -3866,7 +3556,6 @@
             <w:pPr>
               <w:spacing w:after="40" w:line="240" w:lineRule="auto"/>
             </w:pPr>
-            <w:r/>
             <w:r>
               <w:rPr>
                 <w:b w:val="0"/>
@@ -3886,7 +3575,6 @@
             <w:pPr>
               <w:spacing w:after="40" w:line="240" w:lineRule="auto"/>
             </w:pPr>
-            <w:r/>
             <w:r>
               <w:rPr>
                 <w:b w:val="0"/>
@@ -3906,7 +3594,6 @@
             <w:pPr>
               <w:spacing w:after="40" w:line="240" w:lineRule="auto"/>
             </w:pPr>
-            <w:r/>
             <w:r>
               <w:rPr>
                 <w:b w:val="0"/>
@@ -3926,7 +3613,6 @@
             <w:pPr>
               <w:spacing w:after="40" w:line="240" w:lineRule="auto"/>
             </w:pPr>
-            <w:r/>
             <w:r>
               <w:rPr>
                 <w:b w:val="0"/>
@@ -3946,7 +3632,6 @@
             <w:pPr>
               <w:spacing w:after="40" w:line="240" w:lineRule="auto"/>
             </w:pPr>
-            <w:r/>
             <w:r>
               <w:rPr>
                 <w:b w:val="0"/>
@@ -3966,7 +3651,6 @@
             <w:pPr>
               <w:spacing w:after="40" w:line="240" w:lineRule="auto"/>
             </w:pPr>
-            <w:r/>
             <w:r>
               <w:rPr>
                 <w:b w:val="0"/>
@@ -3985,7 +3669,6 @@
             <w:pPr>
               <w:spacing w:after="40" w:line="240" w:lineRule="auto"/>
             </w:pPr>
-            <w:r/>
             <w:r>
               <w:rPr>
                 <w:b w:val="0"/>
